--- a/docs/research/paper_v2/manuscript/M3_PI_Guard_JISA_supplementary_tables.docx
+++ b/docs/research/paper_v2/manuscript/M3_PI_Guard_JISA_supplementary_tables.docx
@@ -2,11 +2,12 @@
 <file path=word/document.xml><?xml version="1.0" encoding="utf-8"?>
 <w:document xmlns:w="http://schemas.openxmlformats.org/wordprocessingml/2006/main" xmlns:m="http://schemas.openxmlformats.org/officeDocument/2006/math" xmlns:r="http://schemas.openxmlformats.org/officeDocument/2006/relationships" xmlns:o="urn:schemas-microsoft-com:office:office" xmlns:v="urn:schemas-microsoft-com:vml" xmlns:w10="urn:schemas-microsoft-com:office:word" xmlns:a="http://schemas.openxmlformats.org/drawingml/2006/main" xmlns:pic="http://schemas.openxmlformats.org/drawingml/2006/picture" xmlns:wp="http://schemas.openxmlformats.org/drawingml/2006/wordprocessingDrawing">
   <w:body>
-    <w:bookmarkStart w:id="26" w:name="supplementary-material"/>
+    <w:bookmarkStart w:id="32" w:name="supplementary-material"/>
     <w:p>
       <w:pPr>
         <w:pStyle w:val="Heading1"/>
         <w:keepNext/>
+        <w:jc w:val="left"/>
       </w:pPr>
       <w:r>
         <w:t xml:space="preserve">Supplementary material</w:t>
@@ -27,7 +28,7 @@
         <w:t xml:space="preserve"> </w:t>
       </w:r>
       <w:r>
-        <w:t xml:space="preserve">Evaluating Runtime Authorization Under Context and Provenance Uncertainty for Tool-Using LLM Agents</w:t>
+        <w:t xml:space="preserve">Evaluating Authorization Regimes and Runtime Guardrail Configurations for Tool-Using LLM Agents</w:t>
       </w:r>
     </w:p>
     <w:p>
@@ -35,7 +36,7 @@
         <w:pStyle w:val="BodyText"/>
       </w:pPr>
       <w:r>
-        <w:t xml:space="preserve">These six tables provide detailed results referenced by the main manuscript. They introduce no additional hypothesis family or claim beyond the analyses reported in the article.</w:t>
+        <w:t xml:space="preserve">These twelve tables provide detailed results referenced by the main manuscript. They introduce no additional hypothesis family or claim beyond the analyses reported in the article.</w:t>
       </w:r>
     </w:p>
     <w:bookmarkStart w:id="20" w:name="Xce66d77d9cae9642b55d5a17ef25ebb445c8776"/>
@@ -43,6 +44,7 @@
       <w:pPr>
         <w:pStyle w:val="Heading2"/>
         <w:keepNext/>
+        <w:jc w:val="left"/>
       </w:pPr>
       <w:r>
         <w:t xml:space="preserve">Supplementary Table S1. Online-state source audit</w:t>
@@ -72,6 +74,7 @@
       </w:tblGrid>
       <w:tr>
         <w:trPr>
+          <w:cantSplit/>
           <w:tblHeader w:val="true"/>
         </w:trPr>
         <w:tc>
@@ -188,6 +191,9 @@
         </w:tc>
       </w:tr>
       <w:tr>
+        <w:trPr>
+          <w:cantSplit/>
+        </w:trPr>
         <w:tc>
           <w:tcPr>
             <w:vAlign w:val="center"/>
@@ -294,6 +300,9 @@
         </w:tc>
       </w:tr>
       <w:tr>
+        <w:trPr>
+          <w:cantSplit/>
+        </w:trPr>
         <w:tc>
           <w:tcPr>
             <w:vAlign w:val="center"/>
@@ -400,6 +409,9 @@
         </w:tc>
       </w:tr>
       <w:tr>
+        <w:trPr>
+          <w:cantSplit/>
+        </w:trPr>
         <w:tc>
           <w:tcPr>
             <w:vAlign w:val="center"/>
@@ -506,6 +518,9 @@
         </w:tc>
       </w:tr>
       <w:tr>
+        <w:trPr>
+          <w:cantSplit/>
+        </w:trPr>
         <w:tc>
           <w:tcPr>
             <w:vAlign w:val="center"/>
@@ -618,6 +633,7 @@
       <w:pPr>
         <w:pStyle w:val="Heading2"/>
         <w:keepNext/>
+        <w:jc w:val="left"/>
       </w:pPr>
       <w:r>
         <w:t xml:space="preserve">Supplementary Table S2. Completed medium security and utility outcomes</w:t>
@@ -640,15 +656,16 @@
         <w:tblInd w:w="120" w:type="dxa"/>
       </w:tblPr>
       <w:tblGrid>
-        <w:gridCol w:w="1622"/>
-        <w:gridCol w:w="1622"/>
-        <w:gridCol w:w="1732"/>
-        <w:gridCol w:w="1515"/>
-        <w:gridCol w:w="1570"/>
-        <w:gridCol w:w="1299"/>
+        <w:gridCol w:w="1674"/>
+        <w:gridCol w:w="1610"/>
+        <w:gridCol w:w="1719"/>
+        <w:gridCol w:w="1505"/>
+        <w:gridCol w:w="1560"/>
+        <w:gridCol w:w="1292"/>
       </w:tblGrid>
       <w:tr>
         <w:trPr>
+          <w:cantSplit/>
           <w:tblHeader w:val="true"/>
         </w:trPr>
         <w:tc>
@@ -660,7 +677,7 @@
               <w:start w:w="120" w:type="dxa"/>
               <w:end w:w="120" w:type="dxa"/>
             </w:tcMar>
-            <w:tcW w:w="1622" w:type="dxa"/>
+            <w:tcW w:w="1674" w:type="dxa"/>
             <w:shd w:fill="E8EEF5"/>
           </w:tcPr>
           <w:p>
@@ -688,7 +705,7 @@
               <w:start w:w="120" w:type="dxa"/>
               <w:end w:w="120" w:type="dxa"/>
             </w:tcMar>
-            <w:tcW w:w="1622" w:type="dxa"/>
+            <w:tcW w:w="1610" w:type="dxa"/>
             <w:shd w:fill="E8EEF5"/>
           </w:tcPr>
           <w:p>
@@ -716,7 +733,7 @@
               <w:start w:w="120" w:type="dxa"/>
               <w:end w:w="120" w:type="dxa"/>
             </w:tcMar>
-            <w:tcW w:w="1732" w:type="dxa"/>
+            <w:tcW w:w="1719" w:type="dxa"/>
             <w:shd w:fill="E8EEF5"/>
           </w:tcPr>
           <w:p>
@@ -744,7 +761,7 @@
               <w:start w:w="120" w:type="dxa"/>
               <w:end w:w="120" w:type="dxa"/>
             </w:tcMar>
-            <w:tcW w:w="1515" w:type="dxa"/>
+            <w:tcW w:w="1505" w:type="dxa"/>
             <w:shd w:fill="E8EEF5"/>
           </w:tcPr>
           <w:p>
@@ -772,7 +789,7 @@
               <w:start w:w="120" w:type="dxa"/>
               <w:end w:w="120" w:type="dxa"/>
             </w:tcMar>
-            <w:tcW w:w="1570" w:type="dxa"/>
+            <w:tcW w:w="1560" w:type="dxa"/>
             <w:shd w:fill="E8EEF5"/>
           </w:tcPr>
           <w:p>
@@ -800,7 +817,7 @@
               <w:start w:w="120" w:type="dxa"/>
               <w:end w:w="120" w:type="dxa"/>
             </w:tcMar>
-            <w:tcW w:w="1299" w:type="dxa"/>
+            <w:tcW w:w="1292" w:type="dxa"/>
             <w:shd w:fill="E8EEF5"/>
           </w:tcPr>
           <w:p>
@@ -821,16 +838,19 @@
         </w:tc>
       </w:tr>
       <w:tr>
-        <w:tc>
-          <w:tcPr>
-            <w:vAlign w:val="center"/>
-            <w:tcMar>
-              <w:top w:w="80" w:type="dxa"/>
-              <w:bottom w:w="80" w:type="dxa"/>
-              <w:start w:w="120" w:type="dxa"/>
-              <w:end w:w="120" w:type="dxa"/>
-            </w:tcMar>
-            <w:tcW w:w="1622" w:type="dxa"/>
+        <w:trPr>
+          <w:cantSplit/>
+        </w:trPr>
+        <w:tc>
+          <w:tcPr>
+            <w:vAlign w:val="center"/>
+            <w:tcMar>
+              <w:top w:w="80" w:type="dxa"/>
+              <w:bottom w:w="80" w:type="dxa"/>
+              <w:start w:w="120" w:type="dxa"/>
+              <w:end w:w="120" w:type="dxa"/>
+            </w:tcMar>
+            <w:tcW w:w="1674" w:type="dxa"/>
           </w:tcPr>
           <w:p>
             <w:pPr>
@@ -856,7 +876,7 @@
               <w:start w:w="120" w:type="dxa"/>
               <w:end w:w="120" w:type="dxa"/>
             </w:tcMar>
-            <w:tcW w:w="1622" w:type="dxa"/>
+            <w:tcW w:w="1610" w:type="dxa"/>
           </w:tcPr>
           <w:p>
             <w:pPr>
@@ -882,7 +902,7 @@
               <w:start w:w="120" w:type="dxa"/>
               <w:end w:w="120" w:type="dxa"/>
             </w:tcMar>
-            <w:tcW w:w="1732" w:type="dxa"/>
+            <w:tcW w:w="1719" w:type="dxa"/>
           </w:tcPr>
           <w:p>
             <w:pPr>
@@ -908,7 +928,7 @@
               <w:start w:w="120" w:type="dxa"/>
               <w:end w:w="120" w:type="dxa"/>
             </w:tcMar>
-            <w:tcW w:w="1515" w:type="dxa"/>
+            <w:tcW w:w="1505" w:type="dxa"/>
           </w:tcPr>
           <w:p>
             <w:pPr>
@@ -934,7 +954,7 @@
               <w:start w:w="120" w:type="dxa"/>
               <w:end w:w="120" w:type="dxa"/>
             </w:tcMar>
-            <w:tcW w:w="1570" w:type="dxa"/>
+            <w:tcW w:w="1560" w:type="dxa"/>
           </w:tcPr>
           <w:p>
             <w:pPr>
@@ -960,7 +980,7 @@
               <w:start w:w="120" w:type="dxa"/>
               <w:end w:w="120" w:type="dxa"/>
             </w:tcMar>
-            <w:tcW w:w="1299" w:type="dxa"/>
+            <w:tcW w:w="1292" w:type="dxa"/>
           </w:tcPr>
           <w:p>
             <w:pPr>
@@ -979,16 +999,19 @@
         </w:tc>
       </w:tr>
       <w:tr>
-        <w:tc>
-          <w:tcPr>
-            <w:vAlign w:val="center"/>
-            <w:tcMar>
-              <w:top w:w="80" w:type="dxa"/>
-              <w:bottom w:w="80" w:type="dxa"/>
-              <w:start w:w="120" w:type="dxa"/>
-              <w:end w:w="120" w:type="dxa"/>
-            </w:tcMar>
-            <w:tcW w:w="1622" w:type="dxa"/>
+        <w:trPr>
+          <w:cantSplit/>
+        </w:trPr>
+        <w:tc>
+          <w:tcPr>
+            <w:vAlign w:val="center"/>
+            <w:tcMar>
+              <w:top w:w="80" w:type="dxa"/>
+              <w:bottom w:w="80" w:type="dxa"/>
+              <w:start w:w="120" w:type="dxa"/>
+              <w:end w:w="120" w:type="dxa"/>
+            </w:tcMar>
+            <w:tcW w:w="1674" w:type="dxa"/>
           </w:tcPr>
           <w:p>
             <w:pPr>
@@ -1014,7 +1037,7 @@
               <w:start w:w="120" w:type="dxa"/>
               <w:end w:w="120" w:type="dxa"/>
             </w:tcMar>
-            <w:tcW w:w="1622" w:type="dxa"/>
+            <w:tcW w:w="1610" w:type="dxa"/>
           </w:tcPr>
           <w:p>
             <w:pPr>
@@ -1040,7 +1063,7 @@
               <w:start w:w="120" w:type="dxa"/>
               <w:end w:w="120" w:type="dxa"/>
             </w:tcMar>
-            <w:tcW w:w="1732" w:type="dxa"/>
+            <w:tcW w:w="1719" w:type="dxa"/>
           </w:tcPr>
           <w:p>
             <w:pPr>
@@ -1066,7 +1089,7 @@
               <w:start w:w="120" w:type="dxa"/>
               <w:end w:w="120" w:type="dxa"/>
             </w:tcMar>
-            <w:tcW w:w="1515" w:type="dxa"/>
+            <w:tcW w:w="1505" w:type="dxa"/>
           </w:tcPr>
           <w:p>
             <w:pPr>
@@ -1092,7 +1115,7 @@
               <w:start w:w="120" w:type="dxa"/>
               <w:end w:w="120" w:type="dxa"/>
             </w:tcMar>
-            <w:tcW w:w="1570" w:type="dxa"/>
+            <w:tcW w:w="1560" w:type="dxa"/>
           </w:tcPr>
           <w:p>
             <w:pPr>
@@ -1118,7 +1141,7 @@
               <w:start w:w="120" w:type="dxa"/>
               <w:end w:w="120" w:type="dxa"/>
             </w:tcMar>
-            <w:tcW w:w="1299" w:type="dxa"/>
+            <w:tcW w:w="1292" w:type="dxa"/>
           </w:tcPr>
           <w:p>
             <w:pPr>
@@ -1137,16 +1160,19 @@
         </w:tc>
       </w:tr>
       <w:tr>
-        <w:tc>
-          <w:tcPr>
-            <w:vAlign w:val="center"/>
-            <w:tcMar>
-              <w:top w:w="80" w:type="dxa"/>
-              <w:bottom w:w="80" w:type="dxa"/>
-              <w:start w:w="120" w:type="dxa"/>
-              <w:end w:w="120" w:type="dxa"/>
-            </w:tcMar>
-            <w:tcW w:w="1622" w:type="dxa"/>
+        <w:trPr>
+          <w:cantSplit/>
+        </w:trPr>
+        <w:tc>
+          <w:tcPr>
+            <w:vAlign w:val="center"/>
+            <w:tcMar>
+              <w:top w:w="80" w:type="dxa"/>
+              <w:bottom w:w="80" w:type="dxa"/>
+              <w:start w:w="120" w:type="dxa"/>
+              <w:end w:w="120" w:type="dxa"/>
+            </w:tcMar>
+            <w:tcW w:w="1674" w:type="dxa"/>
           </w:tcPr>
           <w:p>
             <w:pPr>
@@ -1172,7 +1198,7 @@
               <w:start w:w="120" w:type="dxa"/>
               <w:end w:w="120" w:type="dxa"/>
             </w:tcMar>
-            <w:tcW w:w="1622" w:type="dxa"/>
+            <w:tcW w:w="1610" w:type="dxa"/>
           </w:tcPr>
           <w:p>
             <w:pPr>
@@ -1198,7 +1224,7 @@
               <w:start w:w="120" w:type="dxa"/>
               <w:end w:w="120" w:type="dxa"/>
             </w:tcMar>
-            <w:tcW w:w="1732" w:type="dxa"/>
+            <w:tcW w:w="1719" w:type="dxa"/>
           </w:tcPr>
           <w:p>
             <w:pPr>
@@ -1224,7 +1250,7 @@
               <w:start w:w="120" w:type="dxa"/>
               <w:end w:w="120" w:type="dxa"/>
             </w:tcMar>
-            <w:tcW w:w="1515" w:type="dxa"/>
+            <w:tcW w:w="1505" w:type="dxa"/>
           </w:tcPr>
           <w:p>
             <w:pPr>
@@ -1250,7 +1276,7 @@
               <w:start w:w="120" w:type="dxa"/>
               <w:end w:w="120" w:type="dxa"/>
             </w:tcMar>
-            <w:tcW w:w="1570" w:type="dxa"/>
+            <w:tcW w:w="1560" w:type="dxa"/>
           </w:tcPr>
           <w:p>
             <w:pPr>
@@ -1276,7 +1302,7 @@
               <w:start w:w="120" w:type="dxa"/>
               <w:end w:w="120" w:type="dxa"/>
             </w:tcMar>
-            <w:tcW w:w="1299" w:type="dxa"/>
+            <w:tcW w:w="1292" w:type="dxa"/>
           </w:tcPr>
           <w:p>
             <w:pPr>
@@ -1295,16 +1321,19 @@
         </w:tc>
       </w:tr>
       <w:tr>
-        <w:tc>
-          <w:tcPr>
-            <w:vAlign w:val="center"/>
-            <w:tcMar>
-              <w:top w:w="80" w:type="dxa"/>
-              <w:bottom w:w="80" w:type="dxa"/>
-              <w:start w:w="120" w:type="dxa"/>
-              <w:end w:w="120" w:type="dxa"/>
-            </w:tcMar>
-            <w:tcW w:w="1622" w:type="dxa"/>
+        <w:trPr>
+          <w:cantSplit/>
+        </w:trPr>
+        <w:tc>
+          <w:tcPr>
+            <w:vAlign w:val="center"/>
+            <w:tcMar>
+              <w:top w:w="80" w:type="dxa"/>
+              <w:bottom w:w="80" w:type="dxa"/>
+              <w:start w:w="120" w:type="dxa"/>
+              <w:end w:w="120" w:type="dxa"/>
+            </w:tcMar>
+            <w:tcW w:w="1674" w:type="dxa"/>
           </w:tcPr>
           <w:p>
             <w:pPr>
@@ -1330,7 +1359,7 @@
               <w:start w:w="120" w:type="dxa"/>
               <w:end w:w="120" w:type="dxa"/>
             </w:tcMar>
-            <w:tcW w:w="1622" w:type="dxa"/>
+            <w:tcW w:w="1610" w:type="dxa"/>
           </w:tcPr>
           <w:p>
             <w:pPr>
@@ -1356,7 +1385,7 @@
               <w:start w:w="120" w:type="dxa"/>
               <w:end w:w="120" w:type="dxa"/>
             </w:tcMar>
-            <w:tcW w:w="1732" w:type="dxa"/>
+            <w:tcW w:w="1719" w:type="dxa"/>
           </w:tcPr>
           <w:p>
             <w:pPr>
@@ -1382,7 +1411,7 @@
               <w:start w:w="120" w:type="dxa"/>
               <w:end w:w="120" w:type="dxa"/>
             </w:tcMar>
-            <w:tcW w:w="1515" w:type="dxa"/>
+            <w:tcW w:w="1505" w:type="dxa"/>
           </w:tcPr>
           <w:p>
             <w:pPr>
@@ -1408,7 +1437,7 @@
               <w:start w:w="120" w:type="dxa"/>
               <w:end w:w="120" w:type="dxa"/>
             </w:tcMar>
-            <w:tcW w:w="1570" w:type="dxa"/>
+            <w:tcW w:w="1560" w:type="dxa"/>
           </w:tcPr>
           <w:p>
             <w:pPr>
@@ -1434,7 +1463,7 @@
               <w:start w:w="120" w:type="dxa"/>
               <w:end w:w="120" w:type="dxa"/>
             </w:tcMar>
-            <w:tcW w:w="1299" w:type="dxa"/>
+            <w:tcW w:w="1292" w:type="dxa"/>
           </w:tcPr>
           <w:p>
             <w:pPr>
@@ -1453,16 +1482,19 @@
         </w:tc>
       </w:tr>
       <w:tr>
-        <w:tc>
-          <w:tcPr>
-            <w:vAlign w:val="center"/>
-            <w:tcMar>
-              <w:top w:w="80" w:type="dxa"/>
-              <w:bottom w:w="80" w:type="dxa"/>
-              <w:start w:w="120" w:type="dxa"/>
-              <w:end w:w="120" w:type="dxa"/>
-            </w:tcMar>
-            <w:tcW w:w="1622" w:type="dxa"/>
+        <w:trPr>
+          <w:cantSplit/>
+        </w:trPr>
+        <w:tc>
+          <w:tcPr>
+            <w:vAlign w:val="center"/>
+            <w:tcMar>
+              <w:top w:w="80" w:type="dxa"/>
+              <w:bottom w:w="80" w:type="dxa"/>
+              <w:start w:w="120" w:type="dxa"/>
+              <w:end w:w="120" w:type="dxa"/>
+            </w:tcMar>
+            <w:tcW w:w="1674" w:type="dxa"/>
           </w:tcPr>
           <w:p>
             <w:pPr>
@@ -1475,20 +1507,35 @@
                 <w:rFonts w:ascii="Times New Roman" w:hAnsi="Times New Roman"/>
                 <w:sz w:val="17"/>
               </w:rPr>
-              <w:t xml:space="preserve">M3 policy-only</w:t>
-            </w:r>
-          </w:p>
-        </w:tc>
-        <w:tc>
-          <w:tcPr>
-            <w:vAlign w:val="center"/>
-            <w:tcMar>
-              <w:top w:w="80" w:type="dxa"/>
-              <w:bottom w:w="80" w:type="dxa"/>
-              <w:start w:w="120" w:type="dxa"/>
-              <w:end w:w="120" w:type="dxa"/>
-            </w:tcMar>
-            <w:tcW w:w="1622" w:type="dxa"/>
+              <w:t xml:space="preserve">Policy package (</w:t>
+            </w:r>
+            <w:r>
+              <w:rPr>
+                <w:rStyle w:val="VerbatimChar"/>
+                <w:rFonts w:ascii="Times New Roman" w:hAnsi="Times New Roman"/>
+                <w:sz w:val="17"/>
+              </w:rPr>
+              <w:t xml:space="preserve">m3_policy_only</w:t>
+            </w:r>
+            <w:r>
+              <w:rPr>
+                <w:rFonts w:ascii="Times New Roman" w:hAnsi="Times New Roman"/>
+                <w:sz w:val="17"/>
+              </w:rPr>
+              <w:t xml:space="preserve">)</w:t>
+            </w:r>
+          </w:p>
+        </w:tc>
+        <w:tc>
+          <w:tcPr>
+            <w:vAlign w:val="center"/>
+            <w:tcMar>
+              <w:top w:w="80" w:type="dxa"/>
+              <w:bottom w:w="80" w:type="dxa"/>
+              <w:start w:w="120" w:type="dxa"/>
+              <w:end w:w="120" w:type="dxa"/>
+            </w:tcMar>
+            <w:tcW w:w="1610" w:type="dxa"/>
           </w:tcPr>
           <w:p>
             <w:pPr>
@@ -1514,7 +1561,7 @@
               <w:start w:w="120" w:type="dxa"/>
               <w:end w:w="120" w:type="dxa"/>
             </w:tcMar>
-            <w:tcW w:w="1732" w:type="dxa"/>
+            <w:tcW w:w="1719" w:type="dxa"/>
           </w:tcPr>
           <w:p>
             <w:pPr>
@@ -1540,7 +1587,7 @@
               <w:start w:w="120" w:type="dxa"/>
               <w:end w:w="120" w:type="dxa"/>
             </w:tcMar>
-            <w:tcW w:w="1515" w:type="dxa"/>
+            <w:tcW w:w="1505" w:type="dxa"/>
           </w:tcPr>
           <w:p>
             <w:pPr>
@@ -1566,7 +1613,7 @@
               <w:start w:w="120" w:type="dxa"/>
               <w:end w:w="120" w:type="dxa"/>
             </w:tcMar>
-            <w:tcW w:w="1570" w:type="dxa"/>
+            <w:tcW w:w="1560" w:type="dxa"/>
           </w:tcPr>
           <w:p>
             <w:pPr>
@@ -1592,7 +1639,7 @@
               <w:start w:w="120" w:type="dxa"/>
               <w:end w:w="120" w:type="dxa"/>
             </w:tcMar>
-            <w:tcW w:w="1299" w:type="dxa"/>
+            <w:tcW w:w="1292" w:type="dxa"/>
           </w:tcPr>
           <w:p>
             <w:pPr>
@@ -1611,16 +1658,19 @@
         </w:tc>
       </w:tr>
       <w:tr>
-        <w:tc>
-          <w:tcPr>
-            <w:vAlign w:val="center"/>
-            <w:tcMar>
-              <w:top w:w="80" w:type="dxa"/>
-              <w:bottom w:w="80" w:type="dxa"/>
-              <w:start w:w="120" w:type="dxa"/>
-              <w:end w:w="120" w:type="dxa"/>
-            </w:tcMar>
-            <w:tcW w:w="1622" w:type="dxa"/>
+        <w:trPr>
+          <w:cantSplit/>
+        </w:trPr>
+        <w:tc>
+          <w:tcPr>
+            <w:vAlign w:val="center"/>
+            <w:tcMar>
+              <w:top w:w="80" w:type="dxa"/>
+              <w:bottom w:w="80" w:type="dxa"/>
+              <w:start w:w="120" w:type="dxa"/>
+              <w:end w:w="120" w:type="dxa"/>
+            </w:tcMar>
+            <w:tcW w:w="1674" w:type="dxa"/>
           </w:tcPr>
           <w:p>
             <w:pPr>
@@ -1633,20 +1683,35 @@
                 <w:rFonts w:ascii="Times New Roman" w:hAnsi="Times New Roman"/>
                 <w:sz w:val="17"/>
               </w:rPr>
-              <w:t xml:space="preserve">M3-full</w:t>
-            </w:r>
-          </w:p>
-        </w:tc>
-        <w:tc>
-          <w:tcPr>
-            <w:vAlign w:val="center"/>
-            <w:tcMar>
-              <w:top w:w="80" w:type="dxa"/>
-              <w:bottom w:w="80" w:type="dxa"/>
-              <w:start w:w="120" w:type="dxa"/>
-              <w:end w:w="120" w:type="dxa"/>
-            </w:tcMar>
-            <w:tcW w:w="1622" w:type="dxa"/>
+              <w:t xml:space="preserve">Full package (</w:t>
+            </w:r>
+            <w:r>
+              <w:rPr>
+                <w:rStyle w:val="VerbatimChar"/>
+                <w:rFonts w:ascii="Times New Roman" w:hAnsi="Times New Roman"/>
+                <w:sz w:val="17"/>
+              </w:rPr>
+              <w:t xml:space="preserve">m3_full</w:t>
+            </w:r>
+            <w:r>
+              <w:rPr>
+                <w:rFonts w:ascii="Times New Roman" w:hAnsi="Times New Roman"/>
+                <w:sz w:val="17"/>
+              </w:rPr>
+              <w:t xml:space="preserve">)</w:t>
+            </w:r>
+          </w:p>
+        </w:tc>
+        <w:tc>
+          <w:tcPr>
+            <w:vAlign w:val="center"/>
+            <w:tcMar>
+              <w:top w:w="80" w:type="dxa"/>
+              <w:bottom w:w="80" w:type="dxa"/>
+              <w:start w:w="120" w:type="dxa"/>
+              <w:end w:w="120" w:type="dxa"/>
+            </w:tcMar>
+            <w:tcW w:w="1610" w:type="dxa"/>
           </w:tcPr>
           <w:p>
             <w:pPr>
@@ -1672,7 +1737,7 @@
               <w:start w:w="120" w:type="dxa"/>
               <w:end w:w="120" w:type="dxa"/>
             </w:tcMar>
-            <w:tcW w:w="1732" w:type="dxa"/>
+            <w:tcW w:w="1719" w:type="dxa"/>
           </w:tcPr>
           <w:p>
             <w:pPr>
@@ -1698,7 +1763,7 @@
               <w:start w:w="120" w:type="dxa"/>
               <w:end w:w="120" w:type="dxa"/>
             </w:tcMar>
-            <w:tcW w:w="1515" w:type="dxa"/>
+            <w:tcW w:w="1505" w:type="dxa"/>
           </w:tcPr>
           <w:p>
             <w:pPr>
@@ -1724,7 +1789,7 @@
               <w:start w:w="120" w:type="dxa"/>
               <w:end w:w="120" w:type="dxa"/>
             </w:tcMar>
-            <w:tcW w:w="1570" w:type="dxa"/>
+            <w:tcW w:w="1560" w:type="dxa"/>
           </w:tcPr>
           <w:p>
             <w:pPr>
@@ -1750,7 +1815,7 @@
               <w:start w:w="120" w:type="dxa"/>
               <w:end w:w="120" w:type="dxa"/>
             </w:tcMar>
-            <w:tcW w:w="1299" w:type="dxa"/>
+            <w:tcW w:w="1292" w:type="dxa"/>
           </w:tcPr>
           <w:p>
             <w:pPr>
@@ -1775,6 +1840,7 @@
       <w:pPr>
         <w:pStyle w:val="Heading2"/>
         <w:keepNext/>
+        <w:jc w:val="left"/>
       </w:pPr>
       <w:r>
         <w:t xml:space="preserve">Supplementary Table S3. Prespecified paired comparisons</w:t>
@@ -1797,14 +1863,15 @@
         <w:tblInd w:w="120" w:type="dxa"/>
       </w:tblPr>
       <w:tblGrid>
-        <w:gridCol w:w="2162"/>
-        <w:gridCol w:w="1881"/>
-        <w:gridCol w:w="1638"/>
-        <w:gridCol w:w="1638"/>
-        <w:gridCol w:w="2041"/>
+        <w:gridCol w:w="2218"/>
+        <w:gridCol w:w="1866"/>
+        <w:gridCol w:w="1626"/>
+        <w:gridCol w:w="1626"/>
+        <w:gridCol w:w="2024"/>
       </w:tblGrid>
       <w:tr>
         <w:trPr>
+          <w:cantSplit/>
           <w:tblHeader w:val="true"/>
         </w:trPr>
         <w:tc>
@@ -1816,7 +1883,7 @@
               <w:start w:w="120" w:type="dxa"/>
               <w:end w:w="120" w:type="dxa"/>
             </w:tcMar>
-            <w:tcW w:w="2162" w:type="dxa"/>
+            <w:tcW w:w="2218" w:type="dxa"/>
             <w:shd w:fill="E8EEF5"/>
           </w:tcPr>
           <w:p>
@@ -1844,7 +1911,7 @@
               <w:start w:w="120" w:type="dxa"/>
               <w:end w:w="120" w:type="dxa"/>
             </w:tcMar>
-            <w:tcW w:w="1881" w:type="dxa"/>
+            <w:tcW w:w="1866" w:type="dxa"/>
             <w:shd w:fill="E8EEF5"/>
           </w:tcPr>
           <w:p>
@@ -1872,7 +1939,7 @@
               <w:start w:w="120" w:type="dxa"/>
               <w:end w:w="120" w:type="dxa"/>
             </w:tcMar>
-            <w:tcW w:w="1638" w:type="dxa"/>
+            <w:tcW w:w="1626" w:type="dxa"/>
             <w:shd w:fill="E8EEF5"/>
           </w:tcPr>
           <w:p>
@@ -1900,7 +1967,7 @@
               <w:start w:w="120" w:type="dxa"/>
               <w:end w:w="120" w:type="dxa"/>
             </w:tcMar>
-            <w:tcW w:w="1638" w:type="dxa"/>
+            <w:tcW w:w="1626" w:type="dxa"/>
             <w:shd w:fill="E8EEF5"/>
           </w:tcPr>
           <w:p>
@@ -1928,7 +1995,7 @@
               <w:start w:w="120" w:type="dxa"/>
               <w:end w:w="120" w:type="dxa"/>
             </w:tcMar>
-            <w:tcW w:w="2041" w:type="dxa"/>
+            <w:tcW w:w="2024" w:type="dxa"/>
             <w:shd w:fill="E8EEF5"/>
           </w:tcPr>
           <w:p>
@@ -1949,16 +2016,19 @@
         </w:tc>
       </w:tr>
       <w:tr>
-        <w:tc>
-          <w:tcPr>
-            <w:vAlign w:val="center"/>
-            <w:tcMar>
-              <w:top w:w="80" w:type="dxa"/>
-              <w:bottom w:w="80" w:type="dxa"/>
-              <w:start w:w="120" w:type="dxa"/>
-              <w:end w:w="120" w:type="dxa"/>
-            </w:tcMar>
-            <w:tcW w:w="2162" w:type="dxa"/>
+        <w:trPr>
+          <w:cantSplit/>
+        </w:trPr>
+        <w:tc>
+          <w:tcPr>
+            <w:vAlign w:val="center"/>
+            <w:tcMar>
+              <w:top w:w="80" w:type="dxa"/>
+              <w:bottom w:w="80" w:type="dxa"/>
+              <w:start w:w="120" w:type="dxa"/>
+              <w:end w:w="120" w:type="dxa"/>
+            </w:tcMar>
+            <w:tcW w:w="2218" w:type="dxa"/>
           </w:tcPr>
           <w:p>
             <w:pPr>
@@ -1971,20 +2041,20 @@
                 <w:rFonts w:ascii="Times New Roman" w:hAnsi="Times New Roman"/>
                 <w:sz w:val="17"/>
               </w:rPr>
-              <w:t xml:space="preserve">M3-full vs structural, unsafe effect</w:t>
-            </w:r>
-          </w:p>
-        </w:tc>
-        <w:tc>
-          <w:tcPr>
-            <w:vAlign w:val="center"/>
-            <w:tcMar>
-              <w:top w:w="80" w:type="dxa"/>
-              <w:bottom w:w="80" w:type="dxa"/>
-              <w:start w:w="120" w:type="dxa"/>
-              <w:end w:w="120" w:type="dxa"/>
-            </w:tcMar>
-            <w:tcW w:w="1881" w:type="dxa"/>
+              <w:t xml:space="preserve">Full package vs structural, unsafe effect</w:t>
+            </w:r>
+          </w:p>
+        </w:tc>
+        <w:tc>
+          <w:tcPr>
+            <w:vAlign w:val="center"/>
+            <w:tcMar>
+              <w:top w:w="80" w:type="dxa"/>
+              <w:bottom w:w="80" w:type="dxa"/>
+              <w:start w:w="120" w:type="dxa"/>
+              <w:end w:w="120" w:type="dxa"/>
+            </w:tcMar>
+            <w:tcW w:w="1866" w:type="dxa"/>
           </w:tcPr>
           <w:p>
             <w:pPr>
@@ -2010,7 +2080,7 @@
               <w:start w:w="120" w:type="dxa"/>
               <w:end w:w="120" w:type="dxa"/>
             </w:tcMar>
-            <w:tcW w:w="1638" w:type="dxa"/>
+            <w:tcW w:w="1626" w:type="dxa"/>
           </w:tcPr>
           <w:p>
             <w:pPr>
@@ -2036,7 +2106,7 @@
               <w:start w:w="120" w:type="dxa"/>
               <w:end w:w="120" w:type="dxa"/>
             </w:tcMar>
-            <w:tcW w:w="1638" w:type="dxa"/>
+            <w:tcW w:w="1626" w:type="dxa"/>
           </w:tcPr>
           <w:p>
             <w:pPr>
@@ -2062,7 +2132,7 @@
               <w:start w:w="120" w:type="dxa"/>
               <w:end w:w="120" w:type="dxa"/>
             </w:tcMar>
-            <w:tcW w:w="2041" w:type="dxa"/>
+            <w:tcW w:w="2024" w:type="dxa"/>
           </w:tcPr>
           <w:p>
             <w:pPr>
@@ -2081,16 +2151,19 @@
         </w:tc>
       </w:tr>
       <w:tr>
-        <w:tc>
-          <w:tcPr>
-            <w:vAlign w:val="center"/>
-            <w:tcMar>
-              <w:top w:w="80" w:type="dxa"/>
-              <w:bottom w:w="80" w:type="dxa"/>
-              <w:start w:w="120" w:type="dxa"/>
-              <w:end w:w="120" w:type="dxa"/>
-            </w:tcMar>
-            <w:tcW w:w="2162" w:type="dxa"/>
+        <w:trPr>
+          <w:cantSplit/>
+        </w:trPr>
+        <w:tc>
+          <w:tcPr>
+            <w:vAlign w:val="center"/>
+            <w:tcMar>
+              <w:top w:w="80" w:type="dxa"/>
+              <w:bottom w:w="80" w:type="dxa"/>
+              <w:start w:w="120" w:type="dxa"/>
+              <w:end w:w="120" w:type="dxa"/>
+            </w:tcMar>
+            <w:tcW w:w="2218" w:type="dxa"/>
           </w:tcPr>
           <w:p>
             <w:pPr>
@@ -2103,20 +2176,20 @@
                 <w:rFonts w:ascii="Times New Roman" w:hAnsi="Times New Roman"/>
                 <w:sz w:val="17"/>
               </w:rPr>
-              <w:t xml:space="preserve">M3-full vs policy-only, unsafe effect</w:t>
-            </w:r>
-          </w:p>
-        </w:tc>
-        <w:tc>
-          <w:tcPr>
-            <w:vAlign w:val="center"/>
-            <w:tcMar>
-              <w:top w:w="80" w:type="dxa"/>
-              <w:bottom w:w="80" w:type="dxa"/>
-              <w:start w:w="120" w:type="dxa"/>
-              <w:end w:w="120" w:type="dxa"/>
-            </w:tcMar>
-            <w:tcW w:w="1881" w:type="dxa"/>
+              <w:t xml:space="preserve">Full vs policy package, unsafe effect</w:t>
+            </w:r>
+          </w:p>
+        </w:tc>
+        <w:tc>
+          <w:tcPr>
+            <w:vAlign w:val="center"/>
+            <w:tcMar>
+              <w:top w:w="80" w:type="dxa"/>
+              <w:bottom w:w="80" w:type="dxa"/>
+              <w:start w:w="120" w:type="dxa"/>
+              <w:end w:w="120" w:type="dxa"/>
+            </w:tcMar>
+            <w:tcW w:w="1866" w:type="dxa"/>
           </w:tcPr>
           <w:p>
             <w:pPr>
@@ -2142,7 +2215,7 @@
               <w:start w:w="120" w:type="dxa"/>
               <w:end w:w="120" w:type="dxa"/>
             </w:tcMar>
-            <w:tcW w:w="1638" w:type="dxa"/>
+            <w:tcW w:w="1626" w:type="dxa"/>
           </w:tcPr>
           <w:p>
             <w:pPr>
@@ -2168,7 +2241,7 @@
               <w:start w:w="120" w:type="dxa"/>
               <w:end w:w="120" w:type="dxa"/>
             </w:tcMar>
-            <w:tcW w:w="1638" w:type="dxa"/>
+            <w:tcW w:w="1626" w:type="dxa"/>
           </w:tcPr>
           <w:p>
             <w:pPr>
@@ -2194,7 +2267,7 @@
               <w:start w:w="120" w:type="dxa"/>
               <w:end w:w="120" w:type="dxa"/>
             </w:tcMar>
-            <w:tcW w:w="2041" w:type="dxa"/>
+            <w:tcW w:w="2024" w:type="dxa"/>
           </w:tcPr>
           <w:p>
             <w:pPr>
@@ -2213,16 +2286,19 @@
         </w:tc>
       </w:tr>
       <w:tr>
-        <w:tc>
-          <w:tcPr>
-            <w:vAlign w:val="center"/>
-            <w:tcMar>
-              <w:top w:w="80" w:type="dxa"/>
-              <w:bottom w:w="80" w:type="dxa"/>
-              <w:start w:w="120" w:type="dxa"/>
-              <w:end w:w="120" w:type="dxa"/>
-            </w:tcMar>
-            <w:tcW w:w="2162" w:type="dxa"/>
+        <w:trPr>
+          <w:cantSplit/>
+        </w:trPr>
+        <w:tc>
+          <w:tcPr>
+            <w:vAlign w:val="center"/>
+            <w:tcMar>
+              <w:top w:w="80" w:type="dxa"/>
+              <w:bottom w:w="80" w:type="dxa"/>
+              <w:start w:w="120" w:type="dxa"/>
+              <w:end w:w="120" w:type="dxa"/>
+            </w:tcMar>
+            <w:tcW w:w="2218" w:type="dxa"/>
           </w:tcPr>
           <w:p>
             <w:pPr>
@@ -2235,20 +2311,20 @@
                 <w:rFonts w:ascii="Times New Roman" w:hAnsi="Times New Roman"/>
                 <w:sz w:val="17"/>
               </w:rPr>
-              <w:t xml:space="preserve">M3-full vs structural, tool TCR</w:t>
-            </w:r>
-          </w:p>
-        </w:tc>
-        <w:tc>
-          <w:tcPr>
-            <w:vAlign w:val="center"/>
-            <w:tcMar>
-              <w:top w:w="80" w:type="dxa"/>
-              <w:bottom w:w="80" w:type="dxa"/>
-              <w:start w:w="120" w:type="dxa"/>
-              <w:end w:w="120" w:type="dxa"/>
-            </w:tcMar>
-            <w:tcW w:w="1881" w:type="dxa"/>
+              <w:t xml:space="preserve">Full package vs structural, tool TCR</w:t>
+            </w:r>
+          </w:p>
+        </w:tc>
+        <w:tc>
+          <w:tcPr>
+            <w:vAlign w:val="center"/>
+            <w:tcMar>
+              <w:top w:w="80" w:type="dxa"/>
+              <w:bottom w:w="80" w:type="dxa"/>
+              <w:start w:w="120" w:type="dxa"/>
+              <w:end w:w="120" w:type="dxa"/>
+            </w:tcMar>
+            <w:tcW w:w="1866" w:type="dxa"/>
           </w:tcPr>
           <w:p>
             <w:pPr>
@@ -2274,7 +2350,7 @@
               <w:start w:w="120" w:type="dxa"/>
               <w:end w:w="120" w:type="dxa"/>
             </w:tcMar>
-            <w:tcW w:w="1638" w:type="dxa"/>
+            <w:tcW w:w="1626" w:type="dxa"/>
           </w:tcPr>
           <w:p>
             <w:pPr>
@@ -2300,7 +2376,7 @@
               <w:start w:w="120" w:type="dxa"/>
               <w:end w:w="120" w:type="dxa"/>
             </w:tcMar>
-            <w:tcW w:w="1638" w:type="dxa"/>
+            <w:tcW w:w="1626" w:type="dxa"/>
           </w:tcPr>
           <w:p>
             <w:pPr>
@@ -2326,7 +2402,7 @@
               <w:start w:w="120" w:type="dxa"/>
               <w:end w:w="120" w:type="dxa"/>
             </w:tcMar>
-            <w:tcW w:w="2041" w:type="dxa"/>
+            <w:tcW w:w="2024" w:type="dxa"/>
           </w:tcPr>
           <w:p>
             <w:pPr>
@@ -2345,16 +2421,19 @@
         </w:tc>
       </w:tr>
       <w:tr>
-        <w:tc>
-          <w:tcPr>
-            <w:vAlign w:val="center"/>
-            <w:tcMar>
-              <w:top w:w="80" w:type="dxa"/>
-              <w:bottom w:w="80" w:type="dxa"/>
-              <w:start w:w="120" w:type="dxa"/>
-              <w:end w:w="120" w:type="dxa"/>
-            </w:tcMar>
-            <w:tcW w:w="2162" w:type="dxa"/>
+        <w:trPr>
+          <w:cantSplit/>
+        </w:trPr>
+        <w:tc>
+          <w:tcPr>
+            <w:vAlign w:val="center"/>
+            <w:tcMar>
+              <w:top w:w="80" w:type="dxa"/>
+              <w:bottom w:w="80" w:type="dxa"/>
+              <w:start w:w="120" w:type="dxa"/>
+              <w:end w:w="120" w:type="dxa"/>
+            </w:tcMar>
+            <w:tcW w:w="2218" w:type="dxa"/>
           </w:tcPr>
           <w:p>
             <w:pPr>
@@ -2367,20 +2446,20 @@
                 <w:rFonts w:ascii="Times New Roman" w:hAnsi="Times New Roman"/>
                 <w:sz w:val="17"/>
               </w:rPr>
-              <w:t xml:space="preserve">M3-full vs policy-only, tool TCR</w:t>
-            </w:r>
-          </w:p>
-        </w:tc>
-        <w:tc>
-          <w:tcPr>
-            <w:vAlign w:val="center"/>
-            <w:tcMar>
-              <w:top w:w="80" w:type="dxa"/>
-              <w:bottom w:w="80" w:type="dxa"/>
-              <w:start w:w="120" w:type="dxa"/>
-              <w:end w:w="120" w:type="dxa"/>
-            </w:tcMar>
-            <w:tcW w:w="1881" w:type="dxa"/>
+              <w:t xml:space="preserve">Full vs policy package, tool TCR</w:t>
+            </w:r>
+          </w:p>
+        </w:tc>
+        <w:tc>
+          <w:tcPr>
+            <w:vAlign w:val="center"/>
+            <w:tcMar>
+              <w:top w:w="80" w:type="dxa"/>
+              <w:bottom w:w="80" w:type="dxa"/>
+              <w:start w:w="120" w:type="dxa"/>
+              <w:end w:w="120" w:type="dxa"/>
+            </w:tcMar>
+            <w:tcW w:w="1866" w:type="dxa"/>
           </w:tcPr>
           <w:p>
             <w:pPr>
@@ -2406,7 +2485,7 @@
               <w:start w:w="120" w:type="dxa"/>
               <w:end w:w="120" w:type="dxa"/>
             </w:tcMar>
-            <w:tcW w:w="1638" w:type="dxa"/>
+            <w:tcW w:w="1626" w:type="dxa"/>
           </w:tcPr>
           <w:p>
             <w:pPr>
@@ -2432,7 +2511,7 @@
               <w:start w:w="120" w:type="dxa"/>
               <w:end w:w="120" w:type="dxa"/>
             </w:tcMar>
-            <w:tcW w:w="1638" w:type="dxa"/>
+            <w:tcW w:w="1626" w:type="dxa"/>
           </w:tcPr>
           <w:p>
             <w:pPr>
@@ -2458,7 +2537,7 @@
               <w:start w:w="120" w:type="dxa"/>
               <w:end w:w="120" w:type="dxa"/>
             </w:tcMar>
-            <w:tcW w:w="2041" w:type="dxa"/>
+            <w:tcW w:w="2024" w:type="dxa"/>
           </w:tcPr>
           <w:p>
             <w:pPr>
@@ -2483,6 +2562,7 @@
       <w:pPr>
         <w:pStyle w:val="Heading2"/>
         <w:keepNext/>
+        <w:jc w:val="left"/>
       </w:pPr>
       <w:r>
         <w:t xml:space="preserve">Supplementary Table S4. Runtime burden and operational quality</w:t>
@@ -2515,6 +2595,7 @@
       </w:tblGrid>
       <w:tr>
         <w:trPr>
+          <w:cantSplit/>
           <w:tblHeader w:val="true"/>
         </w:trPr>
         <w:tc>
@@ -2715,6 +2796,9 @@
         </w:tc>
       </w:tr>
       <w:tr>
+        <w:trPr>
+          <w:cantSplit/>
+        </w:trPr>
         <w:tc>
           <w:tcPr>
             <w:vAlign w:val="center"/>
@@ -2899,6 +2983,9 @@
         </w:tc>
       </w:tr>
       <w:tr>
+        <w:trPr>
+          <w:cantSplit/>
+        </w:trPr>
         <w:tc>
           <w:tcPr>
             <w:vAlign w:val="center"/>
@@ -3083,6 +3170,9 @@
         </w:tc>
       </w:tr>
       <w:tr>
+        <w:trPr>
+          <w:cantSplit/>
+        </w:trPr>
         <w:tc>
           <w:tcPr>
             <w:vAlign w:val="center"/>
@@ -3267,6 +3357,9 @@
         </w:tc>
       </w:tr>
       <w:tr>
+        <w:trPr>
+          <w:cantSplit/>
+        </w:trPr>
         <w:tc>
           <w:tcPr>
             <w:vAlign w:val="center"/>
@@ -3451,6 +3544,9 @@
         </w:tc>
       </w:tr>
       <w:tr>
+        <w:trPr>
+          <w:cantSplit/>
+        </w:trPr>
         <w:tc>
           <w:tcPr>
             <w:vAlign w:val="center"/>
@@ -3473,7 +3569,7 @@
                 <w:rFonts w:ascii="Times New Roman" w:hAnsi="Times New Roman"/>
                 <w:sz w:val="15"/>
               </w:rPr>
-              <w:t xml:space="preserve">M3 policy-only</w:t>
+              <w:t xml:space="preserve">Policy package</w:t>
             </w:r>
           </w:p>
         </w:tc>
@@ -3635,6 +3731,9 @@
         </w:tc>
       </w:tr>
       <w:tr>
+        <w:trPr>
+          <w:cantSplit/>
+        </w:trPr>
         <w:tc>
           <w:tcPr>
             <w:vAlign w:val="center"/>
@@ -3657,7 +3756,7 @@
                 <w:rFonts w:ascii="Times New Roman" w:hAnsi="Times New Roman"/>
                 <w:sz w:val="15"/>
               </w:rPr>
-              <w:t xml:space="preserve">M3-full</w:t>
+              <w:t xml:space="preserve">Full package</w:t>
             </w:r>
           </w:p>
         </w:tc>
@@ -3825,6 +3924,7 @@
       <w:pPr>
         <w:pStyle w:val="Heading2"/>
         <w:keepNext/>
+        <w:jc w:val="left"/>
       </w:pPr>
       <w:r>
         <w:t xml:space="preserve">Supplementary Table S5. Public-primary benchmark strata</w:t>
@@ -3854,6 +3954,7 @@
       </w:tblGrid>
       <w:tr>
         <w:trPr>
+          <w:cantSplit/>
           <w:tblHeader w:val="true"/>
         </w:trPr>
         <w:tc>
@@ -3936,7 +4037,7 @@
                 <w:b/>
                 <w:sz w:val="17"/>
               </w:rPr>
-              <w:t xml:space="preserve">M3 policy-only</w:t>
+              <w:t xml:space="preserve">Policy package</w:t>
             </w:r>
           </w:p>
         </w:tc>
@@ -3964,12 +4065,15 @@
                 <w:b/>
                 <w:sz w:val="17"/>
               </w:rPr>
-              <w:t xml:space="preserve">M3-full</w:t>
+              <w:t xml:space="preserve">Full package</w:t>
             </w:r>
           </w:p>
         </w:tc>
       </w:tr>
       <w:tr>
+        <w:trPr>
+          <w:cantSplit/>
+        </w:trPr>
         <w:tc>
           <w:tcPr>
             <w:vAlign w:val="center"/>
@@ -4076,6 +4180,9 @@
         </w:tc>
       </w:tr>
       <w:tr>
+        <w:trPr>
+          <w:cantSplit/>
+        </w:trPr>
         <w:tc>
           <w:tcPr>
             <w:vAlign w:val="center"/>
@@ -4182,6 +4289,9 @@
         </w:tc>
       </w:tr>
       <w:tr>
+        <w:trPr>
+          <w:cantSplit/>
+        </w:trPr>
         <w:tc>
           <w:tcPr>
             <w:vAlign w:val="center"/>
@@ -4288,6 +4398,9 @@
         </w:tc>
       </w:tr>
       <w:tr>
+        <w:trPr>
+          <w:cantSplit/>
+        </w:trPr>
         <w:tc>
           <w:tcPr>
             <w:vAlign w:val="center"/>
@@ -4394,6 +4507,9 @@
         </w:tc>
       </w:tr>
       <w:tr>
+        <w:trPr>
+          <w:cantSplit/>
+        </w:trPr>
         <w:tc>
           <w:tcPr>
             <w:vAlign w:val="center"/>
@@ -4506,6 +4622,7 @@
       <w:pPr>
         <w:pStyle w:val="Heading2"/>
         <w:keepNext/>
+        <w:jc w:val="left"/>
       </w:pPr>
       <w:r>
         <w:t xml:space="preserve">Supplementary Table S6. Defense-aware adaptive attack</w:t>
@@ -4537,6 +4654,7 @@
       </w:tblGrid>
       <w:tr>
         <w:trPr>
+          <w:cantSplit/>
           <w:tblHeader w:val="true"/>
         </w:trPr>
         <w:tc>
@@ -4709,6 +4827,9 @@
         </w:tc>
       </w:tr>
       <w:tr>
+        <w:trPr>
+          <w:cantSplit/>
+        </w:trPr>
         <w:tc>
           <w:tcPr>
             <w:vAlign w:val="center"/>
@@ -4867,6 +4988,9 @@
         </w:tc>
       </w:tr>
       <w:tr>
+        <w:trPr>
+          <w:cantSplit/>
+        </w:trPr>
         <w:tc>
           <w:tcPr>
             <w:vAlign w:val="center"/>
@@ -5025,6 +5149,9 @@
         </w:tc>
       </w:tr>
       <w:tr>
+        <w:trPr>
+          <w:cantSplit/>
+        </w:trPr>
         <w:tc>
           <w:tcPr>
             <w:vAlign w:val="center"/>
@@ -5184,7 +5311,6070 @@
       </w:tr>
     </w:tbl>
     <w:bookmarkEnd w:id="25"/>
+    <w:bookmarkStart w:id="26" w:name="Xac66ba9b36ddf1ff71b54688900aa11f1153aeb"/>
+    <w:p>
+      <w:pPr>
+        <w:pStyle w:val="Heading2"/>
+        <w:keepNext/>
+        <w:jc w:val="left"/>
+      </w:pPr>
+      <w:r>
+        <w:t xml:space="preserve">Supplementary Table S7. E1 runtime burden and cost</w:t>
+      </w:r>
+    </w:p>
+    <w:tbl>
+      <w:tblPr>
+        <w:tblStyle w:val="Table"/>
+        <w:tblW w:type="dxa" w:w="9360"/>
+        <w:tblLayout w:type="fixed"/>
+        <w:tblLook w:firstRow="1" w:lastRow="0" w:firstColumn="0" w:lastColumn="0" w:noHBand="0" w:noVBand="0" w:val="0020"/>
+        <w:tblBorders>
+          <w:top w:val="single" w:sz="4" w:space="0" w:color="B7C3D0"/>
+          <w:left w:val="single" w:sz="4" w:space="0" w:color="B7C3D0"/>
+          <w:bottom w:val="single" w:sz="4" w:space="0" w:color="B7C3D0"/>
+          <w:right w:val="single" w:sz="4" w:space="0" w:color="B7C3D0"/>
+          <w:insideH w:val="single" w:sz="4" w:space="0" w:color="B7C3D0"/>
+          <w:insideV w:val="single" w:sz="4" w:space="0" w:color="B7C3D0"/>
+        </w:tblBorders>
+        <w:tblInd w:w="120" w:type="dxa"/>
+      </w:tblPr>
+      <w:tblGrid>
+        <w:gridCol w:w="1408"/>
+        <w:gridCol w:w="1353"/>
+        <w:gridCol w:w="1381"/>
+        <w:gridCol w:w="1510"/>
+        <w:gridCol w:w="1292"/>
+        <w:gridCol w:w="1152"/>
+        <w:gridCol w:w="1264"/>
+      </w:tblGrid>
+      <w:tr>
+        <w:trPr>
+          <w:cantSplit/>
+          <w:tblHeader w:val="true"/>
+        </w:trPr>
+        <w:tc>
+          <w:tcPr>
+            <w:vAlign w:val="center"/>
+            <w:tcMar>
+              <w:top w:w="80" w:type="dxa"/>
+              <w:bottom w:w="80" w:type="dxa"/>
+              <w:start w:w="120" w:type="dxa"/>
+              <w:end w:w="120" w:type="dxa"/>
+            </w:tcMar>
+            <w:tcW w:w="1408" w:type="dxa"/>
+            <w:shd w:fill="E8EEF5"/>
+          </w:tcPr>
+          <w:p>
+            <w:pPr>
+              <w:pStyle w:val="Compact"/>
+              <w:spacing w:before="0" w:after="40" w:line="240" w:lineRule="auto"/>
+              <w:jc w:val="left"/>
+            </w:pPr>
+            <w:r>
+              <w:rPr>
+                <w:rFonts w:ascii="Times New Roman" w:hAnsi="Times New Roman"/>
+                <w:b/>
+                <w:sz w:val="15"/>
+              </w:rPr>
+              <w:t xml:space="preserve">Cell</w:t>
+            </w:r>
+          </w:p>
+        </w:tc>
+        <w:tc>
+          <w:tcPr>
+            <w:vAlign w:val="center"/>
+            <w:tcMar>
+              <w:top w:w="80" w:type="dxa"/>
+              <w:bottom w:w="80" w:type="dxa"/>
+              <w:start w:w="120" w:type="dxa"/>
+              <w:end w:w="120" w:type="dxa"/>
+            </w:tcMar>
+            <w:tcW w:w="1353" w:type="dxa"/>
+            <w:shd w:fill="E8EEF5"/>
+          </w:tcPr>
+          <w:p>
+            <w:pPr>
+              <w:pStyle w:val="Compact"/>
+              <w:spacing w:before="0" w:after="40" w:line="240" w:lineRule="auto"/>
+              <w:jc w:val="right"/>
+            </w:pPr>
+            <w:r>
+              <w:rPr>
+                <w:rFonts w:ascii="Times New Roman" w:hAnsi="Times New Roman"/>
+                <w:b/>
+                <w:sz w:val="15"/>
+              </w:rPr>
+              <w:t xml:space="preserve">ASK incidence</w:t>
+            </w:r>
+          </w:p>
+        </w:tc>
+        <w:tc>
+          <w:tcPr>
+            <w:vAlign w:val="center"/>
+            <w:tcMar>
+              <w:top w:w="80" w:type="dxa"/>
+              <w:bottom w:w="80" w:type="dxa"/>
+              <w:start w:w="120" w:type="dxa"/>
+              <w:end w:w="120" w:type="dxa"/>
+            </w:tcMar>
+            <w:tcW w:w="1381" w:type="dxa"/>
+            <w:shd w:fill="E8EEF5"/>
+          </w:tcPr>
+          <w:p>
+            <w:pPr>
+              <w:pStyle w:val="Compact"/>
+              <w:spacing w:before="0" w:after="40" w:line="240" w:lineRule="auto"/>
+              <w:jc w:val="center"/>
+            </w:pPr>
+            <w:r>
+              <w:rPr>
+                <w:rFonts w:ascii="Times New Roman" w:hAnsi="Times New Roman"/>
+                <w:b/>
+                <w:sz w:val="15"/>
+              </w:rPr>
+              <w:t xml:space="preserve">DENY incidence</w:t>
+            </w:r>
+          </w:p>
+        </w:tc>
+        <w:tc>
+          <w:tcPr>
+            <w:vAlign w:val="center"/>
+            <w:tcMar>
+              <w:top w:w="80" w:type="dxa"/>
+              <w:bottom w:w="80" w:type="dxa"/>
+              <w:start w:w="120" w:type="dxa"/>
+              <w:end w:w="120" w:type="dxa"/>
+            </w:tcMar>
+            <w:tcW w:w="1510" w:type="dxa"/>
+            <w:shd w:fill="E8EEF5"/>
+          </w:tcPr>
+          <w:p>
+            <w:pPr>
+              <w:pStyle w:val="Compact"/>
+              <w:spacing w:before="0" w:after="40" w:line="240" w:lineRule="auto"/>
+              <w:jc w:val="center"/>
+            </w:pPr>
+            <w:r>
+              <w:rPr>
+                <w:rFonts w:ascii="Times New Roman" w:hAnsi="Times New Roman"/>
+                <w:b/>
+                <w:sz w:val="15"/>
+              </w:rPr>
+              <w:t xml:space="preserve">Operational failure</w:t>
+            </w:r>
+          </w:p>
+        </w:tc>
+        <w:tc>
+          <w:tcPr>
+            <w:vAlign w:val="center"/>
+            <w:tcMar>
+              <w:top w:w="80" w:type="dxa"/>
+              <w:bottom w:w="80" w:type="dxa"/>
+              <w:start w:w="120" w:type="dxa"/>
+              <w:end w:w="120" w:type="dxa"/>
+            </w:tcMar>
+            <w:tcW w:w="1292" w:type="dxa"/>
+            <w:shd w:fill="E8EEF5"/>
+          </w:tcPr>
+          <w:p>
+            <w:pPr>
+              <w:pStyle w:val="Compact"/>
+              <w:spacing w:before="0" w:after="40" w:line="240" w:lineRule="auto"/>
+              <w:jc w:val="center"/>
+            </w:pPr>
+            <w:r>
+              <w:rPr>
+                <w:rFonts w:ascii="Times New Roman" w:hAnsi="Times New Roman"/>
+                <w:b/>
+                <w:sz w:val="15"/>
+              </w:rPr>
+              <w:t xml:space="preserve">Latency p95</w:t>
+            </w:r>
+          </w:p>
+        </w:tc>
+        <w:tc>
+          <w:tcPr>
+            <w:vAlign w:val="center"/>
+            <w:tcMar>
+              <w:top w:w="80" w:type="dxa"/>
+              <w:bottom w:w="80" w:type="dxa"/>
+              <w:start w:w="120" w:type="dxa"/>
+              <w:end w:w="120" w:type="dxa"/>
+            </w:tcMar>
+            <w:tcW w:w="1152" w:type="dxa"/>
+            <w:shd w:fill="E8EEF5"/>
+          </w:tcPr>
+          <w:p>
+            <w:pPr>
+              <w:pStyle w:val="Compact"/>
+              <w:spacing w:before="0" w:after="40" w:line="240" w:lineRule="auto"/>
+              <w:jc w:val="center"/>
+            </w:pPr>
+            <w:r>
+              <w:rPr>
+                <w:rFonts w:ascii="Times New Roman" w:hAnsi="Times New Roman"/>
+                <w:b/>
+                <w:sz w:val="15"/>
+              </w:rPr>
+              <w:t xml:space="preserve">Tokens</w:t>
+            </w:r>
+          </w:p>
+        </w:tc>
+        <w:tc>
+          <w:tcPr>
+            <w:vAlign w:val="center"/>
+            <w:tcMar>
+              <w:top w:w="80" w:type="dxa"/>
+              <w:bottom w:w="80" w:type="dxa"/>
+              <w:start w:w="120" w:type="dxa"/>
+              <w:end w:w="120" w:type="dxa"/>
+            </w:tcMar>
+            <w:tcW w:w="1264" w:type="dxa"/>
+            <w:shd w:fill="E8EEF5"/>
+          </w:tcPr>
+          <w:p>
+            <w:pPr>
+              <w:pStyle w:val="Compact"/>
+              <w:spacing w:before="0" w:after="40" w:line="240" w:lineRule="auto"/>
+              <w:jc w:val="center"/>
+            </w:pPr>
+            <w:r>
+              <w:rPr>
+                <w:rFonts w:ascii="Times New Roman" w:hAnsi="Times New Roman"/>
+                <w:b/>
+                <w:sz w:val="15"/>
+              </w:rPr>
+              <w:t xml:space="preserve">Cost (CNY)</w:t>
+            </w:r>
+          </w:p>
+        </w:tc>
+      </w:tr>
+      <w:tr>
+        <w:trPr>
+          <w:cantSplit/>
+        </w:trPr>
+        <w:tc>
+          <w:tcPr>
+            <w:vAlign w:val="center"/>
+            <w:tcMar>
+              <w:top w:w="80" w:type="dxa"/>
+              <w:bottom w:w="80" w:type="dxa"/>
+              <w:start w:w="120" w:type="dxa"/>
+              <w:end w:w="120" w:type="dxa"/>
+            </w:tcMar>
+            <w:tcW w:w="1408" w:type="dxa"/>
+          </w:tcPr>
+          <w:p>
+            <w:pPr>
+              <w:pStyle w:val="Compact"/>
+              <w:spacing w:before="0" w:after="40" w:line="240" w:lineRule="auto"/>
+              <w:jc w:val="left"/>
+            </w:pPr>
+            <w:r>
+              <w:rPr>
+                <w:rFonts w:ascii="Times New Roman" w:hAnsi="Times New Roman"/>
+                <w:sz w:val="15"/>
+              </w:rPr>
+              <w:t xml:space="preserve">Policy / normal</w:t>
+            </w:r>
+          </w:p>
+        </w:tc>
+        <w:tc>
+          <w:tcPr>
+            <w:vAlign w:val="center"/>
+            <w:tcMar>
+              <w:top w:w="80" w:type="dxa"/>
+              <w:bottom w:w="80" w:type="dxa"/>
+              <w:start w:w="120" w:type="dxa"/>
+              <w:end w:w="120" w:type="dxa"/>
+            </w:tcMar>
+            <w:tcW w:w="1353" w:type="dxa"/>
+          </w:tcPr>
+          <w:p>
+            <w:pPr>
+              <w:pStyle w:val="Compact"/>
+              <w:spacing w:before="0" w:after="40" w:line="240" w:lineRule="auto"/>
+              <w:jc w:val="right"/>
+            </w:pPr>
+            <w:r>
+              <w:rPr>
+                <w:rFonts w:ascii="Times New Roman" w:hAnsi="Times New Roman"/>
+                <w:sz w:val="15"/>
+              </w:rPr>
+              <w:t xml:space="preserve">65/180</w:t>
+            </w:r>
+          </w:p>
+        </w:tc>
+        <w:tc>
+          <w:tcPr>
+            <w:vAlign w:val="center"/>
+            <w:tcMar>
+              <w:top w:w="80" w:type="dxa"/>
+              <w:bottom w:w="80" w:type="dxa"/>
+              <w:start w:w="120" w:type="dxa"/>
+              <w:end w:w="120" w:type="dxa"/>
+            </w:tcMar>
+            <w:tcW w:w="1381" w:type="dxa"/>
+          </w:tcPr>
+          <w:p>
+            <w:pPr>
+              <w:pStyle w:val="Compact"/>
+              <w:spacing w:before="0" w:after="40" w:line="240" w:lineRule="auto"/>
+              <w:jc w:val="center"/>
+            </w:pPr>
+            <w:r>
+              <w:rPr>
+                <w:rFonts w:ascii="Times New Roman" w:hAnsi="Times New Roman"/>
+                <w:sz w:val="15"/>
+              </w:rPr>
+              <w:t xml:space="preserve">15/180</w:t>
+            </w:r>
+          </w:p>
+        </w:tc>
+        <w:tc>
+          <w:tcPr>
+            <w:vAlign w:val="center"/>
+            <w:tcMar>
+              <w:top w:w="80" w:type="dxa"/>
+              <w:bottom w:w="80" w:type="dxa"/>
+              <w:start w:w="120" w:type="dxa"/>
+              <w:end w:w="120" w:type="dxa"/>
+            </w:tcMar>
+            <w:tcW w:w="1510" w:type="dxa"/>
+          </w:tcPr>
+          <w:p>
+            <w:pPr>
+              <w:pStyle w:val="Compact"/>
+              <w:spacing w:before="0" w:after="40" w:line="240" w:lineRule="auto"/>
+              <w:jc w:val="center"/>
+            </w:pPr>
+            <w:r>
+              <w:rPr>
+                <w:rFonts w:ascii="Times New Roman" w:hAnsi="Times New Roman"/>
+                <w:sz w:val="15"/>
+              </w:rPr>
+              <w:t xml:space="preserve">15/180</w:t>
+            </w:r>
+          </w:p>
+        </w:tc>
+        <w:tc>
+          <w:tcPr>
+            <w:vAlign w:val="center"/>
+            <w:tcMar>
+              <w:top w:w="80" w:type="dxa"/>
+              <w:bottom w:w="80" w:type="dxa"/>
+              <w:start w:w="120" w:type="dxa"/>
+              <w:end w:w="120" w:type="dxa"/>
+            </w:tcMar>
+            <w:tcW w:w="1292" w:type="dxa"/>
+          </w:tcPr>
+          <w:p>
+            <w:pPr>
+              <w:pStyle w:val="Compact"/>
+              <w:spacing w:before="0" w:after="40" w:line="240" w:lineRule="auto"/>
+              <w:jc w:val="center"/>
+            </w:pPr>
+            <w:r>
+              <w:rPr>
+                <w:rFonts w:ascii="Times New Roman" w:hAnsi="Times New Roman"/>
+                <w:sz w:val="15"/>
+              </w:rPr>
+              <w:t xml:space="preserve">8.11 s</w:t>
+            </w:r>
+          </w:p>
+        </w:tc>
+        <w:tc>
+          <w:tcPr>
+            <w:vAlign w:val="center"/>
+            <w:tcMar>
+              <w:top w:w="80" w:type="dxa"/>
+              <w:bottom w:w="80" w:type="dxa"/>
+              <w:start w:w="120" w:type="dxa"/>
+              <w:end w:w="120" w:type="dxa"/>
+            </w:tcMar>
+            <w:tcW w:w="1152" w:type="dxa"/>
+          </w:tcPr>
+          <w:p>
+            <w:pPr>
+              <w:pStyle w:val="Compact"/>
+              <w:spacing w:before="0" w:after="40" w:line="240" w:lineRule="auto"/>
+              <w:jc w:val="center"/>
+            </w:pPr>
+            <w:r>
+              <w:rPr>
+                <w:rFonts w:ascii="Times New Roman" w:hAnsi="Times New Roman"/>
+                <w:sz w:val="15"/>
+              </w:rPr>
+              <w:t xml:space="preserve">305,672</w:t>
+            </w:r>
+          </w:p>
+        </w:tc>
+        <w:tc>
+          <w:tcPr>
+            <w:vAlign w:val="center"/>
+            <w:tcMar>
+              <w:top w:w="80" w:type="dxa"/>
+              <w:bottom w:w="80" w:type="dxa"/>
+              <w:start w:w="120" w:type="dxa"/>
+              <w:end w:w="120" w:type="dxa"/>
+            </w:tcMar>
+            <w:tcW w:w="1264" w:type="dxa"/>
+          </w:tcPr>
+          <w:p>
+            <w:pPr>
+              <w:pStyle w:val="Compact"/>
+              <w:spacing w:before="0" w:after="40" w:line="240" w:lineRule="auto"/>
+              <w:jc w:val="center"/>
+            </w:pPr>
+            <w:r>
+              <w:rPr>
+                <w:rFonts w:ascii="Times New Roman" w:hAnsi="Times New Roman"/>
+                <w:sz w:val="15"/>
+              </w:rPr>
+              <w:t xml:space="preserve">0.9651852</w:t>
+            </w:r>
+          </w:p>
+        </w:tc>
+      </w:tr>
+      <w:tr>
+        <w:trPr>
+          <w:cantSplit/>
+        </w:trPr>
+        <w:tc>
+          <w:tcPr>
+            <w:vAlign w:val="center"/>
+            <w:tcMar>
+              <w:top w:w="80" w:type="dxa"/>
+              <w:bottom w:w="80" w:type="dxa"/>
+              <w:start w:w="120" w:type="dxa"/>
+              <w:end w:w="120" w:type="dxa"/>
+            </w:tcMar>
+            <w:tcW w:w="1408" w:type="dxa"/>
+          </w:tcPr>
+          <w:p>
+            <w:pPr>
+              <w:pStyle w:val="Compact"/>
+              <w:spacing w:before="0" w:after="40" w:line="240" w:lineRule="auto"/>
+              <w:jc w:val="left"/>
+            </w:pPr>
+            <w:r>
+              <w:rPr>
+                <w:rFonts w:ascii="Times New Roman" w:hAnsi="Times New Roman"/>
+                <w:sz w:val="15"/>
+              </w:rPr>
+              <w:t xml:space="preserve">Policy / safe</w:t>
+            </w:r>
+          </w:p>
+        </w:tc>
+        <w:tc>
+          <w:tcPr>
+            <w:vAlign w:val="center"/>
+            <w:tcMar>
+              <w:top w:w="80" w:type="dxa"/>
+              <w:bottom w:w="80" w:type="dxa"/>
+              <w:start w:w="120" w:type="dxa"/>
+              <w:end w:w="120" w:type="dxa"/>
+            </w:tcMar>
+            <w:tcW w:w="1353" w:type="dxa"/>
+          </w:tcPr>
+          <w:p>
+            <w:pPr>
+              <w:pStyle w:val="Compact"/>
+              <w:spacing w:before="0" w:after="40" w:line="240" w:lineRule="auto"/>
+              <w:jc w:val="right"/>
+            </w:pPr>
+            <w:r>
+              <w:rPr>
+                <w:rFonts w:ascii="Times New Roman" w:hAnsi="Times New Roman"/>
+                <w:sz w:val="15"/>
+              </w:rPr>
+              <w:t xml:space="preserve">55/180</w:t>
+            </w:r>
+          </w:p>
+        </w:tc>
+        <w:tc>
+          <w:tcPr>
+            <w:vAlign w:val="center"/>
+            <w:tcMar>
+              <w:top w:w="80" w:type="dxa"/>
+              <w:bottom w:w="80" w:type="dxa"/>
+              <w:start w:w="120" w:type="dxa"/>
+              <w:end w:w="120" w:type="dxa"/>
+            </w:tcMar>
+            <w:tcW w:w="1381" w:type="dxa"/>
+          </w:tcPr>
+          <w:p>
+            <w:pPr>
+              <w:pStyle w:val="Compact"/>
+              <w:spacing w:before="0" w:after="40" w:line="240" w:lineRule="auto"/>
+              <w:jc w:val="center"/>
+            </w:pPr>
+            <w:r>
+              <w:rPr>
+                <w:rFonts w:ascii="Times New Roman" w:hAnsi="Times New Roman"/>
+                <w:sz w:val="15"/>
+              </w:rPr>
+              <w:t xml:space="preserve">16/180</w:t>
+            </w:r>
+          </w:p>
+        </w:tc>
+        <w:tc>
+          <w:tcPr>
+            <w:vAlign w:val="center"/>
+            <w:tcMar>
+              <w:top w:w="80" w:type="dxa"/>
+              <w:bottom w:w="80" w:type="dxa"/>
+              <w:start w:w="120" w:type="dxa"/>
+              <w:end w:w="120" w:type="dxa"/>
+            </w:tcMar>
+            <w:tcW w:w="1510" w:type="dxa"/>
+          </w:tcPr>
+          <w:p>
+            <w:pPr>
+              <w:pStyle w:val="Compact"/>
+              <w:spacing w:before="0" w:after="40" w:line="240" w:lineRule="auto"/>
+              <w:jc w:val="center"/>
+            </w:pPr>
+            <w:r>
+              <w:rPr>
+                <w:rFonts w:ascii="Times New Roman" w:hAnsi="Times New Roman"/>
+                <w:sz w:val="15"/>
+              </w:rPr>
+              <w:t xml:space="preserve">16/180</w:t>
+            </w:r>
+          </w:p>
+        </w:tc>
+        <w:tc>
+          <w:tcPr>
+            <w:vAlign w:val="center"/>
+            <w:tcMar>
+              <w:top w:w="80" w:type="dxa"/>
+              <w:bottom w:w="80" w:type="dxa"/>
+              <w:start w:w="120" w:type="dxa"/>
+              <w:end w:w="120" w:type="dxa"/>
+            </w:tcMar>
+            <w:tcW w:w="1292" w:type="dxa"/>
+          </w:tcPr>
+          <w:p>
+            <w:pPr>
+              <w:pStyle w:val="Compact"/>
+              <w:spacing w:before="0" w:after="40" w:line="240" w:lineRule="auto"/>
+              <w:jc w:val="center"/>
+            </w:pPr>
+            <w:r>
+              <w:rPr>
+                <w:rFonts w:ascii="Times New Roman" w:hAnsi="Times New Roman"/>
+                <w:sz w:val="15"/>
+              </w:rPr>
+              <w:t xml:space="preserve">9.12 s</w:t>
+            </w:r>
+          </w:p>
+        </w:tc>
+        <w:tc>
+          <w:tcPr>
+            <w:vAlign w:val="center"/>
+            <w:tcMar>
+              <w:top w:w="80" w:type="dxa"/>
+              <w:bottom w:w="80" w:type="dxa"/>
+              <w:start w:w="120" w:type="dxa"/>
+              <w:end w:w="120" w:type="dxa"/>
+            </w:tcMar>
+            <w:tcW w:w="1152" w:type="dxa"/>
+          </w:tcPr>
+          <w:p>
+            <w:pPr>
+              <w:pStyle w:val="Compact"/>
+              <w:spacing w:before="0" w:after="40" w:line="240" w:lineRule="auto"/>
+              <w:jc w:val="center"/>
+            </w:pPr>
+            <w:r>
+              <w:rPr>
+                <w:rFonts w:ascii="Times New Roman" w:hAnsi="Times New Roman"/>
+                <w:sz w:val="15"/>
+              </w:rPr>
+              <w:t xml:space="preserve">334,370</w:t>
+            </w:r>
+          </w:p>
+        </w:tc>
+        <w:tc>
+          <w:tcPr>
+            <w:vAlign w:val="center"/>
+            <w:tcMar>
+              <w:top w:w="80" w:type="dxa"/>
+              <w:bottom w:w="80" w:type="dxa"/>
+              <w:start w:w="120" w:type="dxa"/>
+              <w:end w:w="120" w:type="dxa"/>
+            </w:tcMar>
+            <w:tcW w:w="1264" w:type="dxa"/>
+          </w:tcPr>
+          <w:p>
+            <w:pPr>
+              <w:pStyle w:val="Compact"/>
+              <w:spacing w:before="0" w:after="40" w:line="240" w:lineRule="auto"/>
+              <w:jc w:val="center"/>
+            </w:pPr>
+            <w:r>
+              <w:rPr>
+                <w:rFonts w:ascii="Times New Roman" w:hAnsi="Times New Roman"/>
+                <w:sz w:val="15"/>
+              </w:rPr>
+              <w:t xml:space="preserve">0.8439636</w:t>
+            </w:r>
+          </w:p>
+        </w:tc>
+      </w:tr>
+      <w:tr>
+        <w:trPr>
+          <w:cantSplit/>
+        </w:trPr>
+        <w:tc>
+          <w:tcPr>
+            <w:vAlign w:val="center"/>
+            <w:tcMar>
+              <w:top w:w="80" w:type="dxa"/>
+              <w:bottom w:w="80" w:type="dxa"/>
+              <w:start w:w="120" w:type="dxa"/>
+              <w:end w:w="120" w:type="dxa"/>
+            </w:tcMar>
+            <w:tcW w:w="1408" w:type="dxa"/>
+          </w:tcPr>
+          <w:p>
+            <w:pPr>
+              <w:pStyle w:val="Compact"/>
+              <w:spacing w:before="0" w:after="40" w:line="240" w:lineRule="auto"/>
+              <w:jc w:val="left"/>
+            </w:pPr>
+            <w:r>
+              <w:rPr>
+                <w:rFonts w:ascii="Times New Roman" w:hAnsi="Times New Roman"/>
+                <w:sz w:val="15"/>
+              </w:rPr>
+              <w:t xml:space="preserve">Full / normal</w:t>
+            </w:r>
+          </w:p>
+        </w:tc>
+        <w:tc>
+          <w:tcPr>
+            <w:vAlign w:val="center"/>
+            <w:tcMar>
+              <w:top w:w="80" w:type="dxa"/>
+              <w:bottom w:w="80" w:type="dxa"/>
+              <w:start w:w="120" w:type="dxa"/>
+              <w:end w:w="120" w:type="dxa"/>
+            </w:tcMar>
+            <w:tcW w:w="1353" w:type="dxa"/>
+          </w:tcPr>
+          <w:p>
+            <w:pPr>
+              <w:pStyle w:val="Compact"/>
+              <w:spacing w:before="0" w:after="40" w:line="240" w:lineRule="auto"/>
+              <w:jc w:val="right"/>
+            </w:pPr>
+            <w:r>
+              <w:rPr>
+                <w:rFonts w:ascii="Times New Roman" w:hAnsi="Times New Roman"/>
+                <w:sz w:val="15"/>
+              </w:rPr>
+              <w:t xml:space="preserve">63/180</w:t>
+            </w:r>
+          </w:p>
+        </w:tc>
+        <w:tc>
+          <w:tcPr>
+            <w:vAlign w:val="center"/>
+            <w:tcMar>
+              <w:top w:w="80" w:type="dxa"/>
+              <w:bottom w:w="80" w:type="dxa"/>
+              <w:start w:w="120" w:type="dxa"/>
+              <w:end w:w="120" w:type="dxa"/>
+            </w:tcMar>
+            <w:tcW w:w="1381" w:type="dxa"/>
+          </w:tcPr>
+          <w:p>
+            <w:pPr>
+              <w:pStyle w:val="Compact"/>
+              <w:spacing w:before="0" w:after="40" w:line="240" w:lineRule="auto"/>
+              <w:jc w:val="center"/>
+            </w:pPr>
+            <w:r>
+              <w:rPr>
+                <w:rFonts w:ascii="Times New Roman" w:hAnsi="Times New Roman"/>
+                <w:sz w:val="15"/>
+              </w:rPr>
+              <w:t xml:space="preserve">22/180</w:t>
+            </w:r>
+          </w:p>
+        </w:tc>
+        <w:tc>
+          <w:tcPr>
+            <w:vAlign w:val="center"/>
+            <w:tcMar>
+              <w:top w:w="80" w:type="dxa"/>
+              <w:bottom w:w="80" w:type="dxa"/>
+              <w:start w:w="120" w:type="dxa"/>
+              <w:end w:w="120" w:type="dxa"/>
+            </w:tcMar>
+            <w:tcW w:w="1510" w:type="dxa"/>
+          </w:tcPr>
+          <w:p>
+            <w:pPr>
+              <w:pStyle w:val="Compact"/>
+              <w:spacing w:before="0" w:after="40" w:line="240" w:lineRule="auto"/>
+              <w:jc w:val="center"/>
+            </w:pPr>
+            <w:r>
+              <w:rPr>
+                <w:rFonts w:ascii="Times New Roman" w:hAnsi="Times New Roman"/>
+                <w:sz w:val="15"/>
+              </w:rPr>
+              <w:t xml:space="preserve">16/180</w:t>
+            </w:r>
+          </w:p>
+        </w:tc>
+        <w:tc>
+          <w:tcPr>
+            <w:vAlign w:val="center"/>
+            <w:tcMar>
+              <w:top w:w="80" w:type="dxa"/>
+              <w:bottom w:w="80" w:type="dxa"/>
+              <w:start w:w="120" w:type="dxa"/>
+              <w:end w:w="120" w:type="dxa"/>
+            </w:tcMar>
+            <w:tcW w:w="1292" w:type="dxa"/>
+          </w:tcPr>
+          <w:p>
+            <w:pPr>
+              <w:pStyle w:val="Compact"/>
+              <w:spacing w:before="0" w:after="40" w:line="240" w:lineRule="auto"/>
+              <w:jc w:val="center"/>
+            </w:pPr>
+            <w:r>
+              <w:rPr>
+                <w:rFonts w:ascii="Times New Roman" w:hAnsi="Times New Roman"/>
+                <w:sz w:val="15"/>
+              </w:rPr>
+              <w:t xml:space="preserve">8.26 s</w:t>
+            </w:r>
+          </w:p>
+        </w:tc>
+        <w:tc>
+          <w:tcPr>
+            <w:vAlign w:val="center"/>
+            <w:tcMar>
+              <w:top w:w="80" w:type="dxa"/>
+              <w:bottom w:w="80" w:type="dxa"/>
+              <w:start w:w="120" w:type="dxa"/>
+              <w:end w:w="120" w:type="dxa"/>
+            </w:tcMar>
+            <w:tcW w:w="1152" w:type="dxa"/>
+          </w:tcPr>
+          <w:p>
+            <w:pPr>
+              <w:pStyle w:val="Compact"/>
+              <w:spacing w:before="0" w:after="40" w:line="240" w:lineRule="auto"/>
+              <w:jc w:val="center"/>
+            </w:pPr>
+            <w:r>
+              <w:rPr>
+                <w:rFonts w:ascii="Times New Roman" w:hAnsi="Times New Roman"/>
+                <w:sz w:val="15"/>
+              </w:rPr>
+              <w:t xml:space="preserve">306,306</w:t>
+            </w:r>
+          </w:p>
+        </w:tc>
+        <w:tc>
+          <w:tcPr>
+            <w:vAlign w:val="center"/>
+            <w:tcMar>
+              <w:top w:w="80" w:type="dxa"/>
+              <w:bottom w:w="80" w:type="dxa"/>
+              <w:start w:w="120" w:type="dxa"/>
+              <w:end w:w="120" w:type="dxa"/>
+            </w:tcMar>
+            <w:tcW w:w="1264" w:type="dxa"/>
+          </w:tcPr>
+          <w:p>
+            <w:pPr>
+              <w:pStyle w:val="Compact"/>
+              <w:spacing w:before="0" w:after="40" w:line="240" w:lineRule="auto"/>
+              <w:jc w:val="center"/>
+            </w:pPr>
+            <w:r>
+              <w:rPr>
+                <w:rFonts w:ascii="Times New Roman" w:hAnsi="Times New Roman"/>
+                <w:sz w:val="15"/>
+              </w:rPr>
+              <w:t xml:space="preserve">0.7615200</w:t>
+            </w:r>
+          </w:p>
+        </w:tc>
+      </w:tr>
+      <w:tr>
+        <w:trPr>
+          <w:cantSplit/>
+        </w:trPr>
+        <w:tc>
+          <w:tcPr>
+            <w:vAlign w:val="center"/>
+            <w:tcMar>
+              <w:top w:w="80" w:type="dxa"/>
+              <w:bottom w:w="80" w:type="dxa"/>
+              <w:start w:w="120" w:type="dxa"/>
+              <w:end w:w="120" w:type="dxa"/>
+            </w:tcMar>
+            <w:tcW w:w="1408" w:type="dxa"/>
+          </w:tcPr>
+          <w:p>
+            <w:pPr>
+              <w:pStyle w:val="Compact"/>
+              <w:spacing w:before="0" w:after="40" w:line="240" w:lineRule="auto"/>
+              <w:jc w:val="left"/>
+            </w:pPr>
+            <w:r>
+              <w:rPr>
+                <w:rFonts w:ascii="Times New Roman" w:hAnsi="Times New Roman"/>
+                <w:sz w:val="15"/>
+              </w:rPr>
+              <w:t xml:space="preserve">Full / safe</w:t>
+            </w:r>
+          </w:p>
+        </w:tc>
+        <w:tc>
+          <w:tcPr>
+            <w:vAlign w:val="center"/>
+            <w:tcMar>
+              <w:top w:w="80" w:type="dxa"/>
+              <w:bottom w:w="80" w:type="dxa"/>
+              <w:start w:w="120" w:type="dxa"/>
+              <w:end w:w="120" w:type="dxa"/>
+            </w:tcMar>
+            <w:tcW w:w="1353" w:type="dxa"/>
+          </w:tcPr>
+          <w:p>
+            <w:pPr>
+              <w:pStyle w:val="Compact"/>
+              <w:spacing w:before="0" w:after="40" w:line="240" w:lineRule="auto"/>
+              <w:jc w:val="right"/>
+            </w:pPr>
+            <w:r>
+              <w:rPr>
+                <w:rFonts w:ascii="Times New Roman" w:hAnsi="Times New Roman"/>
+                <w:sz w:val="15"/>
+              </w:rPr>
+              <w:t xml:space="preserve">62/180</w:t>
+            </w:r>
+          </w:p>
+        </w:tc>
+        <w:tc>
+          <w:tcPr>
+            <w:vAlign w:val="center"/>
+            <w:tcMar>
+              <w:top w:w="80" w:type="dxa"/>
+              <w:bottom w:w="80" w:type="dxa"/>
+              <w:start w:w="120" w:type="dxa"/>
+              <w:end w:w="120" w:type="dxa"/>
+            </w:tcMar>
+            <w:tcW w:w="1381" w:type="dxa"/>
+          </w:tcPr>
+          <w:p>
+            <w:pPr>
+              <w:pStyle w:val="Compact"/>
+              <w:spacing w:before="0" w:after="40" w:line="240" w:lineRule="auto"/>
+              <w:jc w:val="center"/>
+            </w:pPr>
+            <w:r>
+              <w:rPr>
+                <w:rFonts w:ascii="Times New Roman" w:hAnsi="Times New Roman"/>
+                <w:sz w:val="15"/>
+              </w:rPr>
+              <w:t xml:space="preserve">21/180</w:t>
+            </w:r>
+          </w:p>
+        </w:tc>
+        <w:tc>
+          <w:tcPr>
+            <w:vAlign w:val="center"/>
+            <w:tcMar>
+              <w:top w:w="80" w:type="dxa"/>
+              <w:bottom w:w="80" w:type="dxa"/>
+              <w:start w:w="120" w:type="dxa"/>
+              <w:end w:w="120" w:type="dxa"/>
+            </w:tcMar>
+            <w:tcW w:w="1510" w:type="dxa"/>
+          </w:tcPr>
+          <w:p>
+            <w:pPr>
+              <w:pStyle w:val="Compact"/>
+              <w:spacing w:before="0" w:after="40" w:line="240" w:lineRule="auto"/>
+              <w:jc w:val="center"/>
+            </w:pPr>
+            <w:r>
+              <w:rPr>
+                <w:rFonts w:ascii="Times New Roman" w:hAnsi="Times New Roman"/>
+                <w:sz w:val="15"/>
+              </w:rPr>
+              <w:t xml:space="preserve">16/180</w:t>
+            </w:r>
+          </w:p>
+        </w:tc>
+        <w:tc>
+          <w:tcPr>
+            <w:vAlign w:val="center"/>
+            <w:tcMar>
+              <w:top w:w="80" w:type="dxa"/>
+              <w:bottom w:w="80" w:type="dxa"/>
+              <w:start w:w="120" w:type="dxa"/>
+              <w:end w:w="120" w:type="dxa"/>
+            </w:tcMar>
+            <w:tcW w:w="1292" w:type="dxa"/>
+          </w:tcPr>
+          <w:p>
+            <w:pPr>
+              <w:pStyle w:val="Compact"/>
+              <w:spacing w:before="0" w:after="40" w:line="240" w:lineRule="auto"/>
+              <w:jc w:val="center"/>
+            </w:pPr>
+            <w:r>
+              <w:rPr>
+                <w:rFonts w:ascii="Times New Roman" w:hAnsi="Times New Roman"/>
+                <w:sz w:val="15"/>
+              </w:rPr>
+              <w:t xml:space="preserve">9.13 s</w:t>
+            </w:r>
+          </w:p>
+        </w:tc>
+        <w:tc>
+          <w:tcPr>
+            <w:vAlign w:val="center"/>
+            <w:tcMar>
+              <w:top w:w="80" w:type="dxa"/>
+              <w:bottom w:w="80" w:type="dxa"/>
+              <w:start w:w="120" w:type="dxa"/>
+              <w:end w:w="120" w:type="dxa"/>
+            </w:tcMar>
+            <w:tcW w:w="1152" w:type="dxa"/>
+          </w:tcPr>
+          <w:p>
+            <w:pPr>
+              <w:pStyle w:val="Compact"/>
+              <w:spacing w:before="0" w:after="40" w:line="240" w:lineRule="auto"/>
+              <w:jc w:val="center"/>
+            </w:pPr>
+            <w:r>
+              <w:rPr>
+                <w:rFonts w:ascii="Times New Roman" w:hAnsi="Times New Roman"/>
+                <w:sz w:val="15"/>
+              </w:rPr>
+              <w:t xml:space="preserve">327,845</w:t>
+            </w:r>
+          </w:p>
+        </w:tc>
+        <w:tc>
+          <w:tcPr>
+            <w:vAlign w:val="center"/>
+            <w:tcMar>
+              <w:top w:w="80" w:type="dxa"/>
+              <w:bottom w:w="80" w:type="dxa"/>
+              <w:start w:w="120" w:type="dxa"/>
+              <w:end w:w="120" w:type="dxa"/>
+            </w:tcMar>
+            <w:tcW w:w="1264" w:type="dxa"/>
+          </w:tcPr>
+          <w:p>
+            <w:pPr>
+              <w:pStyle w:val="Compact"/>
+              <w:spacing w:before="0" w:after="40" w:line="240" w:lineRule="auto"/>
+              <w:jc w:val="center"/>
+            </w:pPr>
+            <w:r>
+              <w:rPr>
+                <w:rFonts w:ascii="Times New Roman" w:hAnsi="Times New Roman"/>
+                <w:sz w:val="15"/>
+              </w:rPr>
+              <w:t xml:space="preserve">1.0896174</w:t>
+            </w:r>
+          </w:p>
+        </w:tc>
+      </w:tr>
+    </w:tbl>
     <w:bookmarkEnd w:id="26"/>
+    <w:bookmarkStart w:id="27" w:name="X14e6238c186a040062e26f6b0c292407b8ec2de"/>
+    <w:p>
+      <w:pPr>
+        <w:pStyle w:val="Heading2"/>
+        <w:keepNext/>
+        <w:jc w:val="left"/>
+      </w:pPr>
+      <w:r>
+        <w:t xml:space="preserve">Supplementary Table S8. E2 source-authority decisions</w:t>
+      </w:r>
+    </w:p>
+    <w:tbl>
+      <w:tblPr>
+        <w:tblStyle w:val="Table"/>
+        <w:tblW w:type="dxa" w:w="9360"/>
+        <w:tblLayout w:type="fixed"/>
+        <w:tblLook w:firstRow="1" w:lastRow="0" w:firstColumn="0" w:lastColumn="0" w:noHBand="0" w:noVBand="0" w:val="0020"/>
+        <w:tblBorders>
+          <w:top w:val="single" w:sz="4" w:space="0" w:color="B7C3D0"/>
+          <w:left w:val="single" w:sz="4" w:space="0" w:color="B7C3D0"/>
+          <w:bottom w:val="single" w:sz="4" w:space="0" w:color="B7C3D0"/>
+          <w:right w:val="single" w:sz="4" w:space="0" w:color="B7C3D0"/>
+          <w:insideH w:val="single" w:sz="4" w:space="0" w:color="B7C3D0"/>
+          <w:insideV w:val="single" w:sz="4" w:space="0" w:color="B7C3D0"/>
+        </w:tblBorders>
+        <w:tblInd w:w="120" w:type="dxa"/>
+      </w:tblPr>
+      <w:tblGrid>
+        <w:gridCol w:w="1879"/>
+        <w:gridCol w:w="1247"/>
+        <w:gridCol w:w="1496"/>
+        <w:gridCol w:w="1496"/>
+        <w:gridCol w:w="1658"/>
+        <w:gridCol w:w="1584"/>
+      </w:tblGrid>
+      <w:tr>
+        <w:trPr>
+          <w:cantSplit/>
+          <w:tblHeader w:val="true"/>
+        </w:trPr>
+        <w:tc>
+          <w:tcPr>
+            <w:vAlign w:val="center"/>
+            <w:tcMar>
+              <w:top w:w="80" w:type="dxa"/>
+              <w:bottom w:w="80" w:type="dxa"/>
+              <w:start w:w="120" w:type="dxa"/>
+              <w:end w:w="120" w:type="dxa"/>
+            </w:tcMar>
+            <w:tcW w:w="1879" w:type="dxa"/>
+            <w:shd w:fill="E8EEF5"/>
+          </w:tcPr>
+          <w:p>
+            <w:pPr>
+              <w:pStyle w:val="Compact"/>
+              <w:spacing w:before="0" w:after="40" w:line="240" w:lineRule="auto"/>
+              <w:jc w:val="left"/>
+            </w:pPr>
+            <w:r>
+              <w:rPr>
+                <w:rFonts w:ascii="Times New Roman" w:hAnsi="Times New Roman"/>
+                <w:b/>
+                <w:sz w:val="17"/>
+              </w:rPr>
+              <w:t xml:space="preserve">Evidence layer / cell</w:t>
+            </w:r>
+          </w:p>
+        </w:tc>
+        <w:tc>
+          <w:tcPr>
+            <w:vAlign w:val="center"/>
+            <w:tcMar>
+              <w:top w:w="80" w:type="dxa"/>
+              <w:bottom w:w="80" w:type="dxa"/>
+              <w:start w:w="120" w:type="dxa"/>
+              <w:end w:w="120" w:type="dxa"/>
+            </w:tcMar>
+            <w:tcW w:w="1247" w:type="dxa"/>
+            <w:shd w:fill="E8EEF5"/>
+          </w:tcPr>
+          <w:p>
+            <w:pPr>
+              <w:pStyle w:val="Compact"/>
+              <w:spacing w:before="0" w:after="40" w:line="240" w:lineRule="auto"/>
+              <w:jc w:val="right"/>
+            </w:pPr>
+            <w:r>
+              <w:rPr>
+                <w:rFonts w:ascii="Times New Roman" w:hAnsi="Times New Roman"/>
+                <w:b/>
+                <w:sz w:val="17"/>
+              </w:rPr>
+              <w:t xml:space="preserve">ALLOW</w:t>
+            </w:r>
+          </w:p>
+        </w:tc>
+        <w:tc>
+          <w:tcPr>
+            <w:vAlign w:val="center"/>
+            <w:tcMar>
+              <w:top w:w="80" w:type="dxa"/>
+              <w:bottom w:w="80" w:type="dxa"/>
+              <w:start w:w="120" w:type="dxa"/>
+              <w:end w:w="120" w:type="dxa"/>
+            </w:tcMar>
+            <w:tcW w:w="1496" w:type="dxa"/>
+            <w:shd w:fill="E8EEF5"/>
+          </w:tcPr>
+          <w:p>
+            <w:pPr>
+              <w:pStyle w:val="Compact"/>
+              <w:spacing w:before="0" w:after="40" w:line="240" w:lineRule="auto"/>
+              <w:jc w:val="center"/>
+            </w:pPr>
+            <w:r>
+              <w:rPr>
+                <w:rFonts w:ascii="Times New Roman" w:hAnsi="Times New Roman"/>
+                <w:b/>
+                <w:sz w:val="17"/>
+              </w:rPr>
+              <w:t xml:space="preserve">ASK</w:t>
+            </w:r>
+          </w:p>
+        </w:tc>
+        <w:tc>
+          <w:tcPr>
+            <w:vAlign w:val="center"/>
+            <w:tcMar>
+              <w:top w:w="80" w:type="dxa"/>
+              <w:bottom w:w="80" w:type="dxa"/>
+              <w:start w:w="120" w:type="dxa"/>
+              <w:end w:w="120" w:type="dxa"/>
+            </w:tcMar>
+            <w:tcW w:w="1496" w:type="dxa"/>
+            <w:shd w:fill="E8EEF5"/>
+          </w:tcPr>
+          <w:p>
+            <w:pPr>
+              <w:pStyle w:val="Compact"/>
+              <w:spacing w:before="0" w:after="40" w:line="240" w:lineRule="auto"/>
+              <w:jc w:val="center"/>
+            </w:pPr>
+            <w:r>
+              <w:rPr>
+                <w:rFonts w:ascii="Times New Roman" w:hAnsi="Times New Roman"/>
+                <w:b/>
+                <w:sz w:val="17"/>
+              </w:rPr>
+              <w:t xml:space="preserve">DENY</w:t>
+            </w:r>
+          </w:p>
+        </w:tc>
+        <w:tc>
+          <w:tcPr>
+            <w:vAlign w:val="center"/>
+            <w:tcMar>
+              <w:top w:w="80" w:type="dxa"/>
+              <w:bottom w:w="80" w:type="dxa"/>
+              <w:start w:w="120" w:type="dxa"/>
+              <w:end w:w="120" w:type="dxa"/>
+            </w:tcMar>
+            <w:tcW w:w="1658" w:type="dxa"/>
+            <w:shd w:fill="E8EEF5"/>
+          </w:tcPr>
+          <w:p>
+            <w:pPr>
+              <w:pStyle w:val="Compact"/>
+              <w:spacing w:before="0" w:after="40" w:line="240" w:lineRule="auto"/>
+              <w:jc w:val="center"/>
+            </w:pPr>
+            <w:r>
+              <w:rPr>
+                <w:rFonts w:ascii="Times New Roman" w:hAnsi="Times New Roman"/>
+                <w:b/>
+                <w:sz w:val="17"/>
+              </w:rPr>
+              <w:t xml:space="preserve">Operational failure</w:t>
+            </w:r>
+          </w:p>
+        </w:tc>
+        <w:tc>
+          <w:tcPr>
+            <w:vAlign w:val="center"/>
+            <w:tcMar>
+              <w:top w:w="80" w:type="dxa"/>
+              <w:bottom w:w="80" w:type="dxa"/>
+              <w:start w:w="120" w:type="dxa"/>
+              <w:end w:w="120" w:type="dxa"/>
+            </w:tcMar>
+            <w:tcW w:w="1584" w:type="dxa"/>
+            <w:shd w:fill="E8EEF5"/>
+          </w:tcPr>
+          <w:p>
+            <w:pPr>
+              <w:pStyle w:val="Compact"/>
+              <w:spacing w:before="0" w:after="40" w:line="240" w:lineRule="auto"/>
+              <w:jc w:val="center"/>
+            </w:pPr>
+            <w:r>
+              <w:rPr>
+                <w:rFonts w:ascii="Times New Roman" w:hAnsi="Times New Roman"/>
+                <w:b/>
+                <w:sz w:val="17"/>
+              </w:rPr>
+              <w:t xml:space="preserve">Executed actions</w:t>
+            </w:r>
+          </w:p>
+        </w:tc>
+      </w:tr>
+      <w:tr>
+        <w:trPr>
+          <w:cantSplit/>
+        </w:trPr>
+        <w:tc>
+          <w:tcPr>
+            <w:vAlign w:val="center"/>
+            <w:tcMar>
+              <w:top w:w="80" w:type="dxa"/>
+              <w:bottom w:w="80" w:type="dxa"/>
+              <w:start w:w="120" w:type="dxa"/>
+              <w:end w:w="120" w:type="dxa"/>
+            </w:tcMar>
+            <w:tcW w:w="1879" w:type="dxa"/>
+          </w:tcPr>
+          <w:p>
+            <w:pPr>
+              <w:pStyle w:val="Compact"/>
+              <w:spacing w:before="0" w:after="40" w:line="240" w:lineRule="auto"/>
+              <w:jc w:val="left"/>
+            </w:pPr>
+            <w:r>
+              <w:rPr>
+                <w:rFonts w:ascii="Times New Roman" w:hAnsi="Times New Roman"/>
+                <w:sz w:val="17"/>
+              </w:rPr>
+              <w:t xml:space="preserve">End-to-end policy / trusted</w:t>
+            </w:r>
+          </w:p>
+        </w:tc>
+        <w:tc>
+          <w:tcPr>
+            <w:vAlign w:val="center"/>
+            <w:tcMar>
+              <w:top w:w="80" w:type="dxa"/>
+              <w:bottom w:w="80" w:type="dxa"/>
+              <w:start w:w="120" w:type="dxa"/>
+              <w:end w:w="120" w:type="dxa"/>
+            </w:tcMar>
+            <w:tcW w:w="1247" w:type="dxa"/>
+          </w:tcPr>
+          <w:p>
+            <w:pPr>
+              <w:pStyle w:val="Compact"/>
+              <w:spacing w:before="0" w:after="40" w:line="240" w:lineRule="auto"/>
+              <w:jc w:val="right"/>
+            </w:pPr>
+            <w:r>
+              <w:rPr>
+                <w:rFonts w:ascii="Times New Roman" w:hAnsi="Times New Roman"/>
+                <w:sz w:val="17"/>
+              </w:rPr>
+              <w:t xml:space="preserve">—</w:t>
+            </w:r>
+          </w:p>
+        </w:tc>
+        <w:tc>
+          <w:tcPr>
+            <w:vAlign w:val="center"/>
+            <w:tcMar>
+              <w:top w:w="80" w:type="dxa"/>
+              <w:bottom w:w="80" w:type="dxa"/>
+              <w:start w:w="120" w:type="dxa"/>
+              <w:end w:w="120" w:type="dxa"/>
+            </w:tcMar>
+            <w:tcW w:w="1496" w:type="dxa"/>
+          </w:tcPr>
+          <w:p>
+            <w:pPr>
+              <w:pStyle w:val="Compact"/>
+              <w:spacing w:before="0" w:after="40" w:line="240" w:lineRule="auto"/>
+              <w:jc w:val="center"/>
+            </w:pPr>
+            <w:r>
+              <w:rPr>
+                <w:rFonts w:ascii="Times New Roman" w:hAnsi="Times New Roman"/>
+                <w:sz w:val="17"/>
+              </w:rPr>
+              <w:t xml:space="preserve">60/60 records</w:t>
+            </w:r>
+          </w:p>
+        </w:tc>
+        <w:tc>
+          <w:tcPr>
+            <w:vAlign w:val="center"/>
+            <w:tcMar>
+              <w:top w:w="80" w:type="dxa"/>
+              <w:bottom w:w="80" w:type="dxa"/>
+              <w:start w:w="120" w:type="dxa"/>
+              <w:end w:w="120" w:type="dxa"/>
+            </w:tcMar>
+            <w:tcW w:w="1496" w:type="dxa"/>
+          </w:tcPr>
+          <w:p>
+            <w:pPr>
+              <w:pStyle w:val="Compact"/>
+              <w:spacing w:before="0" w:after="40" w:line="240" w:lineRule="auto"/>
+              <w:jc w:val="center"/>
+            </w:pPr>
+            <w:r>
+              <w:rPr>
+                <w:rFonts w:ascii="Times New Roman" w:hAnsi="Times New Roman"/>
+                <w:sz w:val="17"/>
+              </w:rPr>
+              <w:t xml:space="preserve">0/60</w:t>
+            </w:r>
+          </w:p>
+        </w:tc>
+        <w:tc>
+          <w:tcPr>
+            <w:vAlign w:val="center"/>
+            <w:tcMar>
+              <w:top w:w="80" w:type="dxa"/>
+              <w:bottom w:w="80" w:type="dxa"/>
+              <w:start w:w="120" w:type="dxa"/>
+              <w:end w:w="120" w:type="dxa"/>
+            </w:tcMar>
+            <w:tcW w:w="1658" w:type="dxa"/>
+          </w:tcPr>
+          <w:p>
+            <w:pPr>
+              <w:pStyle w:val="Compact"/>
+              <w:spacing w:before="0" w:after="40" w:line="240" w:lineRule="auto"/>
+              <w:jc w:val="center"/>
+            </w:pPr>
+            <w:r>
+              <w:rPr>
+                <w:rFonts w:ascii="Times New Roman" w:hAnsi="Times New Roman"/>
+                <w:sz w:val="17"/>
+              </w:rPr>
+              <w:t xml:space="preserve">0/60</w:t>
+            </w:r>
+          </w:p>
+        </w:tc>
+        <w:tc>
+          <w:tcPr>
+            <w:vAlign w:val="center"/>
+            <w:tcMar>
+              <w:top w:w="80" w:type="dxa"/>
+              <w:bottom w:w="80" w:type="dxa"/>
+              <w:start w:w="120" w:type="dxa"/>
+              <w:end w:w="120" w:type="dxa"/>
+            </w:tcMar>
+            <w:tcW w:w="1584" w:type="dxa"/>
+          </w:tcPr>
+          <w:p>
+            <w:pPr>
+              <w:pStyle w:val="Compact"/>
+              <w:spacing w:before="0" w:after="40" w:line="240" w:lineRule="auto"/>
+              <w:jc w:val="center"/>
+            </w:pPr>
+            <w:r>
+              <w:rPr>
+                <w:rFonts w:ascii="Times New Roman" w:hAnsi="Times New Roman"/>
+                <w:sz w:val="17"/>
+              </w:rPr>
+              <w:t xml:space="preserve">0/60</w:t>
+            </w:r>
+          </w:p>
+        </w:tc>
+      </w:tr>
+      <w:tr>
+        <w:trPr>
+          <w:cantSplit/>
+        </w:trPr>
+        <w:tc>
+          <w:tcPr>
+            <w:vAlign w:val="center"/>
+            <w:tcMar>
+              <w:top w:w="80" w:type="dxa"/>
+              <w:bottom w:w="80" w:type="dxa"/>
+              <w:start w:w="120" w:type="dxa"/>
+              <w:end w:w="120" w:type="dxa"/>
+            </w:tcMar>
+            <w:tcW w:w="1879" w:type="dxa"/>
+          </w:tcPr>
+          <w:p>
+            <w:pPr>
+              <w:pStyle w:val="Compact"/>
+              <w:spacing w:before="0" w:after="40" w:line="240" w:lineRule="auto"/>
+              <w:jc w:val="left"/>
+            </w:pPr>
+            <w:r>
+              <w:rPr>
+                <w:rFonts w:ascii="Times New Roman" w:hAnsi="Times New Roman"/>
+                <w:sz w:val="17"/>
+              </w:rPr>
+              <w:t xml:space="preserve">End-to-end policy / untrusted</w:t>
+            </w:r>
+          </w:p>
+        </w:tc>
+        <w:tc>
+          <w:tcPr>
+            <w:vAlign w:val="center"/>
+            <w:tcMar>
+              <w:top w:w="80" w:type="dxa"/>
+              <w:bottom w:w="80" w:type="dxa"/>
+              <w:start w:w="120" w:type="dxa"/>
+              <w:end w:w="120" w:type="dxa"/>
+            </w:tcMar>
+            <w:tcW w:w="1247" w:type="dxa"/>
+          </w:tcPr>
+          <w:p>
+            <w:pPr>
+              <w:pStyle w:val="Compact"/>
+              <w:spacing w:before="0" w:after="40" w:line="240" w:lineRule="auto"/>
+              <w:jc w:val="right"/>
+            </w:pPr>
+            <w:r>
+              <w:rPr>
+                <w:rFonts w:ascii="Times New Roman" w:hAnsi="Times New Roman"/>
+                <w:sz w:val="17"/>
+              </w:rPr>
+              <w:t xml:space="preserve">—</w:t>
+            </w:r>
+          </w:p>
+        </w:tc>
+        <w:tc>
+          <w:tcPr>
+            <w:vAlign w:val="center"/>
+            <w:tcMar>
+              <w:top w:w="80" w:type="dxa"/>
+              <w:bottom w:w="80" w:type="dxa"/>
+              <w:start w:w="120" w:type="dxa"/>
+              <w:end w:w="120" w:type="dxa"/>
+            </w:tcMar>
+            <w:tcW w:w="1496" w:type="dxa"/>
+          </w:tcPr>
+          <w:p>
+            <w:pPr>
+              <w:pStyle w:val="Compact"/>
+              <w:spacing w:before="0" w:after="40" w:line="240" w:lineRule="auto"/>
+              <w:jc w:val="center"/>
+            </w:pPr>
+            <w:r>
+              <w:rPr>
+                <w:rFonts w:ascii="Times New Roman" w:hAnsi="Times New Roman"/>
+                <w:sz w:val="17"/>
+              </w:rPr>
+              <w:t xml:space="preserve">53/60 records</w:t>
+            </w:r>
+          </w:p>
+        </w:tc>
+        <w:tc>
+          <w:tcPr>
+            <w:vAlign w:val="center"/>
+            <w:tcMar>
+              <w:top w:w="80" w:type="dxa"/>
+              <w:bottom w:w="80" w:type="dxa"/>
+              <w:start w:w="120" w:type="dxa"/>
+              <w:end w:w="120" w:type="dxa"/>
+            </w:tcMar>
+            <w:tcW w:w="1496" w:type="dxa"/>
+          </w:tcPr>
+          <w:p>
+            <w:pPr>
+              <w:pStyle w:val="Compact"/>
+              <w:spacing w:before="0" w:after="40" w:line="240" w:lineRule="auto"/>
+              <w:jc w:val="center"/>
+            </w:pPr>
+            <w:r>
+              <w:rPr>
+                <w:rFonts w:ascii="Times New Roman" w:hAnsi="Times New Roman"/>
+                <w:sz w:val="17"/>
+              </w:rPr>
+              <w:t xml:space="preserve">0/60</w:t>
+            </w:r>
+          </w:p>
+        </w:tc>
+        <w:tc>
+          <w:tcPr>
+            <w:vAlign w:val="center"/>
+            <w:tcMar>
+              <w:top w:w="80" w:type="dxa"/>
+              <w:bottom w:w="80" w:type="dxa"/>
+              <w:start w:w="120" w:type="dxa"/>
+              <w:end w:w="120" w:type="dxa"/>
+            </w:tcMar>
+            <w:tcW w:w="1658" w:type="dxa"/>
+          </w:tcPr>
+          <w:p>
+            <w:pPr>
+              <w:pStyle w:val="Compact"/>
+              <w:spacing w:before="0" w:after="40" w:line="240" w:lineRule="auto"/>
+              <w:jc w:val="center"/>
+            </w:pPr>
+            <w:r>
+              <w:rPr>
+                <w:rFonts w:ascii="Times New Roman" w:hAnsi="Times New Roman"/>
+                <w:sz w:val="17"/>
+              </w:rPr>
+              <w:t xml:space="preserve">0/60</w:t>
+            </w:r>
+          </w:p>
+        </w:tc>
+        <w:tc>
+          <w:tcPr>
+            <w:vAlign w:val="center"/>
+            <w:tcMar>
+              <w:top w:w="80" w:type="dxa"/>
+              <w:bottom w:w="80" w:type="dxa"/>
+              <w:start w:w="120" w:type="dxa"/>
+              <w:end w:w="120" w:type="dxa"/>
+            </w:tcMar>
+            <w:tcW w:w="1584" w:type="dxa"/>
+          </w:tcPr>
+          <w:p>
+            <w:pPr>
+              <w:pStyle w:val="Compact"/>
+              <w:spacing w:before="0" w:after="40" w:line="240" w:lineRule="auto"/>
+              <w:jc w:val="center"/>
+            </w:pPr>
+            <w:r>
+              <w:rPr>
+                <w:rFonts w:ascii="Times New Roman" w:hAnsi="Times New Roman"/>
+                <w:sz w:val="17"/>
+              </w:rPr>
+              <w:t xml:space="preserve">0/60</w:t>
+            </w:r>
+          </w:p>
+        </w:tc>
+      </w:tr>
+      <w:tr>
+        <w:trPr>
+          <w:cantSplit/>
+        </w:trPr>
+        <w:tc>
+          <w:tcPr>
+            <w:vAlign w:val="center"/>
+            <w:tcMar>
+              <w:top w:w="80" w:type="dxa"/>
+              <w:bottom w:w="80" w:type="dxa"/>
+              <w:start w:w="120" w:type="dxa"/>
+              <w:end w:w="120" w:type="dxa"/>
+            </w:tcMar>
+            <w:tcW w:w="1879" w:type="dxa"/>
+          </w:tcPr>
+          <w:p>
+            <w:pPr>
+              <w:pStyle w:val="Compact"/>
+              <w:spacing w:before="0" w:after="40" w:line="240" w:lineRule="auto"/>
+              <w:jc w:val="left"/>
+            </w:pPr>
+            <w:r>
+              <w:rPr>
+                <w:rFonts w:ascii="Times New Roman" w:hAnsi="Times New Roman"/>
+                <w:sz w:val="17"/>
+              </w:rPr>
+              <w:t xml:space="preserve">End-to-end full / trusted</w:t>
+            </w:r>
+          </w:p>
+        </w:tc>
+        <w:tc>
+          <w:tcPr>
+            <w:vAlign w:val="center"/>
+            <w:tcMar>
+              <w:top w:w="80" w:type="dxa"/>
+              <w:bottom w:w="80" w:type="dxa"/>
+              <w:start w:w="120" w:type="dxa"/>
+              <w:end w:w="120" w:type="dxa"/>
+            </w:tcMar>
+            <w:tcW w:w="1247" w:type="dxa"/>
+          </w:tcPr>
+          <w:p>
+            <w:pPr>
+              <w:pStyle w:val="Compact"/>
+              <w:spacing w:before="0" w:after="40" w:line="240" w:lineRule="auto"/>
+              <w:jc w:val="right"/>
+            </w:pPr>
+            <w:r>
+              <w:rPr>
+                <w:rFonts w:ascii="Times New Roman" w:hAnsi="Times New Roman"/>
+                <w:sz w:val="17"/>
+              </w:rPr>
+              <w:t xml:space="preserve">—</w:t>
+            </w:r>
+          </w:p>
+        </w:tc>
+        <w:tc>
+          <w:tcPr>
+            <w:vAlign w:val="center"/>
+            <w:tcMar>
+              <w:top w:w="80" w:type="dxa"/>
+              <w:bottom w:w="80" w:type="dxa"/>
+              <w:start w:w="120" w:type="dxa"/>
+              <w:end w:w="120" w:type="dxa"/>
+            </w:tcMar>
+            <w:tcW w:w="1496" w:type="dxa"/>
+          </w:tcPr>
+          <w:p>
+            <w:pPr>
+              <w:pStyle w:val="Compact"/>
+              <w:spacing w:before="0" w:after="40" w:line="240" w:lineRule="auto"/>
+              <w:jc w:val="center"/>
+            </w:pPr>
+            <w:r>
+              <w:rPr>
+                <w:rFonts w:ascii="Times New Roman" w:hAnsi="Times New Roman"/>
+                <w:sz w:val="17"/>
+              </w:rPr>
+              <w:t xml:space="preserve">57/60 records</w:t>
+            </w:r>
+          </w:p>
+        </w:tc>
+        <w:tc>
+          <w:tcPr>
+            <w:vAlign w:val="center"/>
+            <w:tcMar>
+              <w:top w:w="80" w:type="dxa"/>
+              <w:bottom w:w="80" w:type="dxa"/>
+              <w:start w:w="120" w:type="dxa"/>
+              <w:end w:w="120" w:type="dxa"/>
+            </w:tcMar>
+            <w:tcW w:w="1496" w:type="dxa"/>
+          </w:tcPr>
+          <w:p>
+            <w:pPr>
+              <w:pStyle w:val="Compact"/>
+              <w:spacing w:before="0" w:after="40" w:line="240" w:lineRule="auto"/>
+              <w:jc w:val="center"/>
+            </w:pPr>
+            <w:r>
+              <w:rPr>
+                <w:rFonts w:ascii="Times New Roman" w:hAnsi="Times New Roman"/>
+                <w:sz w:val="17"/>
+              </w:rPr>
+              <w:t xml:space="preserve">0/60</w:t>
+            </w:r>
+          </w:p>
+        </w:tc>
+        <w:tc>
+          <w:tcPr>
+            <w:vAlign w:val="center"/>
+            <w:tcMar>
+              <w:top w:w="80" w:type="dxa"/>
+              <w:bottom w:w="80" w:type="dxa"/>
+              <w:start w:w="120" w:type="dxa"/>
+              <w:end w:w="120" w:type="dxa"/>
+            </w:tcMar>
+            <w:tcW w:w="1658" w:type="dxa"/>
+          </w:tcPr>
+          <w:p>
+            <w:pPr>
+              <w:pStyle w:val="Compact"/>
+              <w:spacing w:before="0" w:after="40" w:line="240" w:lineRule="auto"/>
+              <w:jc w:val="center"/>
+            </w:pPr>
+            <w:r>
+              <w:rPr>
+                <w:rFonts w:ascii="Times New Roman" w:hAnsi="Times New Roman"/>
+                <w:sz w:val="17"/>
+              </w:rPr>
+              <w:t xml:space="preserve">0/60</w:t>
+            </w:r>
+          </w:p>
+        </w:tc>
+        <w:tc>
+          <w:tcPr>
+            <w:vAlign w:val="center"/>
+            <w:tcMar>
+              <w:top w:w="80" w:type="dxa"/>
+              <w:bottom w:w="80" w:type="dxa"/>
+              <w:start w:w="120" w:type="dxa"/>
+              <w:end w:w="120" w:type="dxa"/>
+            </w:tcMar>
+            <w:tcW w:w="1584" w:type="dxa"/>
+          </w:tcPr>
+          <w:p>
+            <w:pPr>
+              <w:pStyle w:val="Compact"/>
+              <w:spacing w:before="0" w:after="40" w:line="240" w:lineRule="auto"/>
+              <w:jc w:val="center"/>
+            </w:pPr>
+            <w:r>
+              <w:rPr>
+                <w:rFonts w:ascii="Times New Roman" w:hAnsi="Times New Roman"/>
+                <w:sz w:val="17"/>
+              </w:rPr>
+              <w:t xml:space="preserve">0/60</w:t>
+            </w:r>
+          </w:p>
+        </w:tc>
+      </w:tr>
+      <w:tr>
+        <w:trPr>
+          <w:cantSplit/>
+        </w:trPr>
+        <w:tc>
+          <w:tcPr>
+            <w:vAlign w:val="center"/>
+            <w:tcMar>
+              <w:top w:w="80" w:type="dxa"/>
+              <w:bottom w:w="80" w:type="dxa"/>
+              <w:start w:w="120" w:type="dxa"/>
+              <w:end w:w="120" w:type="dxa"/>
+            </w:tcMar>
+            <w:tcW w:w="1879" w:type="dxa"/>
+          </w:tcPr>
+          <w:p>
+            <w:pPr>
+              <w:pStyle w:val="Compact"/>
+              <w:spacing w:before="0" w:after="40" w:line="240" w:lineRule="auto"/>
+              <w:jc w:val="left"/>
+            </w:pPr>
+            <w:r>
+              <w:rPr>
+                <w:rFonts w:ascii="Times New Roman" w:hAnsi="Times New Roman"/>
+                <w:sz w:val="17"/>
+              </w:rPr>
+              <w:t xml:space="preserve">End-to-end full / untrusted</w:t>
+            </w:r>
+          </w:p>
+        </w:tc>
+        <w:tc>
+          <w:tcPr>
+            <w:vAlign w:val="center"/>
+            <w:tcMar>
+              <w:top w:w="80" w:type="dxa"/>
+              <w:bottom w:w="80" w:type="dxa"/>
+              <w:start w:w="120" w:type="dxa"/>
+              <w:end w:w="120" w:type="dxa"/>
+            </w:tcMar>
+            <w:tcW w:w="1247" w:type="dxa"/>
+          </w:tcPr>
+          <w:p>
+            <w:pPr>
+              <w:pStyle w:val="Compact"/>
+              <w:spacing w:before="0" w:after="40" w:line="240" w:lineRule="auto"/>
+              <w:jc w:val="right"/>
+            </w:pPr>
+            <w:r>
+              <w:rPr>
+                <w:rFonts w:ascii="Times New Roman" w:hAnsi="Times New Roman"/>
+                <w:sz w:val="17"/>
+              </w:rPr>
+              <w:t xml:space="preserve">—</w:t>
+            </w:r>
+          </w:p>
+        </w:tc>
+        <w:tc>
+          <w:tcPr>
+            <w:vAlign w:val="center"/>
+            <w:tcMar>
+              <w:top w:w="80" w:type="dxa"/>
+              <w:bottom w:w="80" w:type="dxa"/>
+              <w:start w:w="120" w:type="dxa"/>
+              <w:end w:w="120" w:type="dxa"/>
+            </w:tcMar>
+            <w:tcW w:w="1496" w:type="dxa"/>
+          </w:tcPr>
+          <w:p>
+            <w:pPr>
+              <w:pStyle w:val="Compact"/>
+              <w:spacing w:before="0" w:after="40" w:line="240" w:lineRule="auto"/>
+              <w:jc w:val="center"/>
+            </w:pPr>
+            <w:r>
+              <w:rPr>
+                <w:rFonts w:ascii="Times New Roman" w:hAnsi="Times New Roman"/>
+                <w:sz w:val="17"/>
+              </w:rPr>
+              <w:t xml:space="preserve">0/60</w:t>
+            </w:r>
+          </w:p>
+        </w:tc>
+        <w:tc>
+          <w:tcPr>
+            <w:vAlign w:val="center"/>
+            <w:tcMar>
+              <w:top w:w="80" w:type="dxa"/>
+              <w:bottom w:w="80" w:type="dxa"/>
+              <w:start w:w="120" w:type="dxa"/>
+              <w:end w:w="120" w:type="dxa"/>
+            </w:tcMar>
+            <w:tcW w:w="1496" w:type="dxa"/>
+          </w:tcPr>
+          <w:p>
+            <w:pPr>
+              <w:pStyle w:val="Compact"/>
+              <w:spacing w:before="0" w:after="40" w:line="240" w:lineRule="auto"/>
+              <w:jc w:val="center"/>
+            </w:pPr>
+            <w:r>
+              <w:rPr>
+                <w:rFonts w:ascii="Times New Roman" w:hAnsi="Times New Roman"/>
+                <w:sz w:val="17"/>
+              </w:rPr>
+              <w:t xml:space="preserve">55/60 records</w:t>
+            </w:r>
+          </w:p>
+        </w:tc>
+        <w:tc>
+          <w:tcPr>
+            <w:vAlign w:val="center"/>
+            <w:tcMar>
+              <w:top w:w="80" w:type="dxa"/>
+              <w:bottom w:w="80" w:type="dxa"/>
+              <w:start w:w="120" w:type="dxa"/>
+              <w:end w:w="120" w:type="dxa"/>
+            </w:tcMar>
+            <w:tcW w:w="1658" w:type="dxa"/>
+          </w:tcPr>
+          <w:p>
+            <w:pPr>
+              <w:pStyle w:val="Compact"/>
+              <w:spacing w:before="0" w:after="40" w:line="240" w:lineRule="auto"/>
+              <w:jc w:val="center"/>
+            </w:pPr>
+            <w:r>
+              <w:rPr>
+                <w:rFonts w:ascii="Times New Roman" w:hAnsi="Times New Roman"/>
+                <w:sz w:val="17"/>
+              </w:rPr>
+              <w:t xml:space="preserve">1/60</w:t>
+            </w:r>
+          </w:p>
+        </w:tc>
+        <w:tc>
+          <w:tcPr>
+            <w:vAlign w:val="center"/>
+            <w:tcMar>
+              <w:top w:w="80" w:type="dxa"/>
+              <w:bottom w:w="80" w:type="dxa"/>
+              <w:start w:w="120" w:type="dxa"/>
+              <w:end w:w="120" w:type="dxa"/>
+            </w:tcMar>
+            <w:tcW w:w="1584" w:type="dxa"/>
+          </w:tcPr>
+          <w:p>
+            <w:pPr>
+              <w:pStyle w:val="Compact"/>
+              <w:spacing w:before="0" w:after="40" w:line="240" w:lineRule="auto"/>
+              <w:jc w:val="center"/>
+            </w:pPr>
+            <w:r>
+              <w:rPr>
+                <w:rFonts w:ascii="Times New Roman" w:hAnsi="Times New Roman"/>
+                <w:sz w:val="17"/>
+              </w:rPr>
+              <w:t xml:space="preserve">0/60</w:t>
+            </w:r>
+          </w:p>
+        </w:tc>
+      </w:tr>
+      <w:tr>
+        <w:trPr>
+          <w:cantSplit/>
+        </w:trPr>
+        <w:tc>
+          <w:tcPr>
+            <w:vAlign w:val="center"/>
+            <w:tcMar>
+              <w:top w:w="80" w:type="dxa"/>
+              <w:bottom w:w="80" w:type="dxa"/>
+              <w:start w:w="120" w:type="dxa"/>
+              <w:end w:w="120" w:type="dxa"/>
+            </w:tcMar>
+            <w:tcW w:w="1879" w:type="dxa"/>
+          </w:tcPr>
+          <w:p>
+            <w:pPr>
+              <w:pStyle w:val="Compact"/>
+              <w:spacing w:before="0" w:after="40" w:line="240" w:lineRule="auto"/>
+              <w:jc w:val="left"/>
+            </w:pPr>
+            <w:r>
+              <w:rPr>
+                <w:rFonts w:ascii="Times New Roman" w:hAnsi="Times New Roman"/>
+                <w:sz w:val="17"/>
+              </w:rPr>
+              <w:t xml:space="preserve">Replay policy / trusted</w:t>
+            </w:r>
+          </w:p>
+        </w:tc>
+        <w:tc>
+          <w:tcPr>
+            <w:vAlign w:val="center"/>
+            <w:tcMar>
+              <w:top w:w="80" w:type="dxa"/>
+              <w:bottom w:w="80" w:type="dxa"/>
+              <w:start w:w="120" w:type="dxa"/>
+              <w:end w:w="120" w:type="dxa"/>
+            </w:tcMar>
+            <w:tcW w:w="1247" w:type="dxa"/>
+          </w:tcPr>
+          <w:p>
+            <w:pPr>
+              <w:pStyle w:val="Compact"/>
+              <w:spacing w:before="0" w:after="40" w:line="240" w:lineRule="auto"/>
+              <w:jc w:val="right"/>
+            </w:pPr>
+            <w:r>
+              <w:rPr>
+                <w:rFonts w:ascii="Times New Roman" w:hAnsi="Times New Roman"/>
+                <w:sz w:val="17"/>
+              </w:rPr>
+              <w:t xml:space="preserve">60</w:t>
+            </w:r>
+          </w:p>
+        </w:tc>
+        <w:tc>
+          <w:tcPr>
+            <w:vAlign w:val="center"/>
+            <w:tcMar>
+              <w:top w:w="80" w:type="dxa"/>
+              <w:bottom w:w="80" w:type="dxa"/>
+              <w:start w:w="120" w:type="dxa"/>
+              <w:end w:w="120" w:type="dxa"/>
+            </w:tcMar>
+            <w:tcW w:w="1496" w:type="dxa"/>
+          </w:tcPr>
+          <w:p>
+            <w:pPr>
+              <w:pStyle w:val="Compact"/>
+              <w:spacing w:before="0" w:after="40" w:line="240" w:lineRule="auto"/>
+              <w:jc w:val="center"/>
+            </w:pPr>
+            <w:r>
+              <w:rPr>
+                <w:rFonts w:ascii="Times New Roman" w:hAnsi="Times New Roman"/>
+                <w:sz w:val="17"/>
+              </w:rPr>
+              <w:t xml:space="preserve">60</w:t>
+            </w:r>
+          </w:p>
+        </w:tc>
+        <w:tc>
+          <w:tcPr>
+            <w:vAlign w:val="center"/>
+            <w:tcMar>
+              <w:top w:w="80" w:type="dxa"/>
+              <w:bottom w:w="80" w:type="dxa"/>
+              <w:start w:w="120" w:type="dxa"/>
+              <w:end w:w="120" w:type="dxa"/>
+            </w:tcMar>
+            <w:tcW w:w="1496" w:type="dxa"/>
+          </w:tcPr>
+          <w:p>
+            <w:pPr>
+              <w:pStyle w:val="Compact"/>
+              <w:spacing w:before="0" w:after="40" w:line="240" w:lineRule="auto"/>
+              <w:jc w:val="center"/>
+            </w:pPr>
+            <w:r>
+              <w:rPr>
+                <w:rFonts w:ascii="Times New Roman" w:hAnsi="Times New Roman"/>
+                <w:sz w:val="17"/>
+              </w:rPr>
+              <w:t xml:space="preserve">0</w:t>
+            </w:r>
+          </w:p>
+        </w:tc>
+        <w:tc>
+          <w:tcPr>
+            <w:vAlign w:val="center"/>
+            <w:tcMar>
+              <w:top w:w="80" w:type="dxa"/>
+              <w:bottom w:w="80" w:type="dxa"/>
+              <w:start w:w="120" w:type="dxa"/>
+              <w:end w:w="120" w:type="dxa"/>
+            </w:tcMar>
+            <w:tcW w:w="1658" w:type="dxa"/>
+          </w:tcPr>
+          <w:p>
+            <w:pPr>
+              <w:pStyle w:val="Compact"/>
+              <w:spacing w:before="0" w:after="40" w:line="240" w:lineRule="auto"/>
+              <w:jc w:val="center"/>
+            </w:pPr>
+            <w:r>
+              <w:rPr>
+                <w:rFonts w:ascii="Times New Roman" w:hAnsi="Times New Roman"/>
+                <w:sz w:val="17"/>
+              </w:rPr>
+              <w:t xml:space="preserve">—</w:t>
+            </w:r>
+          </w:p>
+        </w:tc>
+        <w:tc>
+          <w:tcPr>
+            <w:vAlign w:val="center"/>
+            <w:tcMar>
+              <w:top w:w="80" w:type="dxa"/>
+              <w:bottom w:w="80" w:type="dxa"/>
+              <w:start w:w="120" w:type="dxa"/>
+              <w:end w:w="120" w:type="dxa"/>
+            </w:tcMar>
+            <w:tcW w:w="1584" w:type="dxa"/>
+          </w:tcPr>
+          <w:p>
+            <w:pPr>
+              <w:pStyle w:val="Compact"/>
+              <w:spacing w:before="0" w:after="40" w:line="240" w:lineRule="auto"/>
+              <w:jc w:val="center"/>
+            </w:pPr>
+            <w:r>
+              <w:rPr>
+                <w:rFonts w:ascii="Times New Roman" w:hAnsi="Times New Roman"/>
+                <w:sz w:val="17"/>
+              </w:rPr>
+              <w:t xml:space="preserve">—</w:t>
+            </w:r>
+          </w:p>
+        </w:tc>
+      </w:tr>
+      <w:tr>
+        <w:trPr>
+          <w:cantSplit/>
+        </w:trPr>
+        <w:tc>
+          <w:tcPr>
+            <w:vAlign w:val="center"/>
+            <w:tcMar>
+              <w:top w:w="80" w:type="dxa"/>
+              <w:bottom w:w="80" w:type="dxa"/>
+              <w:start w:w="120" w:type="dxa"/>
+              <w:end w:w="120" w:type="dxa"/>
+            </w:tcMar>
+            <w:tcW w:w="1879" w:type="dxa"/>
+          </w:tcPr>
+          <w:p>
+            <w:pPr>
+              <w:pStyle w:val="Compact"/>
+              <w:spacing w:before="0" w:after="40" w:line="240" w:lineRule="auto"/>
+              <w:jc w:val="left"/>
+            </w:pPr>
+            <w:r>
+              <w:rPr>
+                <w:rFonts w:ascii="Times New Roman" w:hAnsi="Times New Roman"/>
+                <w:sz w:val="17"/>
+              </w:rPr>
+              <w:t xml:space="preserve">Replay policy / untrusted</w:t>
+            </w:r>
+          </w:p>
+        </w:tc>
+        <w:tc>
+          <w:tcPr>
+            <w:vAlign w:val="center"/>
+            <w:tcMar>
+              <w:top w:w="80" w:type="dxa"/>
+              <w:bottom w:w="80" w:type="dxa"/>
+              <w:start w:w="120" w:type="dxa"/>
+              <w:end w:w="120" w:type="dxa"/>
+            </w:tcMar>
+            <w:tcW w:w="1247" w:type="dxa"/>
+          </w:tcPr>
+          <w:p>
+            <w:pPr>
+              <w:pStyle w:val="Compact"/>
+              <w:spacing w:before="0" w:after="40" w:line="240" w:lineRule="auto"/>
+              <w:jc w:val="right"/>
+            </w:pPr>
+            <w:r>
+              <w:rPr>
+                <w:rFonts w:ascii="Times New Roman" w:hAnsi="Times New Roman"/>
+                <w:sz w:val="17"/>
+              </w:rPr>
+              <w:t xml:space="preserve">60</w:t>
+            </w:r>
+          </w:p>
+        </w:tc>
+        <w:tc>
+          <w:tcPr>
+            <w:vAlign w:val="center"/>
+            <w:tcMar>
+              <w:top w:w="80" w:type="dxa"/>
+              <w:bottom w:w="80" w:type="dxa"/>
+              <w:start w:w="120" w:type="dxa"/>
+              <w:end w:w="120" w:type="dxa"/>
+            </w:tcMar>
+            <w:tcW w:w="1496" w:type="dxa"/>
+          </w:tcPr>
+          <w:p>
+            <w:pPr>
+              <w:pStyle w:val="Compact"/>
+              <w:spacing w:before="0" w:after="40" w:line="240" w:lineRule="auto"/>
+              <w:jc w:val="center"/>
+            </w:pPr>
+            <w:r>
+              <w:rPr>
+                <w:rFonts w:ascii="Times New Roman" w:hAnsi="Times New Roman"/>
+                <w:sz w:val="17"/>
+              </w:rPr>
+              <w:t xml:space="preserve">60</w:t>
+            </w:r>
+          </w:p>
+        </w:tc>
+        <w:tc>
+          <w:tcPr>
+            <w:vAlign w:val="center"/>
+            <w:tcMar>
+              <w:top w:w="80" w:type="dxa"/>
+              <w:bottom w:w="80" w:type="dxa"/>
+              <w:start w:w="120" w:type="dxa"/>
+              <w:end w:w="120" w:type="dxa"/>
+            </w:tcMar>
+            <w:tcW w:w="1496" w:type="dxa"/>
+          </w:tcPr>
+          <w:p>
+            <w:pPr>
+              <w:pStyle w:val="Compact"/>
+              <w:spacing w:before="0" w:after="40" w:line="240" w:lineRule="auto"/>
+              <w:jc w:val="center"/>
+            </w:pPr>
+            <w:r>
+              <w:rPr>
+                <w:rFonts w:ascii="Times New Roman" w:hAnsi="Times New Roman"/>
+                <w:sz w:val="17"/>
+              </w:rPr>
+              <w:t xml:space="preserve">0</w:t>
+            </w:r>
+          </w:p>
+        </w:tc>
+        <w:tc>
+          <w:tcPr>
+            <w:vAlign w:val="center"/>
+            <w:tcMar>
+              <w:top w:w="80" w:type="dxa"/>
+              <w:bottom w:w="80" w:type="dxa"/>
+              <w:start w:w="120" w:type="dxa"/>
+              <w:end w:w="120" w:type="dxa"/>
+            </w:tcMar>
+            <w:tcW w:w="1658" w:type="dxa"/>
+          </w:tcPr>
+          <w:p>
+            <w:pPr>
+              <w:pStyle w:val="Compact"/>
+              <w:spacing w:before="0" w:after="40" w:line="240" w:lineRule="auto"/>
+              <w:jc w:val="center"/>
+            </w:pPr>
+            <w:r>
+              <w:rPr>
+                <w:rFonts w:ascii="Times New Roman" w:hAnsi="Times New Roman"/>
+                <w:sz w:val="17"/>
+              </w:rPr>
+              <w:t xml:space="preserve">—</w:t>
+            </w:r>
+          </w:p>
+        </w:tc>
+        <w:tc>
+          <w:tcPr>
+            <w:vAlign w:val="center"/>
+            <w:tcMar>
+              <w:top w:w="80" w:type="dxa"/>
+              <w:bottom w:w="80" w:type="dxa"/>
+              <w:start w:w="120" w:type="dxa"/>
+              <w:end w:w="120" w:type="dxa"/>
+            </w:tcMar>
+            <w:tcW w:w="1584" w:type="dxa"/>
+          </w:tcPr>
+          <w:p>
+            <w:pPr>
+              <w:pStyle w:val="Compact"/>
+              <w:spacing w:before="0" w:after="40" w:line="240" w:lineRule="auto"/>
+              <w:jc w:val="center"/>
+            </w:pPr>
+            <w:r>
+              <w:rPr>
+                <w:rFonts w:ascii="Times New Roman" w:hAnsi="Times New Roman"/>
+                <w:sz w:val="17"/>
+              </w:rPr>
+              <w:t xml:space="preserve">—</w:t>
+            </w:r>
+          </w:p>
+        </w:tc>
+      </w:tr>
+      <w:tr>
+        <w:trPr>
+          <w:cantSplit/>
+        </w:trPr>
+        <w:tc>
+          <w:tcPr>
+            <w:vAlign w:val="center"/>
+            <w:tcMar>
+              <w:top w:w="80" w:type="dxa"/>
+              <w:bottom w:w="80" w:type="dxa"/>
+              <w:start w:w="120" w:type="dxa"/>
+              <w:end w:w="120" w:type="dxa"/>
+            </w:tcMar>
+            <w:tcW w:w="1879" w:type="dxa"/>
+          </w:tcPr>
+          <w:p>
+            <w:pPr>
+              <w:pStyle w:val="Compact"/>
+              <w:spacing w:before="0" w:after="40" w:line="240" w:lineRule="auto"/>
+              <w:jc w:val="left"/>
+            </w:pPr>
+            <w:r>
+              <w:rPr>
+                <w:rFonts w:ascii="Times New Roman" w:hAnsi="Times New Roman"/>
+                <w:sz w:val="17"/>
+              </w:rPr>
+              <w:t xml:space="preserve">Replay full / trusted</w:t>
+            </w:r>
+          </w:p>
+        </w:tc>
+        <w:tc>
+          <w:tcPr>
+            <w:vAlign w:val="center"/>
+            <w:tcMar>
+              <w:top w:w="80" w:type="dxa"/>
+              <w:bottom w:w="80" w:type="dxa"/>
+              <w:start w:w="120" w:type="dxa"/>
+              <w:end w:w="120" w:type="dxa"/>
+            </w:tcMar>
+            <w:tcW w:w="1247" w:type="dxa"/>
+          </w:tcPr>
+          <w:p>
+            <w:pPr>
+              <w:pStyle w:val="Compact"/>
+              <w:spacing w:before="0" w:after="40" w:line="240" w:lineRule="auto"/>
+              <w:jc w:val="right"/>
+            </w:pPr>
+            <w:r>
+              <w:rPr>
+                <w:rFonts w:ascii="Times New Roman" w:hAnsi="Times New Roman"/>
+                <w:sz w:val="17"/>
+              </w:rPr>
+              <w:t xml:space="preserve">60</w:t>
+            </w:r>
+          </w:p>
+        </w:tc>
+        <w:tc>
+          <w:tcPr>
+            <w:vAlign w:val="center"/>
+            <w:tcMar>
+              <w:top w:w="80" w:type="dxa"/>
+              <w:bottom w:w="80" w:type="dxa"/>
+              <w:start w:w="120" w:type="dxa"/>
+              <w:end w:w="120" w:type="dxa"/>
+            </w:tcMar>
+            <w:tcW w:w="1496" w:type="dxa"/>
+          </w:tcPr>
+          <w:p>
+            <w:pPr>
+              <w:pStyle w:val="Compact"/>
+              <w:spacing w:before="0" w:after="40" w:line="240" w:lineRule="auto"/>
+              <w:jc w:val="center"/>
+            </w:pPr>
+            <w:r>
+              <w:rPr>
+                <w:rFonts w:ascii="Times New Roman" w:hAnsi="Times New Roman"/>
+                <w:sz w:val="17"/>
+              </w:rPr>
+              <w:t xml:space="preserve">60</w:t>
+            </w:r>
+          </w:p>
+        </w:tc>
+        <w:tc>
+          <w:tcPr>
+            <w:vAlign w:val="center"/>
+            <w:tcMar>
+              <w:top w:w="80" w:type="dxa"/>
+              <w:bottom w:w="80" w:type="dxa"/>
+              <w:start w:w="120" w:type="dxa"/>
+              <w:end w:w="120" w:type="dxa"/>
+            </w:tcMar>
+            <w:tcW w:w="1496" w:type="dxa"/>
+          </w:tcPr>
+          <w:p>
+            <w:pPr>
+              <w:pStyle w:val="Compact"/>
+              <w:spacing w:before="0" w:after="40" w:line="240" w:lineRule="auto"/>
+              <w:jc w:val="center"/>
+            </w:pPr>
+            <w:r>
+              <w:rPr>
+                <w:rFonts w:ascii="Times New Roman" w:hAnsi="Times New Roman"/>
+                <w:sz w:val="17"/>
+              </w:rPr>
+              <w:t xml:space="preserve">0</w:t>
+            </w:r>
+          </w:p>
+        </w:tc>
+        <w:tc>
+          <w:tcPr>
+            <w:vAlign w:val="center"/>
+            <w:tcMar>
+              <w:top w:w="80" w:type="dxa"/>
+              <w:bottom w:w="80" w:type="dxa"/>
+              <w:start w:w="120" w:type="dxa"/>
+              <w:end w:w="120" w:type="dxa"/>
+            </w:tcMar>
+            <w:tcW w:w="1658" w:type="dxa"/>
+          </w:tcPr>
+          <w:p>
+            <w:pPr>
+              <w:pStyle w:val="Compact"/>
+              <w:spacing w:before="0" w:after="40" w:line="240" w:lineRule="auto"/>
+              <w:jc w:val="center"/>
+            </w:pPr>
+            <w:r>
+              <w:rPr>
+                <w:rFonts w:ascii="Times New Roman" w:hAnsi="Times New Roman"/>
+                <w:sz w:val="17"/>
+              </w:rPr>
+              <w:t xml:space="preserve">—</w:t>
+            </w:r>
+          </w:p>
+        </w:tc>
+        <w:tc>
+          <w:tcPr>
+            <w:vAlign w:val="center"/>
+            <w:tcMar>
+              <w:top w:w="80" w:type="dxa"/>
+              <w:bottom w:w="80" w:type="dxa"/>
+              <w:start w:w="120" w:type="dxa"/>
+              <w:end w:w="120" w:type="dxa"/>
+            </w:tcMar>
+            <w:tcW w:w="1584" w:type="dxa"/>
+          </w:tcPr>
+          <w:p>
+            <w:pPr>
+              <w:pStyle w:val="Compact"/>
+              <w:spacing w:before="0" w:after="40" w:line="240" w:lineRule="auto"/>
+              <w:jc w:val="center"/>
+            </w:pPr>
+            <w:r>
+              <w:rPr>
+                <w:rFonts w:ascii="Times New Roman" w:hAnsi="Times New Roman"/>
+                <w:sz w:val="17"/>
+              </w:rPr>
+              <w:t xml:space="preserve">—</w:t>
+            </w:r>
+          </w:p>
+        </w:tc>
+      </w:tr>
+      <w:tr>
+        <w:trPr>
+          <w:cantSplit/>
+        </w:trPr>
+        <w:tc>
+          <w:tcPr>
+            <w:vAlign w:val="center"/>
+            <w:tcMar>
+              <w:top w:w="80" w:type="dxa"/>
+              <w:bottom w:w="80" w:type="dxa"/>
+              <w:start w:w="120" w:type="dxa"/>
+              <w:end w:w="120" w:type="dxa"/>
+            </w:tcMar>
+            <w:tcW w:w="1879" w:type="dxa"/>
+          </w:tcPr>
+          <w:p>
+            <w:pPr>
+              <w:pStyle w:val="Compact"/>
+              <w:spacing w:before="0" w:after="40" w:line="240" w:lineRule="auto"/>
+              <w:jc w:val="left"/>
+            </w:pPr>
+            <w:r>
+              <w:rPr>
+                <w:rFonts w:ascii="Times New Roman" w:hAnsi="Times New Roman"/>
+                <w:sz w:val="17"/>
+              </w:rPr>
+              <w:t xml:space="preserve">Replay full / untrusted</w:t>
+            </w:r>
+          </w:p>
+        </w:tc>
+        <w:tc>
+          <w:tcPr>
+            <w:vAlign w:val="center"/>
+            <w:tcMar>
+              <w:top w:w="80" w:type="dxa"/>
+              <w:bottom w:w="80" w:type="dxa"/>
+              <w:start w:w="120" w:type="dxa"/>
+              <w:end w:w="120" w:type="dxa"/>
+            </w:tcMar>
+            <w:tcW w:w="1247" w:type="dxa"/>
+          </w:tcPr>
+          <w:p>
+            <w:pPr>
+              <w:pStyle w:val="Compact"/>
+              <w:spacing w:before="0" w:after="40" w:line="240" w:lineRule="auto"/>
+              <w:jc w:val="right"/>
+            </w:pPr>
+            <w:r>
+              <w:rPr>
+                <w:rFonts w:ascii="Times New Roman" w:hAnsi="Times New Roman"/>
+                <w:sz w:val="17"/>
+              </w:rPr>
+              <w:t xml:space="preserve">30</w:t>
+            </w:r>
+          </w:p>
+        </w:tc>
+        <w:tc>
+          <w:tcPr>
+            <w:vAlign w:val="center"/>
+            <w:tcMar>
+              <w:top w:w="80" w:type="dxa"/>
+              <w:bottom w:w="80" w:type="dxa"/>
+              <w:start w:w="120" w:type="dxa"/>
+              <w:end w:w="120" w:type="dxa"/>
+            </w:tcMar>
+            <w:tcW w:w="1496" w:type="dxa"/>
+          </w:tcPr>
+          <w:p>
+            <w:pPr>
+              <w:pStyle w:val="Compact"/>
+              <w:spacing w:before="0" w:after="40" w:line="240" w:lineRule="auto"/>
+              <w:jc w:val="center"/>
+            </w:pPr>
+            <w:r>
+              <w:rPr>
+                <w:rFonts w:ascii="Times New Roman" w:hAnsi="Times New Roman"/>
+                <w:sz w:val="17"/>
+              </w:rPr>
+              <w:t xml:space="preserve">30</w:t>
+            </w:r>
+          </w:p>
+        </w:tc>
+        <w:tc>
+          <w:tcPr>
+            <w:vAlign w:val="center"/>
+            <w:tcMar>
+              <w:top w:w="80" w:type="dxa"/>
+              <w:bottom w:w="80" w:type="dxa"/>
+              <w:start w:w="120" w:type="dxa"/>
+              <w:end w:w="120" w:type="dxa"/>
+            </w:tcMar>
+            <w:tcW w:w="1496" w:type="dxa"/>
+          </w:tcPr>
+          <w:p>
+            <w:pPr>
+              <w:pStyle w:val="Compact"/>
+              <w:spacing w:before="0" w:after="40" w:line="240" w:lineRule="auto"/>
+              <w:jc w:val="center"/>
+            </w:pPr>
+            <w:r>
+              <w:rPr>
+                <w:rFonts w:ascii="Times New Roman" w:hAnsi="Times New Roman"/>
+                <w:sz w:val="17"/>
+              </w:rPr>
+              <w:t xml:space="preserve">60</w:t>
+            </w:r>
+          </w:p>
+        </w:tc>
+        <w:tc>
+          <w:tcPr>
+            <w:vAlign w:val="center"/>
+            <w:tcMar>
+              <w:top w:w="80" w:type="dxa"/>
+              <w:bottom w:w="80" w:type="dxa"/>
+              <w:start w:w="120" w:type="dxa"/>
+              <w:end w:w="120" w:type="dxa"/>
+            </w:tcMar>
+            <w:tcW w:w="1658" w:type="dxa"/>
+          </w:tcPr>
+          <w:p>
+            <w:pPr>
+              <w:pStyle w:val="Compact"/>
+              <w:spacing w:before="0" w:after="40" w:line="240" w:lineRule="auto"/>
+              <w:jc w:val="center"/>
+            </w:pPr>
+            <w:r>
+              <w:rPr>
+                <w:rFonts w:ascii="Times New Roman" w:hAnsi="Times New Roman"/>
+                <w:sz w:val="17"/>
+              </w:rPr>
+              <w:t xml:space="preserve">—</w:t>
+            </w:r>
+          </w:p>
+        </w:tc>
+        <w:tc>
+          <w:tcPr>
+            <w:vAlign w:val="center"/>
+            <w:tcMar>
+              <w:top w:w="80" w:type="dxa"/>
+              <w:bottom w:w="80" w:type="dxa"/>
+              <w:start w:w="120" w:type="dxa"/>
+              <w:end w:w="120" w:type="dxa"/>
+            </w:tcMar>
+            <w:tcW w:w="1584" w:type="dxa"/>
+          </w:tcPr>
+          <w:p>
+            <w:pPr>
+              <w:pStyle w:val="Compact"/>
+              <w:spacing w:before="0" w:after="40" w:line="240" w:lineRule="auto"/>
+              <w:jc w:val="center"/>
+            </w:pPr>
+            <w:r>
+              <w:rPr>
+                <w:rFonts w:ascii="Times New Roman" w:hAnsi="Times New Roman"/>
+                <w:sz w:val="17"/>
+              </w:rPr>
+              <w:t xml:space="preserve">—</w:t>
+            </w:r>
+          </w:p>
+        </w:tc>
+      </w:tr>
+    </w:tbl>
+    <w:bookmarkEnd w:id="27"/>
+    <w:bookmarkStart w:id="28" w:name="X7684a9d94f1eeb792db49aeea1b052fecea94eb"/>
+    <w:p>
+      <w:pPr>
+        <w:pStyle w:val="Heading2"/>
+        <w:keepNext/>
+        <w:jc w:val="left"/>
+      </w:pPr>
+      <w:r>
+        <w:t xml:space="preserve">Supplementary Table S9. E3/E4 operational summary</w:t>
+      </w:r>
+    </w:p>
+    <w:tbl>
+      <w:tblPr>
+        <w:tblStyle w:val="Table"/>
+        <w:tblW w:type="dxa" w:w="9360"/>
+        <w:tblLayout w:type="fixed"/>
+        <w:tblLook w:firstRow="1" w:lastRow="0" w:firstColumn="0" w:lastColumn="0" w:noHBand="0" w:noVBand="0" w:val="0020"/>
+        <w:tblBorders>
+          <w:top w:val="single" w:sz="4" w:space="0" w:color="B7C3D0"/>
+          <w:left w:val="single" w:sz="4" w:space="0" w:color="B7C3D0"/>
+          <w:bottom w:val="single" w:sz="4" w:space="0" w:color="B7C3D0"/>
+          <w:right w:val="single" w:sz="4" w:space="0" w:color="B7C3D0"/>
+          <w:insideH w:val="single" w:sz="4" w:space="0" w:color="B7C3D0"/>
+          <w:insideV w:val="single" w:sz="4" w:space="0" w:color="B7C3D0"/>
+        </w:tblBorders>
+        <w:tblInd w:w="120" w:type="dxa"/>
+      </w:tblPr>
+      <w:tblGrid>
+        <w:gridCol w:w="1577"/>
+        <w:gridCol w:w="1362"/>
+        <w:gridCol w:w="1211"/>
+        <w:gridCol w:w="1335"/>
+        <w:gridCol w:w="1415"/>
+        <w:gridCol w:w="1211"/>
+        <w:gridCol w:w="1249"/>
+      </w:tblGrid>
+      <w:tr>
+        <w:trPr>
+          <w:cantSplit/>
+          <w:tblHeader w:val="true"/>
+        </w:trPr>
+        <w:tc>
+          <w:tcPr>
+            <w:vAlign w:val="center"/>
+            <w:tcMar>
+              <w:top w:w="80" w:type="dxa"/>
+              <w:bottom w:w="80" w:type="dxa"/>
+              <w:start w:w="120" w:type="dxa"/>
+              <w:end w:w="120" w:type="dxa"/>
+            </w:tcMar>
+            <w:tcW w:w="1577" w:type="dxa"/>
+            <w:shd w:fill="E8EEF5"/>
+          </w:tcPr>
+          <w:p>
+            <w:pPr>
+              <w:pStyle w:val="Compact"/>
+              <w:spacing w:before="0" w:after="40" w:line="240" w:lineRule="auto"/>
+              <w:jc w:val="left"/>
+            </w:pPr>
+            <w:r>
+              <w:rPr>
+                <w:rFonts w:ascii="Times New Roman" w:hAnsi="Times New Roman"/>
+                <w:b/>
+                <w:sz w:val="15"/>
+              </w:rPr>
+              <w:t xml:space="preserve">Study</w:t>
+            </w:r>
+          </w:p>
+        </w:tc>
+        <w:tc>
+          <w:tcPr>
+            <w:vAlign w:val="center"/>
+            <w:tcMar>
+              <w:top w:w="80" w:type="dxa"/>
+              <w:bottom w:w="80" w:type="dxa"/>
+              <w:start w:w="120" w:type="dxa"/>
+              <w:end w:w="120" w:type="dxa"/>
+            </w:tcMar>
+            <w:tcW w:w="1362" w:type="dxa"/>
+            <w:shd w:fill="E8EEF5"/>
+          </w:tcPr>
+          <w:p>
+            <w:pPr>
+              <w:pStyle w:val="Compact"/>
+              <w:spacing w:before="0" w:after="40" w:line="240" w:lineRule="auto"/>
+              <w:jc w:val="right"/>
+            </w:pPr>
+            <w:r>
+              <w:rPr>
+                <w:rFonts w:ascii="Times New Roman" w:hAnsi="Times New Roman"/>
+                <w:b/>
+                <w:sz w:val="15"/>
+              </w:rPr>
+              <w:t xml:space="preserve">Planned/latest</w:t>
+            </w:r>
+          </w:p>
+        </w:tc>
+        <w:tc>
+          <w:tcPr>
+            <w:vAlign w:val="center"/>
+            <w:tcMar>
+              <w:top w:w="80" w:type="dxa"/>
+              <w:bottom w:w="80" w:type="dxa"/>
+              <w:start w:w="120" w:type="dxa"/>
+              <w:end w:w="120" w:type="dxa"/>
+            </w:tcMar>
+            <w:tcW w:w="1211" w:type="dxa"/>
+            <w:shd w:fill="E8EEF5"/>
+          </w:tcPr>
+          <w:p>
+            <w:pPr>
+              <w:pStyle w:val="Compact"/>
+              <w:spacing w:before="0" w:after="40" w:line="240" w:lineRule="auto"/>
+              <w:jc w:val="center"/>
+            </w:pPr>
+            <w:r>
+              <w:rPr>
+                <w:rFonts w:ascii="Times New Roman" w:hAnsi="Times New Roman"/>
+                <w:b/>
+                <w:sz w:val="15"/>
+              </w:rPr>
+              <w:t xml:space="preserve">Completed</w:t>
+            </w:r>
+          </w:p>
+        </w:tc>
+        <w:tc>
+          <w:tcPr>
+            <w:vAlign w:val="center"/>
+            <w:tcMar>
+              <w:top w:w="80" w:type="dxa"/>
+              <w:bottom w:w="80" w:type="dxa"/>
+              <w:start w:w="120" w:type="dxa"/>
+              <w:end w:w="120" w:type="dxa"/>
+            </w:tcMar>
+            <w:tcW w:w="1335" w:type="dxa"/>
+            <w:shd w:fill="E8EEF5"/>
+          </w:tcPr>
+          <w:p>
+            <w:pPr>
+              <w:pStyle w:val="Compact"/>
+              <w:spacing w:before="0" w:after="40" w:line="240" w:lineRule="auto"/>
+              <w:jc w:val="center"/>
+            </w:pPr>
+            <w:r>
+              <w:rPr>
+                <w:rFonts w:ascii="Times New Roman" w:hAnsi="Times New Roman"/>
+                <w:b/>
+                <w:sz w:val="15"/>
+              </w:rPr>
+              <w:t xml:space="preserve">Parse failure</w:t>
+            </w:r>
+          </w:p>
+        </w:tc>
+        <w:tc>
+          <w:tcPr>
+            <w:vAlign w:val="center"/>
+            <w:tcMar>
+              <w:top w:w="80" w:type="dxa"/>
+              <w:bottom w:w="80" w:type="dxa"/>
+              <w:start w:w="120" w:type="dxa"/>
+              <w:end w:w="120" w:type="dxa"/>
+            </w:tcMar>
+            <w:tcW w:w="1415" w:type="dxa"/>
+            <w:shd w:fill="E8EEF5"/>
+          </w:tcPr>
+          <w:p>
+            <w:pPr>
+              <w:pStyle w:val="Compact"/>
+              <w:spacing w:before="0" w:after="40" w:line="240" w:lineRule="auto"/>
+              <w:jc w:val="center"/>
+            </w:pPr>
+            <w:r>
+              <w:rPr>
+                <w:rFonts w:ascii="Times New Roman" w:hAnsi="Times New Roman"/>
+                <w:b/>
+                <w:sz w:val="15"/>
+              </w:rPr>
+              <w:t xml:space="preserve">Provider failure</w:t>
+            </w:r>
+          </w:p>
+        </w:tc>
+        <w:tc>
+          <w:tcPr>
+            <w:vAlign w:val="center"/>
+            <w:tcMar>
+              <w:top w:w="80" w:type="dxa"/>
+              <w:bottom w:w="80" w:type="dxa"/>
+              <w:start w:w="120" w:type="dxa"/>
+              <w:end w:w="120" w:type="dxa"/>
+            </w:tcMar>
+            <w:tcW w:w="1211" w:type="dxa"/>
+            <w:shd w:fill="E8EEF5"/>
+          </w:tcPr>
+          <w:p>
+            <w:pPr>
+              <w:pStyle w:val="Compact"/>
+              <w:spacing w:before="0" w:after="40" w:line="240" w:lineRule="auto"/>
+              <w:jc w:val="center"/>
+            </w:pPr>
+            <w:r>
+              <w:rPr>
+                <w:rFonts w:ascii="Times New Roman" w:hAnsi="Times New Roman"/>
+                <w:b/>
+                <w:sz w:val="15"/>
+              </w:rPr>
+              <w:t xml:space="preserve">Max steps</w:t>
+            </w:r>
+          </w:p>
+        </w:tc>
+        <w:tc>
+          <w:tcPr>
+            <w:vAlign w:val="center"/>
+            <w:tcMar>
+              <w:top w:w="80" w:type="dxa"/>
+              <w:bottom w:w="80" w:type="dxa"/>
+              <w:start w:w="120" w:type="dxa"/>
+              <w:end w:w="120" w:type="dxa"/>
+            </w:tcMar>
+            <w:tcW w:w="1249" w:type="dxa"/>
+            <w:shd w:fill="E8EEF5"/>
+          </w:tcPr>
+          <w:p>
+            <w:pPr>
+              <w:pStyle w:val="Compact"/>
+              <w:spacing w:before="0" w:after="40" w:line="240" w:lineRule="auto"/>
+              <w:jc w:val="center"/>
+            </w:pPr>
+            <w:r>
+              <w:rPr>
+                <w:rFonts w:ascii="Times New Roman" w:hAnsi="Times New Roman"/>
+                <w:b/>
+                <w:sz w:val="15"/>
+              </w:rPr>
+              <w:t xml:space="preserve">Cost (CNY)</w:t>
+            </w:r>
+          </w:p>
+        </w:tc>
+      </w:tr>
+      <w:tr>
+        <w:trPr>
+          <w:cantSplit/>
+        </w:trPr>
+        <w:tc>
+          <w:tcPr>
+            <w:vAlign w:val="center"/>
+            <w:tcMar>
+              <w:top w:w="80" w:type="dxa"/>
+              <w:bottom w:w="80" w:type="dxa"/>
+              <w:start w:w="120" w:type="dxa"/>
+              <w:end w:w="120" w:type="dxa"/>
+            </w:tcMar>
+            <w:tcW w:w="1577" w:type="dxa"/>
+          </w:tcPr>
+          <w:p>
+            <w:pPr>
+              <w:pStyle w:val="Compact"/>
+              <w:spacing w:before="0" w:after="40" w:line="240" w:lineRule="auto"/>
+              <w:jc w:val="left"/>
+            </w:pPr>
+            <w:r>
+              <w:rPr>
+                <w:rFonts w:ascii="Times New Roman" w:hAnsi="Times New Roman"/>
+                <w:sz w:val="15"/>
+              </w:rPr>
+              <w:t xml:space="preserve">E3 outcome-enriched Pro</w:t>
+            </w:r>
+          </w:p>
+        </w:tc>
+        <w:tc>
+          <w:tcPr>
+            <w:vAlign w:val="center"/>
+            <w:tcMar>
+              <w:top w:w="80" w:type="dxa"/>
+              <w:bottom w:w="80" w:type="dxa"/>
+              <w:start w:w="120" w:type="dxa"/>
+              <w:end w:w="120" w:type="dxa"/>
+            </w:tcMar>
+            <w:tcW w:w="1362" w:type="dxa"/>
+          </w:tcPr>
+          <w:p>
+            <w:pPr>
+              <w:pStyle w:val="Compact"/>
+              <w:spacing w:before="0" w:after="40" w:line="240" w:lineRule="auto"/>
+              <w:jc w:val="right"/>
+            </w:pPr>
+            <w:r>
+              <w:rPr>
+                <w:rFonts w:ascii="Times New Roman" w:hAnsi="Times New Roman"/>
+                <w:sz w:val="15"/>
+              </w:rPr>
+              <w:t xml:space="preserve">240/240</w:t>
+            </w:r>
+          </w:p>
+        </w:tc>
+        <w:tc>
+          <w:tcPr>
+            <w:vAlign w:val="center"/>
+            <w:tcMar>
+              <w:top w:w="80" w:type="dxa"/>
+              <w:bottom w:w="80" w:type="dxa"/>
+              <w:start w:w="120" w:type="dxa"/>
+              <w:end w:w="120" w:type="dxa"/>
+            </w:tcMar>
+            <w:tcW w:w="1211" w:type="dxa"/>
+          </w:tcPr>
+          <w:p>
+            <w:pPr>
+              <w:pStyle w:val="Compact"/>
+              <w:spacing w:before="0" w:after="40" w:line="240" w:lineRule="auto"/>
+              <w:jc w:val="center"/>
+            </w:pPr>
+            <w:r>
+              <w:rPr>
+                <w:rFonts w:ascii="Times New Roman" w:hAnsi="Times New Roman"/>
+                <w:sz w:val="15"/>
+              </w:rPr>
+              <w:t xml:space="preserve">185</w:t>
+            </w:r>
+          </w:p>
+        </w:tc>
+        <w:tc>
+          <w:tcPr>
+            <w:vAlign w:val="center"/>
+            <w:tcMar>
+              <w:top w:w="80" w:type="dxa"/>
+              <w:bottom w:w="80" w:type="dxa"/>
+              <w:start w:w="120" w:type="dxa"/>
+              <w:end w:w="120" w:type="dxa"/>
+            </w:tcMar>
+            <w:tcW w:w="1335" w:type="dxa"/>
+          </w:tcPr>
+          <w:p>
+            <w:pPr>
+              <w:pStyle w:val="Compact"/>
+              <w:spacing w:before="0" w:after="40" w:line="240" w:lineRule="auto"/>
+              <w:jc w:val="center"/>
+            </w:pPr>
+            <w:r>
+              <w:rPr>
+                <w:rFonts w:ascii="Times New Roman" w:hAnsi="Times New Roman"/>
+                <w:sz w:val="15"/>
+              </w:rPr>
+              <w:t xml:space="preserve">17</w:t>
+            </w:r>
+          </w:p>
+        </w:tc>
+        <w:tc>
+          <w:tcPr>
+            <w:vAlign w:val="center"/>
+            <w:tcMar>
+              <w:top w:w="80" w:type="dxa"/>
+              <w:bottom w:w="80" w:type="dxa"/>
+              <w:start w:w="120" w:type="dxa"/>
+              <w:end w:w="120" w:type="dxa"/>
+            </w:tcMar>
+            <w:tcW w:w="1415" w:type="dxa"/>
+          </w:tcPr>
+          <w:p>
+            <w:pPr>
+              <w:pStyle w:val="Compact"/>
+              <w:spacing w:before="0" w:after="40" w:line="240" w:lineRule="auto"/>
+              <w:jc w:val="center"/>
+            </w:pPr>
+            <w:r>
+              <w:rPr>
+                <w:rFonts w:ascii="Times New Roman" w:hAnsi="Times New Roman"/>
+                <w:sz w:val="15"/>
+              </w:rPr>
+              <w:t xml:space="preserve">38</w:t>
+            </w:r>
+          </w:p>
+        </w:tc>
+        <w:tc>
+          <w:tcPr>
+            <w:vAlign w:val="center"/>
+            <w:tcMar>
+              <w:top w:w="80" w:type="dxa"/>
+              <w:bottom w:w="80" w:type="dxa"/>
+              <w:start w:w="120" w:type="dxa"/>
+              <w:end w:w="120" w:type="dxa"/>
+            </w:tcMar>
+            <w:tcW w:w="1211" w:type="dxa"/>
+          </w:tcPr>
+          <w:p>
+            <w:pPr>
+              <w:pStyle w:val="Compact"/>
+              <w:spacing w:before="0" w:after="40" w:line="240" w:lineRule="auto"/>
+              <w:jc w:val="center"/>
+            </w:pPr>
+            <w:r>
+              <w:rPr>
+                <w:rFonts w:ascii="Times New Roman" w:hAnsi="Times New Roman"/>
+                <w:sz w:val="15"/>
+              </w:rPr>
+              <w:t xml:space="preserve">0</w:t>
+            </w:r>
+          </w:p>
+        </w:tc>
+        <w:tc>
+          <w:tcPr>
+            <w:vAlign w:val="center"/>
+            <w:tcMar>
+              <w:top w:w="80" w:type="dxa"/>
+              <w:bottom w:w="80" w:type="dxa"/>
+              <w:start w:w="120" w:type="dxa"/>
+              <w:end w:w="120" w:type="dxa"/>
+            </w:tcMar>
+            <w:tcW w:w="1249" w:type="dxa"/>
+          </w:tcPr>
+          <w:p>
+            <w:pPr>
+              <w:pStyle w:val="Compact"/>
+              <w:spacing w:before="0" w:after="40" w:line="240" w:lineRule="auto"/>
+              <w:jc w:val="center"/>
+            </w:pPr>
+            <w:r>
+              <w:rPr>
+                <w:rFonts w:ascii="Times New Roman" w:hAnsi="Times New Roman"/>
+                <w:sz w:val="15"/>
+              </w:rPr>
+              <w:t xml:space="preserve">1.0690866</w:t>
+            </w:r>
+          </w:p>
+        </w:tc>
+      </w:tr>
+      <w:tr>
+        <w:trPr>
+          <w:cantSplit/>
+        </w:trPr>
+        <w:tc>
+          <w:tcPr>
+            <w:vAlign w:val="center"/>
+            <w:tcMar>
+              <w:top w:w="80" w:type="dxa"/>
+              <w:bottom w:w="80" w:type="dxa"/>
+              <w:start w:w="120" w:type="dxa"/>
+              <w:end w:w="120" w:type="dxa"/>
+            </w:tcMar>
+            <w:tcW w:w="1577" w:type="dxa"/>
+          </w:tcPr>
+          <w:p>
+            <w:pPr>
+              <w:pStyle w:val="Compact"/>
+              <w:spacing w:before="0" w:after="40" w:line="240" w:lineRule="auto"/>
+              <w:jc w:val="left"/>
+            </w:pPr>
+            <w:r>
+              <w:rPr>
+                <w:rFonts w:ascii="Times New Roman" w:hAnsi="Times New Roman"/>
+                <w:sz w:val="15"/>
+              </w:rPr>
+              <w:t xml:space="preserve">E4 Flash replication</w:t>
+            </w:r>
+          </w:p>
+        </w:tc>
+        <w:tc>
+          <w:tcPr>
+            <w:vAlign w:val="center"/>
+            <w:tcMar>
+              <w:top w:w="80" w:type="dxa"/>
+              <w:bottom w:w="80" w:type="dxa"/>
+              <w:start w:w="120" w:type="dxa"/>
+              <w:end w:w="120" w:type="dxa"/>
+            </w:tcMar>
+            <w:tcW w:w="1362" w:type="dxa"/>
+          </w:tcPr>
+          <w:p>
+            <w:pPr>
+              <w:pStyle w:val="Compact"/>
+              <w:spacing w:before="0" w:after="40" w:line="240" w:lineRule="auto"/>
+              <w:jc w:val="right"/>
+            </w:pPr>
+            <w:r>
+              <w:rPr>
+                <w:rFonts w:ascii="Times New Roman" w:hAnsi="Times New Roman"/>
+                <w:sz w:val="15"/>
+              </w:rPr>
+              <w:t xml:space="preserve">360/360</w:t>
+            </w:r>
+          </w:p>
+        </w:tc>
+        <w:tc>
+          <w:tcPr>
+            <w:vAlign w:val="center"/>
+            <w:tcMar>
+              <w:top w:w="80" w:type="dxa"/>
+              <w:bottom w:w="80" w:type="dxa"/>
+              <w:start w:w="120" w:type="dxa"/>
+              <w:end w:w="120" w:type="dxa"/>
+            </w:tcMar>
+            <w:tcW w:w="1211" w:type="dxa"/>
+          </w:tcPr>
+          <w:p>
+            <w:pPr>
+              <w:pStyle w:val="Compact"/>
+              <w:spacing w:before="0" w:after="40" w:line="240" w:lineRule="auto"/>
+              <w:jc w:val="center"/>
+            </w:pPr>
+            <w:r>
+              <w:rPr>
+                <w:rFonts w:ascii="Times New Roman" w:hAnsi="Times New Roman"/>
+                <w:sz w:val="15"/>
+              </w:rPr>
+              <w:t xml:space="preserve">347</w:t>
+            </w:r>
+          </w:p>
+        </w:tc>
+        <w:tc>
+          <w:tcPr>
+            <w:vAlign w:val="center"/>
+            <w:tcMar>
+              <w:top w:w="80" w:type="dxa"/>
+              <w:bottom w:w="80" w:type="dxa"/>
+              <w:start w:w="120" w:type="dxa"/>
+              <w:end w:w="120" w:type="dxa"/>
+            </w:tcMar>
+            <w:tcW w:w="1335" w:type="dxa"/>
+          </w:tcPr>
+          <w:p>
+            <w:pPr>
+              <w:pStyle w:val="Compact"/>
+              <w:spacing w:before="0" w:after="40" w:line="240" w:lineRule="auto"/>
+              <w:jc w:val="center"/>
+            </w:pPr>
+            <w:r>
+              <w:rPr>
+                <w:rFonts w:ascii="Times New Roman" w:hAnsi="Times New Roman"/>
+                <w:sz w:val="15"/>
+              </w:rPr>
+              <w:t xml:space="preserve">8</w:t>
+            </w:r>
+          </w:p>
+        </w:tc>
+        <w:tc>
+          <w:tcPr>
+            <w:vAlign w:val="center"/>
+            <w:tcMar>
+              <w:top w:w="80" w:type="dxa"/>
+              <w:bottom w:w="80" w:type="dxa"/>
+              <w:start w:w="120" w:type="dxa"/>
+              <w:end w:w="120" w:type="dxa"/>
+            </w:tcMar>
+            <w:tcW w:w="1415" w:type="dxa"/>
+          </w:tcPr>
+          <w:p>
+            <w:pPr>
+              <w:pStyle w:val="Compact"/>
+              <w:spacing w:before="0" w:after="40" w:line="240" w:lineRule="auto"/>
+              <w:jc w:val="center"/>
+            </w:pPr>
+            <w:r>
+              <w:rPr>
+                <w:rFonts w:ascii="Times New Roman" w:hAnsi="Times New Roman"/>
+                <w:sz w:val="15"/>
+              </w:rPr>
+              <w:t xml:space="preserve">4</w:t>
+            </w:r>
+          </w:p>
+        </w:tc>
+        <w:tc>
+          <w:tcPr>
+            <w:vAlign w:val="center"/>
+            <w:tcMar>
+              <w:top w:w="80" w:type="dxa"/>
+              <w:bottom w:w="80" w:type="dxa"/>
+              <w:start w:w="120" w:type="dxa"/>
+              <w:end w:w="120" w:type="dxa"/>
+            </w:tcMar>
+            <w:tcW w:w="1211" w:type="dxa"/>
+          </w:tcPr>
+          <w:p>
+            <w:pPr>
+              <w:pStyle w:val="Compact"/>
+              <w:spacing w:before="0" w:after="40" w:line="240" w:lineRule="auto"/>
+              <w:jc w:val="center"/>
+            </w:pPr>
+            <w:r>
+              <w:rPr>
+                <w:rFonts w:ascii="Times New Roman" w:hAnsi="Times New Roman"/>
+                <w:sz w:val="15"/>
+              </w:rPr>
+              <w:t xml:space="preserve">1</w:t>
+            </w:r>
+          </w:p>
+        </w:tc>
+        <w:tc>
+          <w:tcPr>
+            <w:vAlign w:val="center"/>
+            <w:tcMar>
+              <w:top w:w="80" w:type="dxa"/>
+              <w:bottom w:w="80" w:type="dxa"/>
+              <w:start w:w="120" w:type="dxa"/>
+              <w:end w:w="120" w:type="dxa"/>
+            </w:tcMar>
+            <w:tcW w:w="1249" w:type="dxa"/>
+          </w:tcPr>
+          <w:p>
+            <w:pPr>
+              <w:pStyle w:val="Compact"/>
+              <w:spacing w:before="0" w:after="40" w:line="240" w:lineRule="auto"/>
+              <w:jc w:val="center"/>
+            </w:pPr>
+            <w:r>
+              <w:rPr>
+                <w:rFonts w:ascii="Times New Roman" w:hAnsi="Times New Roman"/>
+                <w:sz w:val="15"/>
+              </w:rPr>
+              <w:t xml:space="preserve">0.5410834</w:t>
+            </w:r>
+          </w:p>
+        </w:tc>
+      </w:tr>
+    </w:tbl>
+    <w:bookmarkEnd w:id="28"/>
+    <w:bookmarkStart w:id="29" w:name="Xacb943429f9a9fc1981c17c95a162aab884b743"/>
+    <w:p>
+      <w:pPr>
+        <w:pStyle w:val="Heading2"/>
+        <w:keepNext/>
+        <w:jc w:val="left"/>
+      </w:pPr>
+      <w:r>
+        <w:t xml:space="preserve">Supplementary Table S10. Conditional adaptive-tail execution</w:t>
+      </w:r>
+    </w:p>
+    <w:tbl>
+      <w:tblPr>
+        <w:tblStyle w:val="Table"/>
+        <w:tblW w:type="dxa" w:w="9360"/>
+        <w:tblLayout w:type="fixed"/>
+        <w:tblLook w:firstRow="1" w:lastRow="0" w:firstColumn="0" w:lastColumn="0" w:noHBand="0" w:noVBand="0" w:val="0020"/>
+        <w:tblBorders>
+          <w:top w:val="single" w:sz="4" w:space="0" w:color="B7C3D0"/>
+          <w:left w:val="single" w:sz="4" w:space="0" w:color="B7C3D0"/>
+          <w:bottom w:val="single" w:sz="4" w:space="0" w:color="B7C3D0"/>
+          <w:right w:val="single" w:sz="4" w:space="0" w:color="B7C3D0"/>
+          <w:insideH w:val="single" w:sz="4" w:space="0" w:color="B7C3D0"/>
+          <w:insideV w:val="single" w:sz="4" w:space="0" w:color="B7C3D0"/>
+        </w:tblBorders>
+        <w:tblInd w:w="120" w:type="dxa"/>
+      </w:tblPr>
+      <w:tblGrid>
+        <w:gridCol w:w="4697"/>
+        <w:gridCol w:w="4663"/>
+      </w:tblGrid>
+      <w:tr>
+        <w:trPr>
+          <w:cantSplit/>
+          <w:tblHeader w:val="true"/>
+        </w:trPr>
+        <w:tc>
+          <w:tcPr>
+            <w:vAlign w:val="center"/>
+            <w:tcMar>
+              <w:top w:w="80" w:type="dxa"/>
+              <w:bottom w:w="80" w:type="dxa"/>
+              <w:start w:w="120" w:type="dxa"/>
+              <w:end w:w="120" w:type="dxa"/>
+            </w:tcMar>
+            <w:tcW w:w="4697" w:type="dxa"/>
+            <w:shd w:fill="E8EEF5"/>
+          </w:tcPr>
+          <w:p>
+            <w:pPr>
+              <w:pStyle w:val="Compact"/>
+              <w:spacing w:before="0" w:after="40" w:line="240" w:lineRule="auto"/>
+              <w:jc w:val="left"/>
+            </w:pPr>
+            <w:r>
+              <w:rPr>
+                <w:rFonts w:ascii="Times New Roman" w:hAnsi="Times New Roman"/>
+                <w:b/>
+                <w:sz w:val="17"/>
+              </w:rPr>
+              <w:t xml:space="preserve">Quantity</w:t>
+            </w:r>
+          </w:p>
+        </w:tc>
+        <w:tc>
+          <w:tcPr>
+            <w:vAlign w:val="center"/>
+            <w:tcMar>
+              <w:top w:w="80" w:type="dxa"/>
+              <w:bottom w:w="80" w:type="dxa"/>
+              <w:start w:w="120" w:type="dxa"/>
+              <w:end w:w="120" w:type="dxa"/>
+            </w:tcMar>
+            <w:tcW w:w="4663" w:type="dxa"/>
+            <w:shd w:fill="E8EEF5"/>
+          </w:tcPr>
+          <w:p>
+            <w:pPr>
+              <w:pStyle w:val="Compact"/>
+              <w:spacing w:before="0" w:after="40" w:line="240" w:lineRule="auto"/>
+              <w:jc w:val="right"/>
+            </w:pPr>
+            <w:r>
+              <w:rPr>
+                <w:rFonts w:ascii="Times New Roman" w:hAnsi="Times New Roman"/>
+                <w:b/>
+                <w:sz w:val="17"/>
+              </w:rPr>
+              <w:t xml:space="preserve">Result</w:t>
+            </w:r>
+          </w:p>
+        </w:tc>
+      </w:tr>
+      <w:tr>
+        <w:trPr>
+          <w:cantSplit/>
+        </w:trPr>
+        <w:tc>
+          <w:tcPr>
+            <w:vAlign w:val="center"/>
+            <w:tcMar>
+              <w:top w:w="80" w:type="dxa"/>
+              <w:bottom w:w="80" w:type="dxa"/>
+              <w:start w:w="120" w:type="dxa"/>
+              <w:end w:w="120" w:type="dxa"/>
+            </w:tcMar>
+            <w:tcW w:w="4697" w:type="dxa"/>
+          </w:tcPr>
+          <w:p>
+            <w:pPr>
+              <w:pStyle w:val="Compact"/>
+              <w:spacing w:before="0" w:after="40" w:line="240" w:lineRule="auto"/>
+              <w:jc w:val="left"/>
+            </w:pPr>
+            <w:r>
+              <w:rPr>
+                <w:rFonts w:ascii="Times New Roman" w:hAnsi="Times New Roman"/>
+                <w:sz w:val="17"/>
+              </w:rPr>
+              <w:t xml:space="preserve">Prespecified B200 survivors completed</w:t>
+            </w:r>
+          </w:p>
+        </w:tc>
+        <w:tc>
+          <w:tcPr>
+            <w:vAlign w:val="center"/>
+            <w:tcMar>
+              <w:top w:w="80" w:type="dxa"/>
+              <w:bottom w:w="80" w:type="dxa"/>
+              <w:start w:w="120" w:type="dxa"/>
+              <w:end w:w="120" w:type="dxa"/>
+            </w:tcMar>
+            <w:tcW w:w="4663" w:type="dxa"/>
+          </w:tcPr>
+          <w:p>
+            <w:pPr>
+              <w:pStyle w:val="Compact"/>
+              <w:spacing w:before="0" w:after="40" w:line="240" w:lineRule="auto"/>
+              <w:jc w:val="right"/>
+            </w:pPr>
+            <w:r>
+              <w:rPr>
+                <w:rFonts w:ascii="Times New Roman" w:hAnsi="Times New Roman"/>
+                <w:sz w:val="17"/>
+              </w:rPr>
+              <w:t xml:space="preserve">12/12</w:t>
+            </w:r>
+          </w:p>
+        </w:tc>
+      </w:tr>
+      <w:tr>
+        <w:trPr>
+          <w:cantSplit/>
+        </w:trPr>
+        <w:tc>
+          <w:tcPr>
+            <w:vAlign w:val="center"/>
+            <w:tcMar>
+              <w:top w:w="80" w:type="dxa"/>
+              <w:bottom w:w="80" w:type="dxa"/>
+              <w:start w:w="120" w:type="dxa"/>
+              <w:end w:w="120" w:type="dxa"/>
+            </w:tcMar>
+            <w:tcW w:w="4697" w:type="dxa"/>
+          </w:tcPr>
+          <w:p>
+            <w:pPr>
+              <w:pStyle w:val="Compact"/>
+              <w:spacing w:before="0" w:after="40" w:line="240" w:lineRule="auto"/>
+              <w:jc w:val="left"/>
+            </w:pPr>
+            <w:r>
+              <w:rPr>
+                <w:rFonts w:ascii="Times New Roman" w:hAnsi="Times New Roman"/>
+                <w:sz w:val="17"/>
+              </w:rPr>
+              <w:t xml:space="preserve">Latest query work keys</w:t>
+            </w:r>
+          </w:p>
+        </w:tc>
+        <w:tc>
+          <w:tcPr>
+            <w:vAlign w:val="center"/>
+            <w:tcMar>
+              <w:top w:w="80" w:type="dxa"/>
+              <w:bottom w:w="80" w:type="dxa"/>
+              <w:start w:w="120" w:type="dxa"/>
+              <w:end w:w="120" w:type="dxa"/>
+            </w:tcMar>
+            <w:tcW w:w="4663" w:type="dxa"/>
+          </w:tcPr>
+          <w:p>
+            <w:pPr>
+              <w:pStyle w:val="Compact"/>
+              <w:spacing w:before="0" w:after="40" w:line="240" w:lineRule="auto"/>
+              <w:jc w:val="right"/>
+            </w:pPr>
+            <w:r>
+              <w:rPr>
+                <w:rFonts w:ascii="Times New Roman" w:hAnsi="Times New Roman"/>
+                <w:sz w:val="17"/>
+              </w:rPr>
+              <w:t xml:space="preserve">3,600</w:t>
+            </w:r>
+          </w:p>
+        </w:tc>
+      </w:tr>
+      <w:tr>
+        <w:trPr>
+          <w:cantSplit/>
+        </w:trPr>
+        <w:tc>
+          <w:tcPr>
+            <w:vAlign w:val="center"/>
+            <w:tcMar>
+              <w:top w:w="80" w:type="dxa"/>
+              <w:bottom w:w="80" w:type="dxa"/>
+              <w:start w:w="120" w:type="dxa"/>
+              <w:end w:w="120" w:type="dxa"/>
+            </w:tcMar>
+            <w:tcW w:w="4697" w:type="dxa"/>
+          </w:tcPr>
+          <w:p>
+            <w:pPr>
+              <w:pStyle w:val="Compact"/>
+              <w:spacing w:before="0" w:after="40" w:line="240" w:lineRule="auto"/>
+              <w:jc w:val="left"/>
+            </w:pPr>
+            <w:r>
+              <w:rPr>
+                <w:rFonts w:ascii="Times New Roman" w:hAnsi="Times New Roman"/>
+                <w:sz w:val="17"/>
+              </w:rPr>
+              <w:t xml:space="preserve">Physical rows / superseded attempts</w:t>
+            </w:r>
+          </w:p>
+        </w:tc>
+        <w:tc>
+          <w:tcPr>
+            <w:vAlign w:val="center"/>
+            <w:tcMar>
+              <w:top w:w="80" w:type="dxa"/>
+              <w:bottom w:w="80" w:type="dxa"/>
+              <w:start w:w="120" w:type="dxa"/>
+              <w:end w:w="120" w:type="dxa"/>
+            </w:tcMar>
+            <w:tcW w:w="4663" w:type="dxa"/>
+          </w:tcPr>
+          <w:p>
+            <w:pPr>
+              <w:pStyle w:val="Compact"/>
+              <w:spacing w:before="0" w:after="40" w:line="240" w:lineRule="auto"/>
+              <w:jc w:val="right"/>
+            </w:pPr>
+            <w:r>
+              <w:rPr>
+                <w:rFonts w:ascii="Times New Roman" w:hAnsi="Times New Roman"/>
+                <w:sz w:val="17"/>
+              </w:rPr>
+              <w:t xml:space="preserve">3,605 / 5</w:t>
+            </w:r>
+          </w:p>
+        </w:tc>
+      </w:tr>
+      <w:tr>
+        <w:trPr>
+          <w:cantSplit/>
+        </w:trPr>
+        <w:tc>
+          <w:tcPr>
+            <w:vAlign w:val="center"/>
+            <w:tcMar>
+              <w:top w:w="80" w:type="dxa"/>
+              <w:bottom w:w="80" w:type="dxa"/>
+              <w:start w:w="120" w:type="dxa"/>
+              <w:end w:w="120" w:type="dxa"/>
+            </w:tcMar>
+            <w:tcW w:w="4697" w:type="dxa"/>
+          </w:tcPr>
+          <w:p>
+            <w:pPr>
+              <w:pStyle w:val="Compact"/>
+              <w:spacing w:before="0" w:after="40" w:line="240" w:lineRule="auto"/>
+              <w:jc w:val="left"/>
+            </w:pPr>
+            <w:r>
+              <w:rPr>
+                <w:rFonts w:ascii="Times New Roman" w:hAnsi="Times New Roman"/>
+                <w:sz w:val="17"/>
+              </w:rPr>
+              <w:t xml:space="preserve">First unsafe effect at queries 201–500</w:t>
+            </w:r>
+          </w:p>
+        </w:tc>
+        <w:tc>
+          <w:tcPr>
+            <w:vAlign w:val="center"/>
+            <w:tcMar>
+              <w:top w:w="80" w:type="dxa"/>
+              <w:bottom w:w="80" w:type="dxa"/>
+              <w:start w:w="120" w:type="dxa"/>
+              <w:end w:w="120" w:type="dxa"/>
+            </w:tcMar>
+            <w:tcW w:w="4663" w:type="dxa"/>
+          </w:tcPr>
+          <w:p>
+            <w:pPr>
+              <w:pStyle w:val="Compact"/>
+              <w:spacing w:before="0" w:after="40" w:line="240" w:lineRule="auto"/>
+              <w:jc w:val="right"/>
+            </w:pPr>
+            <w:r>
+              <w:rPr>
+                <w:rFonts w:ascii="Times New Roman" w:hAnsi="Times New Roman"/>
+                <w:sz w:val="17"/>
+              </w:rPr>
+              <w:t xml:space="preserve">0/12</w:t>
+            </w:r>
+          </w:p>
+        </w:tc>
+      </w:tr>
+      <w:tr>
+        <w:trPr>
+          <w:cantSplit/>
+        </w:trPr>
+        <w:tc>
+          <w:tcPr>
+            <w:vAlign w:val="center"/>
+            <w:tcMar>
+              <w:top w:w="80" w:type="dxa"/>
+              <w:bottom w:w="80" w:type="dxa"/>
+              <w:start w:w="120" w:type="dxa"/>
+              <w:end w:w="120" w:type="dxa"/>
+            </w:tcMar>
+            <w:tcW w:w="4697" w:type="dxa"/>
+          </w:tcPr>
+          <w:p>
+            <w:pPr>
+              <w:pStyle w:val="Compact"/>
+              <w:spacing w:before="0" w:after="40" w:line="240" w:lineRule="auto"/>
+              <w:jc w:val="left"/>
+            </w:pPr>
+            <w:r>
+              <w:rPr>
+                <w:rFonts w:ascii="Times New Roman" w:hAnsi="Times New Roman"/>
+                <w:sz w:val="17"/>
+              </w:rPr>
+              <w:t xml:space="preserve">Conditional probability, Wilson 95% CI</w:t>
+            </w:r>
+          </w:p>
+        </w:tc>
+        <w:tc>
+          <w:tcPr>
+            <w:vAlign w:val="center"/>
+            <w:tcMar>
+              <w:top w:w="80" w:type="dxa"/>
+              <w:bottom w:w="80" w:type="dxa"/>
+              <w:start w:w="120" w:type="dxa"/>
+              <w:end w:w="120" w:type="dxa"/>
+            </w:tcMar>
+            <w:tcW w:w="4663" w:type="dxa"/>
+          </w:tcPr>
+          <w:p>
+            <w:pPr>
+              <w:pStyle w:val="Compact"/>
+              <w:spacing w:before="0" w:after="40" w:line="240" w:lineRule="auto"/>
+              <w:jc w:val="right"/>
+            </w:pPr>
+            <w:r>
+              <w:rPr>
+                <w:rFonts w:ascii="Times New Roman" w:hAnsi="Times New Roman"/>
+                <w:sz w:val="17"/>
+              </w:rPr>
+              <w:t xml:space="preserve">0.00% (0.00%–24.25%)</w:t>
+            </w:r>
+          </w:p>
+        </w:tc>
+      </w:tr>
+      <w:tr>
+        <w:trPr>
+          <w:cantSplit/>
+        </w:trPr>
+        <w:tc>
+          <w:tcPr>
+            <w:vAlign w:val="center"/>
+            <w:tcMar>
+              <w:top w:w="80" w:type="dxa"/>
+              <w:bottom w:w="80" w:type="dxa"/>
+              <w:start w:w="120" w:type="dxa"/>
+              <w:end w:w="120" w:type="dxa"/>
+            </w:tcMar>
+            <w:tcW w:w="4697" w:type="dxa"/>
+          </w:tcPr>
+          <w:p>
+            <w:pPr>
+              <w:pStyle w:val="Compact"/>
+              <w:spacing w:before="0" w:after="40" w:line="240" w:lineRule="auto"/>
+              <w:jc w:val="left"/>
+            </w:pPr>
+            <w:r>
+              <w:rPr>
+                <w:rFonts w:ascii="Times New Roman" w:hAnsi="Times New Roman"/>
+                <w:sz w:val="17"/>
+              </w:rPr>
+              <w:t xml:space="preserve">Operational status</w:t>
+            </w:r>
+          </w:p>
+        </w:tc>
+        <w:tc>
+          <w:tcPr>
+            <w:vAlign w:val="center"/>
+            <w:tcMar>
+              <w:top w:w="80" w:type="dxa"/>
+              <w:bottom w:w="80" w:type="dxa"/>
+              <w:start w:w="120" w:type="dxa"/>
+              <w:end w:w="120" w:type="dxa"/>
+            </w:tcMar>
+            <w:tcW w:w="4663" w:type="dxa"/>
+          </w:tcPr>
+          <w:p>
+            <w:pPr>
+              <w:pStyle w:val="Compact"/>
+              <w:spacing w:before="0" w:after="40" w:line="240" w:lineRule="auto"/>
+              <w:jc w:val="right"/>
+            </w:pPr>
+            <w:r>
+              <w:rPr>
+                <w:rFonts w:ascii="Times New Roman" w:hAnsi="Times New Roman"/>
+                <w:sz w:val="17"/>
+              </w:rPr>
+              <w:t xml:space="preserve">3,577 completed; 21 parse failures; 2 provider failures</w:t>
+            </w:r>
+          </w:p>
+        </w:tc>
+      </w:tr>
+      <w:tr>
+        <w:trPr>
+          <w:cantSplit/>
+        </w:trPr>
+        <w:tc>
+          <w:tcPr>
+            <w:vAlign w:val="center"/>
+            <w:tcMar>
+              <w:top w:w="80" w:type="dxa"/>
+              <w:bottom w:w="80" w:type="dxa"/>
+              <w:start w:w="120" w:type="dxa"/>
+              <w:end w:w="120" w:type="dxa"/>
+            </w:tcMar>
+            <w:tcW w:w="4697" w:type="dxa"/>
+          </w:tcPr>
+          <w:p>
+            <w:pPr>
+              <w:pStyle w:val="Compact"/>
+              <w:spacing w:before="0" w:after="40" w:line="240" w:lineRule="auto"/>
+              <w:jc w:val="left"/>
+            </w:pPr>
+            <w:r>
+              <w:rPr>
+                <w:rFonts w:ascii="Times New Roman" w:hAnsi="Times New Roman"/>
+                <w:sz w:val="17"/>
+              </w:rPr>
+              <w:t xml:space="preserve">Total tokens</w:t>
+            </w:r>
+          </w:p>
+        </w:tc>
+        <w:tc>
+          <w:tcPr>
+            <w:vAlign w:val="center"/>
+            <w:tcMar>
+              <w:top w:w="80" w:type="dxa"/>
+              <w:bottom w:w="80" w:type="dxa"/>
+              <w:start w:w="120" w:type="dxa"/>
+              <w:end w:w="120" w:type="dxa"/>
+            </w:tcMar>
+            <w:tcW w:w="4663" w:type="dxa"/>
+          </w:tcPr>
+          <w:p>
+            <w:pPr>
+              <w:pStyle w:val="Compact"/>
+              <w:spacing w:before="0" w:after="40" w:line="240" w:lineRule="auto"/>
+              <w:jc w:val="right"/>
+            </w:pPr>
+            <w:r>
+              <w:rPr>
+                <w:rFonts w:ascii="Times New Roman" w:hAnsi="Times New Roman"/>
+                <w:sz w:val="17"/>
+              </w:rPr>
+              <w:t xml:space="preserve">4,511,768</w:t>
+            </w:r>
+          </w:p>
+        </w:tc>
+      </w:tr>
+      <w:tr>
+        <w:trPr>
+          <w:cantSplit/>
+        </w:trPr>
+        <w:tc>
+          <w:tcPr>
+            <w:vAlign w:val="center"/>
+            <w:tcMar>
+              <w:top w:w="80" w:type="dxa"/>
+              <w:bottom w:w="80" w:type="dxa"/>
+              <w:start w:w="120" w:type="dxa"/>
+              <w:end w:w="120" w:type="dxa"/>
+            </w:tcMar>
+            <w:tcW w:w="4697" w:type="dxa"/>
+          </w:tcPr>
+          <w:p>
+            <w:pPr>
+              <w:pStyle w:val="Compact"/>
+              <w:spacing w:before="0" w:after="40" w:line="240" w:lineRule="auto"/>
+              <w:jc w:val="left"/>
+            </w:pPr>
+            <w:r>
+              <w:rPr>
+                <w:rFonts w:ascii="Times New Roman" w:hAnsi="Times New Roman"/>
+                <w:sz w:val="17"/>
+              </w:rPr>
+              <w:t xml:space="preserve">Attributed cost</w:t>
+            </w:r>
+          </w:p>
+        </w:tc>
+        <w:tc>
+          <w:tcPr>
+            <w:vAlign w:val="center"/>
+            <w:tcMar>
+              <w:top w:w="80" w:type="dxa"/>
+              <w:bottom w:w="80" w:type="dxa"/>
+              <w:start w:w="120" w:type="dxa"/>
+              <w:end w:w="120" w:type="dxa"/>
+            </w:tcMar>
+            <w:tcW w:w="4663" w:type="dxa"/>
+          </w:tcPr>
+          <w:p>
+            <w:pPr>
+              <w:pStyle w:val="Compact"/>
+              <w:spacing w:before="0" w:after="40" w:line="240" w:lineRule="auto"/>
+              <w:jc w:val="right"/>
+            </w:pPr>
+            <w:r>
+              <w:rPr>
+                <w:rFonts w:ascii="Times New Roman" w:hAnsi="Times New Roman"/>
+                <w:sz w:val="17"/>
+              </w:rPr>
+              <w:t xml:space="preserve">CNY 24.5551236</w:t>
+            </w:r>
+          </w:p>
+        </w:tc>
+      </w:tr>
+      <w:tr>
+        <w:trPr>
+          <w:cantSplit/>
+        </w:trPr>
+        <w:tc>
+          <w:tcPr>
+            <w:vAlign w:val="center"/>
+            <w:tcMar>
+              <w:top w:w="80" w:type="dxa"/>
+              <w:bottom w:w="80" w:type="dxa"/>
+              <w:start w:w="120" w:type="dxa"/>
+              <w:end w:w="120" w:type="dxa"/>
+            </w:tcMar>
+            <w:tcW w:w="4697" w:type="dxa"/>
+          </w:tcPr>
+          <w:p>
+            <w:pPr>
+              <w:pStyle w:val="Compact"/>
+              <w:spacing w:before="0" w:after="40" w:line="240" w:lineRule="auto"/>
+              <w:jc w:val="left"/>
+            </w:pPr>
+            <w:r>
+              <w:rPr>
+                <w:rFonts w:ascii="Times New Roman" w:hAnsi="Times New Roman"/>
+                <w:sz w:val="17"/>
+              </w:rPr>
+              <w:t xml:space="preserve">Automatic retry / provider tools / real external effects</w:t>
+            </w:r>
+          </w:p>
+        </w:tc>
+        <w:tc>
+          <w:tcPr>
+            <w:vAlign w:val="center"/>
+            <w:tcMar>
+              <w:top w:w="80" w:type="dxa"/>
+              <w:bottom w:w="80" w:type="dxa"/>
+              <w:start w:w="120" w:type="dxa"/>
+              <w:end w:w="120" w:type="dxa"/>
+            </w:tcMar>
+            <w:tcW w:w="4663" w:type="dxa"/>
+          </w:tcPr>
+          <w:p>
+            <w:pPr>
+              <w:pStyle w:val="Compact"/>
+              <w:spacing w:before="0" w:after="40" w:line="240" w:lineRule="auto"/>
+              <w:jc w:val="right"/>
+            </w:pPr>
+            <w:r>
+              <w:rPr>
+                <w:rFonts w:ascii="Times New Roman" w:hAnsi="Times New Roman"/>
+                <w:sz w:val="17"/>
+              </w:rPr>
+              <w:t xml:space="preserve">0 / 0 / 0</w:t>
+            </w:r>
+          </w:p>
+        </w:tc>
+      </w:tr>
+    </w:tbl>
+    <w:bookmarkEnd w:id="29"/>
+    <w:bookmarkStart w:id="30" w:name="Xf3276e0c76b1f55d619e6111c477627b6ed8029"/>
+    <w:p>
+      <w:pPr>
+        <w:pStyle w:val="Heading2"/>
+        <w:keepNext/>
+        <w:jc w:val="left"/>
+      </w:pPr>
+      <w:r>
+        <w:t xml:space="preserve">Supplementary Table S11. E6 DeepSeek activity and operational outcomes</w:t>
+      </w:r>
+    </w:p>
+    <w:tbl>
+      <w:tblPr>
+        <w:tblStyle w:val="Table"/>
+        <w:tblW w:type="dxa" w:w="9360"/>
+        <w:tblLayout w:type="fixed"/>
+        <w:tblLook w:firstRow="1" w:lastRow="0" w:firstColumn="0" w:lastColumn="0" w:noHBand="0" w:noVBand="0" w:val="0020"/>
+        <w:tblBorders>
+          <w:top w:val="single" w:sz="4" w:space="0" w:color="B7C3D0"/>
+          <w:left w:val="single" w:sz="4" w:space="0" w:color="B7C3D0"/>
+          <w:bottom w:val="single" w:sz="4" w:space="0" w:color="B7C3D0"/>
+          <w:right w:val="single" w:sz="4" w:space="0" w:color="B7C3D0"/>
+          <w:insideH w:val="single" w:sz="4" w:space="0" w:color="B7C3D0"/>
+          <w:insideV w:val="single" w:sz="4" w:space="0" w:color="B7C3D0"/>
+        </w:tblBorders>
+        <w:tblInd w:w="120" w:type="dxa"/>
+      </w:tblPr>
+      <w:tblGrid>
+        <w:gridCol w:w="1678"/>
+        <w:gridCol w:w="1512"/>
+        <w:gridCol w:w="1678"/>
+        <w:gridCol w:w="1626"/>
+        <w:gridCol w:w="1415"/>
+        <w:gridCol w:w="1451"/>
+      </w:tblGrid>
+      <w:tr>
+        <w:trPr>
+          <w:cantSplit/>
+          <w:tblHeader w:val="true"/>
+        </w:trPr>
+        <w:tc>
+          <w:tcPr>
+            <w:vAlign w:val="center"/>
+            <w:tcMar>
+              <w:top w:w="80" w:type="dxa"/>
+              <w:bottom w:w="80" w:type="dxa"/>
+              <w:start w:w="120" w:type="dxa"/>
+              <w:end w:w="120" w:type="dxa"/>
+            </w:tcMar>
+            <w:tcW w:w="1678" w:type="dxa"/>
+            <w:shd w:fill="E8EEF5"/>
+          </w:tcPr>
+          <w:p>
+            <w:pPr>
+              <w:pStyle w:val="Compact"/>
+              <w:spacing w:before="0" w:after="40" w:line="240" w:lineRule="auto"/>
+              <w:jc w:val="left"/>
+            </w:pPr>
+            <w:r>
+              <w:rPr>
+                <w:rFonts w:ascii="Times New Roman" w:hAnsi="Times New Roman"/>
+                <w:b/>
+                <w:sz w:val="17"/>
+              </w:rPr>
+              <w:t xml:space="preserve">Condition</w:t>
+            </w:r>
+          </w:p>
+        </w:tc>
+        <w:tc>
+          <w:tcPr>
+            <w:vAlign w:val="center"/>
+            <w:tcMar>
+              <w:top w:w="80" w:type="dxa"/>
+              <w:bottom w:w="80" w:type="dxa"/>
+              <w:start w:w="120" w:type="dxa"/>
+              <w:end w:w="120" w:type="dxa"/>
+            </w:tcMar>
+            <w:tcW w:w="1512" w:type="dxa"/>
+            <w:shd w:fill="E8EEF5"/>
+          </w:tcPr>
+          <w:p>
+            <w:pPr>
+              <w:pStyle w:val="Compact"/>
+              <w:spacing w:before="0" w:after="40" w:line="240" w:lineRule="auto"/>
+              <w:jc w:val="right"/>
+            </w:pPr>
+            <w:r>
+              <w:rPr>
+                <w:rFonts w:ascii="Times New Roman" w:hAnsi="Times New Roman"/>
+                <w:b/>
+                <w:sz w:val="17"/>
+              </w:rPr>
+              <w:t xml:space="preserve">Unsafe effect</w:t>
+            </w:r>
+          </w:p>
+        </w:tc>
+        <w:tc>
+          <w:tcPr>
+            <w:vAlign w:val="center"/>
+            <w:tcMar>
+              <w:top w:w="80" w:type="dxa"/>
+              <w:bottom w:w="80" w:type="dxa"/>
+              <w:start w:w="120" w:type="dxa"/>
+              <w:end w:w="120" w:type="dxa"/>
+            </w:tcMar>
+            <w:tcW w:w="1678" w:type="dxa"/>
+            <w:shd w:fill="E8EEF5"/>
+          </w:tcPr>
+          <w:p>
+            <w:pPr>
+              <w:pStyle w:val="Compact"/>
+              <w:spacing w:before="0" w:after="40" w:line="240" w:lineRule="auto"/>
+              <w:jc w:val="center"/>
+            </w:pPr>
+            <w:r>
+              <w:rPr>
+                <w:rFonts w:ascii="Times New Roman" w:hAnsi="Times New Roman"/>
+                <w:b/>
+                <w:sz w:val="17"/>
+              </w:rPr>
+              <w:t xml:space="preserve">Operational failure</w:t>
+            </w:r>
+          </w:p>
+        </w:tc>
+        <w:tc>
+          <w:tcPr>
+            <w:vAlign w:val="center"/>
+            <w:tcMar>
+              <w:top w:w="80" w:type="dxa"/>
+              <w:bottom w:w="80" w:type="dxa"/>
+              <w:start w:w="120" w:type="dxa"/>
+              <w:end w:w="120" w:type="dxa"/>
+            </w:tcMar>
+            <w:tcW w:w="1626" w:type="dxa"/>
+            <w:shd w:fill="E8EEF5"/>
+          </w:tcPr>
+          <w:p>
+            <w:pPr>
+              <w:pStyle w:val="Compact"/>
+              <w:spacing w:before="0" w:after="40" w:line="240" w:lineRule="auto"/>
+              <w:jc w:val="center"/>
+            </w:pPr>
+            <w:r>
+              <w:rPr>
+                <w:rFonts w:ascii="Times New Roman" w:hAnsi="Times New Roman"/>
+                <w:b/>
+                <w:sz w:val="17"/>
+              </w:rPr>
+              <w:t xml:space="preserve">Unsafe or failure</w:t>
+            </w:r>
+          </w:p>
+        </w:tc>
+        <w:tc>
+          <w:tcPr>
+            <w:vAlign w:val="center"/>
+            <w:tcMar>
+              <w:top w:w="80" w:type="dxa"/>
+              <w:bottom w:w="80" w:type="dxa"/>
+              <w:start w:w="120" w:type="dxa"/>
+              <w:end w:w="120" w:type="dxa"/>
+            </w:tcMar>
+            <w:tcW w:w="1415" w:type="dxa"/>
+            <w:shd w:fill="E8EEF5"/>
+          </w:tcPr>
+          <w:p>
+            <w:pPr>
+              <w:pStyle w:val="Compact"/>
+              <w:spacing w:before="0" w:after="40" w:line="240" w:lineRule="auto"/>
+              <w:jc w:val="center"/>
+            </w:pPr>
+            <w:r>
+              <w:rPr>
+                <w:rFonts w:ascii="Times New Roman" w:hAnsi="Times New Roman"/>
+                <w:b/>
+                <w:sz w:val="17"/>
+              </w:rPr>
+              <w:t xml:space="preserve">ASK events</w:t>
+            </w:r>
+          </w:p>
+        </w:tc>
+        <w:tc>
+          <w:tcPr>
+            <w:vAlign w:val="center"/>
+            <w:tcMar>
+              <w:top w:w="80" w:type="dxa"/>
+              <w:bottom w:w="80" w:type="dxa"/>
+              <w:start w:w="120" w:type="dxa"/>
+              <w:end w:w="120" w:type="dxa"/>
+            </w:tcMar>
+            <w:tcW w:w="1451" w:type="dxa"/>
+            <w:shd w:fill="E8EEF5"/>
+          </w:tcPr>
+          <w:p>
+            <w:pPr>
+              <w:pStyle w:val="Compact"/>
+              <w:spacing w:before="0" w:after="40" w:line="240" w:lineRule="auto"/>
+              <w:jc w:val="center"/>
+            </w:pPr>
+            <w:r>
+              <w:rPr>
+                <w:rFonts w:ascii="Times New Roman" w:hAnsi="Times New Roman"/>
+                <w:b/>
+                <w:sz w:val="17"/>
+              </w:rPr>
+              <w:t xml:space="preserve">DENY events</w:t>
+            </w:r>
+          </w:p>
+        </w:tc>
+      </w:tr>
+      <w:tr>
+        <w:trPr>
+          <w:cantSplit/>
+        </w:trPr>
+        <w:tc>
+          <w:tcPr>
+            <w:vAlign w:val="center"/>
+            <w:tcMar>
+              <w:top w:w="80" w:type="dxa"/>
+              <w:bottom w:w="80" w:type="dxa"/>
+              <w:start w:w="120" w:type="dxa"/>
+              <w:end w:w="120" w:type="dxa"/>
+            </w:tcMar>
+            <w:tcW w:w="1678" w:type="dxa"/>
+          </w:tcPr>
+          <w:p>
+            <w:pPr>
+              <w:pStyle w:val="Compact"/>
+              <w:spacing w:before="0" w:after="40" w:line="240" w:lineRule="auto"/>
+              <w:jc w:val="left"/>
+            </w:pPr>
+            <w:r>
+              <w:rPr>
+                <w:rFonts w:ascii="Times New Roman" w:hAnsi="Times New Roman"/>
+                <w:sz w:val="17"/>
+              </w:rPr>
+              <w:t xml:space="preserve">No defense</w:t>
+            </w:r>
+          </w:p>
+        </w:tc>
+        <w:tc>
+          <w:tcPr>
+            <w:vAlign w:val="center"/>
+            <w:tcMar>
+              <w:top w:w="80" w:type="dxa"/>
+              <w:bottom w:w="80" w:type="dxa"/>
+              <w:start w:w="120" w:type="dxa"/>
+              <w:end w:w="120" w:type="dxa"/>
+            </w:tcMar>
+            <w:tcW w:w="1512" w:type="dxa"/>
+          </w:tcPr>
+          <w:p>
+            <w:pPr>
+              <w:pStyle w:val="Compact"/>
+              <w:spacing w:before="0" w:after="40" w:line="240" w:lineRule="auto"/>
+              <w:jc w:val="right"/>
+            </w:pPr>
+            <w:r>
+              <w:rPr>
+                <w:rFonts w:ascii="Times New Roman" w:hAnsi="Times New Roman"/>
+                <w:sz w:val="17"/>
+              </w:rPr>
+              <w:t xml:space="preserve">17/60</w:t>
+            </w:r>
+          </w:p>
+        </w:tc>
+        <w:tc>
+          <w:tcPr>
+            <w:vAlign w:val="center"/>
+            <w:tcMar>
+              <w:top w:w="80" w:type="dxa"/>
+              <w:bottom w:w="80" w:type="dxa"/>
+              <w:start w:w="120" w:type="dxa"/>
+              <w:end w:w="120" w:type="dxa"/>
+            </w:tcMar>
+            <w:tcW w:w="1678" w:type="dxa"/>
+          </w:tcPr>
+          <w:p>
+            <w:pPr>
+              <w:pStyle w:val="Compact"/>
+              <w:spacing w:before="0" w:after="40" w:line="240" w:lineRule="auto"/>
+              <w:jc w:val="center"/>
+            </w:pPr>
+            <w:r>
+              <w:rPr>
+                <w:rFonts w:ascii="Times New Roman" w:hAnsi="Times New Roman"/>
+                <w:sz w:val="17"/>
+              </w:rPr>
+              <w:t xml:space="preserve">12/60</w:t>
+            </w:r>
+          </w:p>
+        </w:tc>
+        <w:tc>
+          <w:tcPr>
+            <w:vAlign w:val="center"/>
+            <w:tcMar>
+              <w:top w:w="80" w:type="dxa"/>
+              <w:bottom w:w="80" w:type="dxa"/>
+              <w:start w:w="120" w:type="dxa"/>
+              <w:end w:w="120" w:type="dxa"/>
+            </w:tcMar>
+            <w:tcW w:w="1626" w:type="dxa"/>
+          </w:tcPr>
+          <w:p>
+            <w:pPr>
+              <w:pStyle w:val="Compact"/>
+              <w:spacing w:before="0" w:after="40" w:line="240" w:lineRule="auto"/>
+              <w:jc w:val="center"/>
+            </w:pPr>
+            <w:r>
+              <w:rPr>
+                <w:rFonts w:ascii="Times New Roman" w:hAnsi="Times New Roman"/>
+                <w:sz w:val="17"/>
+              </w:rPr>
+              <w:t xml:space="preserve">29/60</w:t>
+            </w:r>
+          </w:p>
+        </w:tc>
+        <w:tc>
+          <w:tcPr>
+            <w:vAlign w:val="center"/>
+            <w:tcMar>
+              <w:top w:w="80" w:type="dxa"/>
+              <w:bottom w:w="80" w:type="dxa"/>
+              <w:start w:w="120" w:type="dxa"/>
+              <w:end w:w="120" w:type="dxa"/>
+            </w:tcMar>
+            <w:tcW w:w="1415" w:type="dxa"/>
+          </w:tcPr>
+          <w:p>
+            <w:pPr>
+              <w:pStyle w:val="Compact"/>
+              <w:spacing w:before="0" w:after="40" w:line="240" w:lineRule="auto"/>
+              <w:jc w:val="center"/>
+            </w:pPr>
+            <w:r>
+              <w:rPr>
+                <w:rFonts w:ascii="Times New Roman" w:hAnsi="Times New Roman"/>
+                <w:sz w:val="17"/>
+              </w:rPr>
+              <w:t xml:space="preserve">0</w:t>
+            </w:r>
+          </w:p>
+        </w:tc>
+        <w:tc>
+          <w:tcPr>
+            <w:vAlign w:val="center"/>
+            <w:tcMar>
+              <w:top w:w="80" w:type="dxa"/>
+              <w:bottom w:w="80" w:type="dxa"/>
+              <w:start w:w="120" w:type="dxa"/>
+              <w:end w:w="120" w:type="dxa"/>
+            </w:tcMar>
+            <w:tcW w:w="1451" w:type="dxa"/>
+          </w:tcPr>
+          <w:p>
+            <w:pPr>
+              <w:pStyle w:val="Compact"/>
+              <w:spacing w:before="0" w:after="40" w:line="240" w:lineRule="auto"/>
+              <w:jc w:val="center"/>
+            </w:pPr>
+            <w:r>
+              <w:rPr>
+                <w:rFonts w:ascii="Times New Roman" w:hAnsi="Times New Roman"/>
+                <w:sz w:val="17"/>
+              </w:rPr>
+              <w:t xml:space="preserve">4</w:t>
+            </w:r>
+          </w:p>
+        </w:tc>
+      </w:tr>
+      <w:tr>
+        <w:trPr>
+          <w:cantSplit/>
+        </w:trPr>
+        <w:tc>
+          <w:tcPr>
+            <w:vAlign w:val="center"/>
+            <w:tcMar>
+              <w:top w:w="80" w:type="dxa"/>
+              <w:bottom w:w="80" w:type="dxa"/>
+              <w:start w:w="120" w:type="dxa"/>
+              <w:end w:w="120" w:type="dxa"/>
+            </w:tcMar>
+            <w:tcW w:w="1678" w:type="dxa"/>
+          </w:tcPr>
+          <w:p>
+            <w:pPr>
+              <w:pStyle w:val="Compact"/>
+              <w:spacing w:before="0" w:after="40" w:line="240" w:lineRule="auto"/>
+              <w:jc w:val="left"/>
+            </w:pPr>
+            <w:r>
+              <w:rPr>
+                <w:rFonts w:ascii="Times New Roman" w:hAnsi="Times New Roman"/>
+                <w:sz w:val="17"/>
+              </w:rPr>
+              <w:t xml:space="preserve">Source-pinned VIGIL</w:t>
+            </w:r>
+          </w:p>
+        </w:tc>
+        <w:tc>
+          <w:tcPr>
+            <w:vAlign w:val="center"/>
+            <w:tcMar>
+              <w:top w:w="80" w:type="dxa"/>
+              <w:bottom w:w="80" w:type="dxa"/>
+              <w:start w:w="120" w:type="dxa"/>
+              <w:end w:w="120" w:type="dxa"/>
+            </w:tcMar>
+            <w:tcW w:w="1512" w:type="dxa"/>
+          </w:tcPr>
+          <w:p>
+            <w:pPr>
+              <w:pStyle w:val="Compact"/>
+              <w:spacing w:before="0" w:after="40" w:line="240" w:lineRule="auto"/>
+              <w:jc w:val="right"/>
+            </w:pPr>
+            <w:r>
+              <w:rPr>
+                <w:rFonts w:ascii="Times New Roman" w:hAnsi="Times New Roman"/>
+                <w:sz w:val="17"/>
+              </w:rPr>
+              <w:t xml:space="preserve">16/60</w:t>
+            </w:r>
+          </w:p>
+        </w:tc>
+        <w:tc>
+          <w:tcPr>
+            <w:vAlign w:val="center"/>
+            <w:tcMar>
+              <w:top w:w="80" w:type="dxa"/>
+              <w:bottom w:w="80" w:type="dxa"/>
+              <w:start w:w="120" w:type="dxa"/>
+              <w:end w:w="120" w:type="dxa"/>
+            </w:tcMar>
+            <w:tcW w:w="1678" w:type="dxa"/>
+          </w:tcPr>
+          <w:p>
+            <w:pPr>
+              <w:pStyle w:val="Compact"/>
+              <w:spacing w:before="0" w:after="40" w:line="240" w:lineRule="auto"/>
+              <w:jc w:val="center"/>
+            </w:pPr>
+            <w:r>
+              <w:rPr>
+                <w:rFonts w:ascii="Times New Roman" w:hAnsi="Times New Roman"/>
+                <w:sz w:val="17"/>
+              </w:rPr>
+              <w:t xml:space="preserve">8/60</w:t>
+            </w:r>
+          </w:p>
+        </w:tc>
+        <w:tc>
+          <w:tcPr>
+            <w:vAlign w:val="center"/>
+            <w:tcMar>
+              <w:top w:w="80" w:type="dxa"/>
+              <w:bottom w:w="80" w:type="dxa"/>
+              <w:start w:w="120" w:type="dxa"/>
+              <w:end w:w="120" w:type="dxa"/>
+            </w:tcMar>
+            <w:tcW w:w="1626" w:type="dxa"/>
+          </w:tcPr>
+          <w:p>
+            <w:pPr>
+              <w:pStyle w:val="Compact"/>
+              <w:spacing w:before="0" w:after="40" w:line="240" w:lineRule="auto"/>
+              <w:jc w:val="center"/>
+            </w:pPr>
+            <w:r>
+              <w:rPr>
+                <w:rFonts w:ascii="Times New Roman" w:hAnsi="Times New Roman"/>
+                <w:sz w:val="17"/>
+              </w:rPr>
+              <w:t xml:space="preserve">24/60</w:t>
+            </w:r>
+          </w:p>
+        </w:tc>
+        <w:tc>
+          <w:tcPr>
+            <w:vAlign w:val="center"/>
+            <w:tcMar>
+              <w:top w:w="80" w:type="dxa"/>
+              <w:bottom w:w="80" w:type="dxa"/>
+              <w:start w:w="120" w:type="dxa"/>
+              <w:end w:w="120" w:type="dxa"/>
+            </w:tcMar>
+            <w:tcW w:w="1415" w:type="dxa"/>
+          </w:tcPr>
+          <w:p>
+            <w:pPr>
+              <w:pStyle w:val="Compact"/>
+              <w:spacing w:before="0" w:after="40" w:line="240" w:lineRule="auto"/>
+              <w:jc w:val="center"/>
+            </w:pPr>
+            <w:r>
+              <w:rPr>
+                <w:rFonts w:ascii="Times New Roman" w:hAnsi="Times New Roman"/>
+                <w:sz w:val="17"/>
+              </w:rPr>
+              <w:t xml:space="preserve">0</w:t>
+            </w:r>
+          </w:p>
+        </w:tc>
+        <w:tc>
+          <w:tcPr>
+            <w:vAlign w:val="center"/>
+            <w:tcMar>
+              <w:top w:w="80" w:type="dxa"/>
+              <w:bottom w:w="80" w:type="dxa"/>
+              <w:start w:w="120" w:type="dxa"/>
+              <w:end w:w="120" w:type="dxa"/>
+            </w:tcMar>
+            <w:tcW w:w="1451" w:type="dxa"/>
+          </w:tcPr>
+          <w:p>
+            <w:pPr>
+              <w:pStyle w:val="Compact"/>
+              <w:spacing w:before="0" w:after="40" w:line="240" w:lineRule="auto"/>
+              <w:jc w:val="center"/>
+            </w:pPr>
+            <w:r>
+              <w:rPr>
+                <w:rFonts w:ascii="Times New Roman" w:hAnsi="Times New Roman"/>
+                <w:sz w:val="17"/>
+              </w:rPr>
+              <w:t xml:space="preserve">8</w:t>
+            </w:r>
+          </w:p>
+        </w:tc>
+      </w:tr>
+      <w:tr>
+        <w:trPr>
+          <w:cantSplit/>
+        </w:trPr>
+        <w:tc>
+          <w:tcPr>
+            <w:vAlign w:val="center"/>
+            <w:tcMar>
+              <w:top w:w="80" w:type="dxa"/>
+              <w:bottom w:w="80" w:type="dxa"/>
+              <w:start w:w="120" w:type="dxa"/>
+              <w:end w:w="120" w:type="dxa"/>
+            </w:tcMar>
+            <w:tcW w:w="1678" w:type="dxa"/>
+          </w:tcPr>
+          <w:p>
+            <w:pPr>
+              <w:pStyle w:val="Compact"/>
+              <w:spacing w:before="0" w:after="40" w:line="240" w:lineRule="auto"/>
+              <w:jc w:val="left"/>
+            </w:pPr>
+            <w:r>
+              <w:rPr>
+                <w:rFonts w:ascii="Times New Roman" w:hAnsi="Times New Roman"/>
+                <w:sz w:val="17"/>
+              </w:rPr>
+              <w:t xml:space="preserve">Policy / normal</w:t>
+            </w:r>
+          </w:p>
+        </w:tc>
+        <w:tc>
+          <w:tcPr>
+            <w:vAlign w:val="center"/>
+            <w:tcMar>
+              <w:top w:w="80" w:type="dxa"/>
+              <w:bottom w:w="80" w:type="dxa"/>
+              <w:start w:w="120" w:type="dxa"/>
+              <w:end w:w="120" w:type="dxa"/>
+            </w:tcMar>
+            <w:tcW w:w="1512" w:type="dxa"/>
+          </w:tcPr>
+          <w:p>
+            <w:pPr>
+              <w:pStyle w:val="Compact"/>
+              <w:spacing w:before="0" w:after="40" w:line="240" w:lineRule="auto"/>
+              <w:jc w:val="right"/>
+            </w:pPr>
+            <w:r>
+              <w:rPr>
+                <w:rFonts w:ascii="Times New Roman" w:hAnsi="Times New Roman"/>
+                <w:sz w:val="17"/>
+              </w:rPr>
+              <w:t xml:space="preserve">2/60</w:t>
+            </w:r>
+          </w:p>
+        </w:tc>
+        <w:tc>
+          <w:tcPr>
+            <w:vAlign w:val="center"/>
+            <w:tcMar>
+              <w:top w:w="80" w:type="dxa"/>
+              <w:bottom w:w="80" w:type="dxa"/>
+              <w:start w:w="120" w:type="dxa"/>
+              <w:end w:w="120" w:type="dxa"/>
+            </w:tcMar>
+            <w:tcW w:w="1678" w:type="dxa"/>
+          </w:tcPr>
+          <w:p>
+            <w:pPr>
+              <w:pStyle w:val="Compact"/>
+              <w:spacing w:before="0" w:after="40" w:line="240" w:lineRule="auto"/>
+              <w:jc w:val="center"/>
+            </w:pPr>
+            <w:r>
+              <w:rPr>
+                <w:rFonts w:ascii="Times New Roman" w:hAnsi="Times New Roman"/>
+                <w:sz w:val="17"/>
+              </w:rPr>
+              <w:t xml:space="preserve">7/60</w:t>
+            </w:r>
+          </w:p>
+        </w:tc>
+        <w:tc>
+          <w:tcPr>
+            <w:vAlign w:val="center"/>
+            <w:tcMar>
+              <w:top w:w="80" w:type="dxa"/>
+              <w:bottom w:w="80" w:type="dxa"/>
+              <w:start w:w="120" w:type="dxa"/>
+              <w:end w:w="120" w:type="dxa"/>
+            </w:tcMar>
+            <w:tcW w:w="1626" w:type="dxa"/>
+          </w:tcPr>
+          <w:p>
+            <w:pPr>
+              <w:pStyle w:val="Compact"/>
+              <w:spacing w:before="0" w:after="40" w:line="240" w:lineRule="auto"/>
+              <w:jc w:val="center"/>
+            </w:pPr>
+            <w:r>
+              <w:rPr>
+                <w:rFonts w:ascii="Times New Roman" w:hAnsi="Times New Roman"/>
+                <w:sz w:val="17"/>
+              </w:rPr>
+              <w:t xml:space="preserve">9/60</w:t>
+            </w:r>
+          </w:p>
+        </w:tc>
+        <w:tc>
+          <w:tcPr>
+            <w:vAlign w:val="center"/>
+            <w:tcMar>
+              <w:top w:w="80" w:type="dxa"/>
+              <w:bottom w:w="80" w:type="dxa"/>
+              <w:start w:w="120" w:type="dxa"/>
+              <w:end w:w="120" w:type="dxa"/>
+            </w:tcMar>
+            <w:tcW w:w="1415" w:type="dxa"/>
+          </w:tcPr>
+          <w:p>
+            <w:pPr>
+              <w:pStyle w:val="Compact"/>
+              <w:spacing w:before="0" w:after="40" w:line="240" w:lineRule="auto"/>
+              <w:jc w:val="center"/>
+            </w:pPr>
+            <w:r>
+              <w:rPr>
+                <w:rFonts w:ascii="Times New Roman" w:hAnsi="Times New Roman"/>
+                <w:sz w:val="17"/>
+              </w:rPr>
+              <w:t xml:space="preserve">31</w:t>
+            </w:r>
+          </w:p>
+        </w:tc>
+        <w:tc>
+          <w:tcPr>
+            <w:vAlign w:val="center"/>
+            <w:tcMar>
+              <w:top w:w="80" w:type="dxa"/>
+              <w:bottom w:w="80" w:type="dxa"/>
+              <w:start w:w="120" w:type="dxa"/>
+              <w:end w:w="120" w:type="dxa"/>
+            </w:tcMar>
+            <w:tcW w:w="1451" w:type="dxa"/>
+          </w:tcPr>
+          <w:p>
+            <w:pPr>
+              <w:pStyle w:val="Compact"/>
+              <w:spacing w:before="0" w:after="40" w:line="240" w:lineRule="auto"/>
+              <w:jc w:val="center"/>
+            </w:pPr>
+            <w:r>
+              <w:rPr>
+                <w:rFonts w:ascii="Times New Roman" w:hAnsi="Times New Roman"/>
+                <w:sz w:val="17"/>
+              </w:rPr>
+              <w:t xml:space="preserve">7</w:t>
+            </w:r>
+          </w:p>
+        </w:tc>
+      </w:tr>
+      <w:tr>
+        <w:trPr>
+          <w:cantSplit/>
+        </w:trPr>
+        <w:tc>
+          <w:tcPr>
+            <w:vAlign w:val="center"/>
+            <w:tcMar>
+              <w:top w:w="80" w:type="dxa"/>
+              <w:bottom w:w="80" w:type="dxa"/>
+              <w:start w:w="120" w:type="dxa"/>
+              <w:end w:w="120" w:type="dxa"/>
+            </w:tcMar>
+            <w:tcW w:w="1678" w:type="dxa"/>
+          </w:tcPr>
+          <w:p>
+            <w:pPr>
+              <w:pStyle w:val="Compact"/>
+              <w:spacing w:before="0" w:after="40" w:line="240" w:lineRule="auto"/>
+              <w:jc w:val="left"/>
+            </w:pPr>
+            <w:r>
+              <w:rPr>
+                <w:rFonts w:ascii="Times New Roman" w:hAnsi="Times New Roman"/>
+                <w:sz w:val="17"/>
+              </w:rPr>
+              <w:t xml:space="preserve">Policy / safe</w:t>
+            </w:r>
+          </w:p>
+        </w:tc>
+        <w:tc>
+          <w:tcPr>
+            <w:vAlign w:val="center"/>
+            <w:tcMar>
+              <w:top w:w="80" w:type="dxa"/>
+              <w:bottom w:w="80" w:type="dxa"/>
+              <w:start w:w="120" w:type="dxa"/>
+              <w:end w:w="120" w:type="dxa"/>
+            </w:tcMar>
+            <w:tcW w:w="1512" w:type="dxa"/>
+          </w:tcPr>
+          <w:p>
+            <w:pPr>
+              <w:pStyle w:val="Compact"/>
+              <w:spacing w:before="0" w:after="40" w:line="240" w:lineRule="auto"/>
+              <w:jc w:val="right"/>
+            </w:pPr>
+            <w:r>
+              <w:rPr>
+                <w:rFonts w:ascii="Times New Roman" w:hAnsi="Times New Roman"/>
+                <w:sz w:val="17"/>
+              </w:rPr>
+              <w:t xml:space="preserve">1/60</w:t>
+            </w:r>
+          </w:p>
+        </w:tc>
+        <w:tc>
+          <w:tcPr>
+            <w:vAlign w:val="center"/>
+            <w:tcMar>
+              <w:top w:w="80" w:type="dxa"/>
+              <w:bottom w:w="80" w:type="dxa"/>
+              <w:start w:w="120" w:type="dxa"/>
+              <w:end w:w="120" w:type="dxa"/>
+            </w:tcMar>
+            <w:tcW w:w="1678" w:type="dxa"/>
+          </w:tcPr>
+          <w:p>
+            <w:pPr>
+              <w:pStyle w:val="Compact"/>
+              <w:spacing w:before="0" w:after="40" w:line="240" w:lineRule="auto"/>
+              <w:jc w:val="center"/>
+            </w:pPr>
+            <w:r>
+              <w:rPr>
+                <w:rFonts w:ascii="Times New Roman" w:hAnsi="Times New Roman"/>
+                <w:sz w:val="17"/>
+              </w:rPr>
+              <w:t xml:space="preserve">2/60</w:t>
+            </w:r>
+          </w:p>
+        </w:tc>
+        <w:tc>
+          <w:tcPr>
+            <w:vAlign w:val="center"/>
+            <w:tcMar>
+              <w:top w:w="80" w:type="dxa"/>
+              <w:bottom w:w="80" w:type="dxa"/>
+              <w:start w:w="120" w:type="dxa"/>
+              <w:end w:w="120" w:type="dxa"/>
+            </w:tcMar>
+            <w:tcW w:w="1626" w:type="dxa"/>
+          </w:tcPr>
+          <w:p>
+            <w:pPr>
+              <w:pStyle w:val="Compact"/>
+              <w:spacing w:before="0" w:after="40" w:line="240" w:lineRule="auto"/>
+              <w:jc w:val="center"/>
+            </w:pPr>
+            <w:r>
+              <w:rPr>
+                <w:rFonts w:ascii="Times New Roman" w:hAnsi="Times New Roman"/>
+                <w:sz w:val="17"/>
+              </w:rPr>
+              <w:t xml:space="preserve">3/60</w:t>
+            </w:r>
+          </w:p>
+        </w:tc>
+        <w:tc>
+          <w:tcPr>
+            <w:vAlign w:val="center"/>
+            <w:tcMar>
+              <w:top w:w="80" w:type="dxa"/>
+              <w:bottom w:w="80" w:type="dxa"/>
+              <w:start w:w="120" w:type="dxa"/>
+              <w:end w:w="120" w:type="dxa"/>
+            </w:tcMar>
+            <w:tcW w:w="1415" w:type="dxa"/>
+          </w:tcPr>
+          <w:p>
+            <w:pPr>
+              <w:pStyle w:val="Compact"/>
+              <w:spacing w:before="0" w:after="40" w:line="240" w:lineRule="auto"/>
+              <w:jc w:val="center"/>
+            </w:pPr>
+            <w:r>
+              <w:rPr>
+                <w:rFonts w:ascii="Times New Roman" w:hAnsi="Times New Roman"/>
+                <w:sz w:val="17"/>
+              </w:rPr>
+              <w:t xml:space="preserve">21</w:t>
+            </w:r>
+          </w:p>
+        </w:tc>
+        <w:tc>
+          <w:tcPr>
+            <w:vAlign w:val="center"/>
+            <w:tcMar>
+              <w:top w:w="80" w:type="dxa"/>
+              <w:bottom w:w="80" w:type="dxa"/>
+              <w:start w:w="120" w:type="dxa"/>
+              <w:end w:w="120" w:type="dxa"/>
+            </w:tcMar>
+            <w:tcW w:w="1451" w:type="dxa"/>
+          </w:tcPr>
+          <w:p>
+            <w:pPr>
+              <w:pStyle w:val="Compact"/>
+              <w:spacing w:before="0" w:after="40" w:line="240" w:lineRule="auto"/>
+              <w:jc w:val="center"/>
+            </w:pPr>
+            <w:r>
+              <w:rPr>
+                <w:rFonts w:ascii="Times New Roman" w:hAnsi="Times New Roman"/>
+                <w:sz w:val="17"/>
+              </w:rPr>
+              <w:t xml:space="preserve">2</w:t>
+            </w:r>
+          </w:p>
+        </w:tc>
+      </w:tr>
+      <w:tr>
+        <w:trPr>
+          <w:cantSplit/>
+        </w:trPr>
+        <w:tc>
+          <w:tcPr>
+            <w:vAlign w:val="center"/>
+            <w:tcMar>
+              <w:top w:w="80" w:type="dxa"/>
+              <w:bottom w:w="80" w:type="dxa"/>
+              <w:start w:w="120" w:type="dxa"/>
+              <w:end w:w="120" w:type="dxa"/>
+            </w:tcMar>
+            <w:tcW w:w="1678" w:type="dxa"/>
+          </w:tcPr>
+          <w:p>
+            <w:pPr>
+              <w:pStyle w:val="Compact"/>
+              <w:spacing w:before="0" w:after="40" w:line="240" w:lineRule="auto"/>
+              <w:jc w:val="left"/>
+            </w:pPr>
+            <w:r>
+              <w:rPr>
+                <w:rFonts w:ascii="Times New Roman" w:hAnsi="Times New Roman"/>
+                <w:sz w:val="17"/>
+              </w:rPr>
+              <w:t xml:space="preserve">Full / normal</w:t>
+            </w:r>
+          </w:p>
+        </w:tc>
+        <w:tc>
+          <w:tcPr>
+            <w:vAlign w:val="center"/>
+            <w:tcMar>
+              <w:top w:w="80" w:type="dxa"/>
+              <w:bottom w:w="80" w:type="dxa"/>
+              <w:start w:w="120" w:type="dxa"/>
+              <w:end w:w="120" w:type="dxa"/>
+            </w:tcMar>
+            <w:tcW w:w="1512" w:type="dxa"/>
+          </w:tcPr>
+          <w:p>
+            <w:pPr>
+              <w:pStyle w:val="Compact"/>
+              <w:spacing w:before="0" w:after="40" w:line="240" w:lineRule="auto"/>
+              <w:jc w:val="right"/>
+            </w:pPr>
+            <w:r>
+              <w:rPr>
+                <w:rFonts w:ascii="Times New Roman" w:hAnsi="Times New Roman"/>
+                <w:sz w:val="17"/>
+              </w:rPr>
+              <w:t xml:space="preserve">0/60</w:t>
+            </w:r>
+          </w:p>
+        </w:tc>
+        <w:tc>
+          <w:tcPr>
+            <w:vAlign w:val="center"/>
+            <w:tcMar>
+              <w:top w:w="80" w:type="dxa"/>
+              <w:bottom w:w="80" w:type="dxa"/>
+              <w:start w:w="120" w:type="dxa"/>
+              <w:end w:w="120" w:type="dxa"/>
+            </w:tcMar>
+            <w:tcW w:w="1678" w:type="dxa"/>
+          </w:tcPr>
+          <w:p>
+            <w:pPr>
+              <w:pStyle w:val="Compact"/>
+              <w:spacing w:before="0" w:after="40" w:line="240" w:lineRule="auto"/>
+              <w:jc w:val="center"/>
+            </w:pPr>
+            <w:r>
+              <w:rPr>
+                <w:rFonts w:ascii="Times New Roman" w:hAnsi="Times New Roman"/>
+                <w:sz w:val="17"/>
+              </w:rPr>
+              <w:t xml:space="preserve">7/60</w:t>
+            </w:r>
+          </w:p>
+        </w:tc>
+        <w:tc>
+          <w:tcPr>
+            <w:vAlign w:val="center"/>
+            <w:tcMar>
+              <w:top w:w="80" w:type="dxa"/>
+              <w:bottom w:w="80" w:type="dxa"/>
+              <w:start w:w="120" w:type="dxa"/>
+              <w:end w:w="120" w:type="dxa"/>
+            </w:tcMar>
+            <w:tcW w:w="1626" w:type="dxa"/>
+          </w:tcPr>
+          <w:p>
+            <w:pPr>
+              <w:pStyle w:val="Compact"/>
+              <w:spacing w:before="0" w:after="40" w:line="240" w:lineRule="auto"/>
+              <w:jc w:val="center"/>
+            </w:pPr>
+            <w:r>
+              <w:rPr>
+                <w:rFonts w:ascii="Times New Roman" w:hAnsi="Times New Roman"/>
+                <w:sz w:val="17"/>
+              </w:rPr>
+              <w:t xml:space="preserve">7/60</w:t>
+            </w:r>
+          </w:p>
+        </w:tc>
+        <w:tc>
+          <w:tcPr>
+            <w:vAlign w:val="center"/>
+            <w:tcMar>
+              <w:top w:w="80" w:type="dxa"/>
+              <w:bottom w:w="80" w:type="dxa"/>
+              <w:start w:w="120" w:type="dxa"/>
+              <w:end w:w="120" w:type="dxa"/>
+            </w:tcMar>
+            <w:tcW w:w="1415" w:type="dxa"/>
+          </w:tcPr>
+          <w:p>
+            <w:pPr>
+              <w:pStyle w:val="Compact"/>
+              <w:spacing w:before="0" w:after="40" w:line="240" w:lineRule="auto"/>
+              <w:jc w:val="center"/>
+            </w:pPr>
+            <w:r>
+              <w:rPr>
+                <w:rFonts w:ascii="Times New Roman" w:hAnsi="Times New Roman"/>
+                <w:sz w:val="17"/>
+              </w:rPr>
+              <w:t xml:space="preserve">25</w:t>
+            </w:r>
+          </w:p>
+        </w:tc>
+        <w:tc>
+          <w:tcPr>
+            <w:vAlign w:val="center"/>
+            <w:tcMar>
+              <w:top w:w="80" w:type="dxa"/>
+              <w:bottom w:w="80" w:type="dxa"/>
+              <w:start w:w="120" w:type="dxa"/>
+              <w:end w:w="120" w:type="dxa"/>
+            </w:tcMar>
+            <w:tcW w:w="1451" w:type="dxa"/>
+          </w:tcPr>
+          <w:p>
+            <w:pPr>
+              <w:pStyle w:val="Compact"/>
+              <w:spacing w:before="0" w:after="40" w:line="240" w:lineRule="auto"/>
+              <w:jc w:val="center"/>
+            </w:pPr>
+            <w:r>
+              <w:rPr>
+                <w:rFonts w:ascii="Times New Roman" w:hAnsi="Times New Roman"/>
+                <w:sz w:val="17"/>
+              </w:rPr>
+              <w:t xml:space="preserve">18</w:t>
+            </w:r>
+          </w:p>
+        </w:tc>
+      </w:tr>
+      <w:tr>
+        <w:trPr>
+          <w:cantSplit/>
+        </w:trPr>
+        <w:tc>
+          <w:tcPr>
+            <w:vAlign w:val="center"/>
+            <w:tcMar>
+              <w:top w:w="80" w:type="dxa"/>
+              <w:bottom w:w="80" w:type="dxa"/>
+              <w:start w:w="120" w:type="dxa"/>
+              <w:end w:w="120" w:type="dxa"/>
+            </w:tcMar>
+            <w:tcW w:w="1678" w:type="dxa"/>
+          </w:tcPr>
+          <w:p>
+            <w:pPr>
+              <w:pStyle w:val="Compact"/>
+              <w:spacing w:before="0" w:after="40" w:line="240" w:lineRule="auto"/>
+              <w:jc w:val="left"/>
+            </w:pPr>
+            <w:r>
+              <w:rPr>
+                <w:rFonts w:ascii="Times New Roman" w:hAnsi="Times New Roman"/>
+                <w:sz w:val="17"/>
+              </w:rPr>
+              <w:t xml:space="preserve">Full / safe</w:t>
+            </w:r>
+          </w:p>
+        </w:tc>
+        <w:tc>
+          <w:tcPr>
+            <w:vAlign w:val="center"/>
+            <w:tcMar>
+              <w:top w:w="80" w:type="dxa"/>
+              <w:bottom w:w="80" w:type="dxa"/>
+              <w:start w:w="120" w:type="dxa"/>
+              <w:end w:w="120" w:type="dxa"/>
+            </w:tcMar>
+            <w:tcW w:w="1512" w:type="dxa"/>
+          </w:tcPr>
+          <w:p>
+            <w:pPr>
+              <w:pStyle w:val="Compact"/>
+              <w:spacing w:before="0" w:after="40" w:line="240" w:lineRule="auto"/>
+              <w:jc w:val="right"/>
+            </w:pPr>
+            <w:r>
+              <w:rPr>
+                <w:rFonts w:ascii="Times New Roman" w:hAnsi="Times New Roman"/>
+                <w:sz w:val="17"/>
+              </w:rPr>
+              <w:t xml:space="preserve">0/60</w:t>
+            </w:r>
+          </w:p>
+        </w:tc>
+        <w:tc>
+          <w:tcPr>
+            <w:vAlign w:val="center"/>
+            <w:tcMar>
+              <w:top w:w="80" w:type="dxa"/>
+              <w:bottom w:w="80" w:type="dxa"/>
+              <w:start w:w="120" w:type="dxa"/>
+              <w:end w:w="120" w:type="dxa"/>
+            </w:tcMar>
+            <w:tcW w:w="1678" w:type="dxa"/>
+          </w:tcPr>
+          <w:p>
+            <w:pPr>
+              <w:pStyle w:val="Compact"/>
+              <w:spacing w:before="0" w:after="40" w:line="240" w:lineRule="auto"/>
+              <w:jc w:val="center"/>
+            </w:pPr>
+            <w:r>
+              <w:rPr>
+                <w:rFonts w:ascii="Times New Roman" w:hAnsi="Times New Roman"/>
+                <w:sz w:val="17"/>
+              </w:rPr>
+              <w:t xml:space="preserve">3/60</w:t>
+            </w:r>
+          </w:p>
+        </w:tc>
+        <w:tc>
+          <w:tcPr>
+            <w:vAlign w:val="center"/>
+            <w:tcMar>
+              <w:top w:w="80" w:type="dxa"/>
+              <w:bottom w:w="80" w:type="dxa"/>
+              <w:start w:w="120" w:type="dxa"/>
+              <w:end w:w="120" w:type="dxa"/>
+            </w:tcMar>
+            <w:tcW w:w="1626" w:type="dxa"/>
+          </w:tcPr>
+          <w:p>
+            <w:pPr>
+              <w:pStyle w:val="Compact"/>
+              <w:spacing w:before="0" w:after="40" w:line="240" w:lineRule="auto"/>
+              <w:jc w:val="center"/>
+            </w:pPr>
+            <w:r>
+              <w:rPr>
+                <w:rFonts w:ascii="Times New Roman" w:hAnsi="Times New Roman"/>
+                <w:sz w:val="17"/>
+              </w:rPr>
+              <w:t xml:space="preserve">3/60</w:t>
+            </w:r>
+          </w:p>
+        </w:tc>
+        <w:tc>
+          <w:tcPr>
+            <w:vAlign w:val="center"/>
+            <w:tcMar>
+              <w:top w:w="80" w:type="dxa"/>
+              <w:bottom w:w="80" w:type="dxa"/>
+              <w:start w:w="120" w:type="dxa"/>
+              <w:end w:w="120" w:type="dxa"/>
+            </w:tcMar>
+            <w:tcW w:w="1415" w:type="dxa"/>
+          </w:tcPr>
+          <w:p>
+            <w:pPr>
+              <w:pStyle w:val="Compact"/>
+              <w:spacing w:before="0" w:after="40" w:line="240" w:lineRule="auto"/>
+              <w:jc w:val="center"/>
+            </w:pPr>
+            <w:r>
+              <w:rPr>
+                <w:rFonts w:ascii="Times New Roman" w:hAnsi="Times New Roman"/>
+                <w:sz w:val="17"/>
+              </w:rPr>
+              <w:t xml:space="preserve">19</w:t>
+            </w:r>
+          </w:p>
+        </w:tc>
+        <w:tc>
+          <w:tcPr>
+            <w:vAlign w:val="center"/>
+            <w:tcMar>
+              <w:top w:w="80" w:type="dxa"/>
+              <w:bottom w:w="80" w:type="dxa"/>
+              <w:start w:w="120" w:type="dxa"/>
+              <w:end w:w="120" w:type="dxa"/>
+            </w:tcMar>
+            <w:tcW w:w="1451" w:type="dxa"/>
+          </w:tcPr>
+          <w:p>
+            <w:pPr>
+              <w:pStyle w:val="Compact"/>
+              <w:spacing w:before="0" w:after="40" w:line="240" w:lineRule="auto"/>
+              <w:jc w:val="center"/>
+            </w:pPr>
+            <w:r>
+              <w:rPr>
+                <w:rFonts w:ascii="Times New Roman" w:hAnsi="Times New Roman"/>
+                <w:sz w:val="17"/>
+              </w:rPr>
+              <w:t xml:space="preserve">6</w:t>
+            </w:r>
+          </w:p>
+        </w:tc>
+      </w:tr>
+    </w:tbl>
+    <w:bookmarkEnd w:id="30"/>
+    <w:bookmarkStart w:id="31" w:name="X273502fcec630cf0743bcf3111306b391c3c0bb"/>
+    <w:p>
+      <w:pPr>
+        <w:pStyle w:val="Heading2"/>
+        <w:keepNext/>
+        <w:jc w:val="left"/>
+      </w:pPr>
+      <w:r>
+        <w:t xml:space="preserve">Supplementary Table S12. E6 paired effects and Gemini inference coverage</w:t>
+      </w:r>
+    </w:p>
+    <w:tbl>
+      <w:tblPr>
+        <w:tblStyle w:val="Table"/>
+        <w:tblW w:type="dxa" w:w="9360"/>
+        <w:tblLayout w:type="fixed"/>
+        <w:tblLook w:firstRow="1" w:lastRow="0" w:firstColumn="0" w:lastColumn="0" w:noHBand="0" w:noVBand="0" w:val="0020"/>
+        <w:tblBorders>
+          <w:top w:val="single" w:sz="4" w:space="0" w:color="B7C3D0"/>
+          <w:left w:val="single" w:sz="4" w:space="0" w:color="B7C3D0"/>
+          <w:bottom w:val="single" w:sz="4" w:space="0" w:color="B7C3D0"/>
+          <w:right w:val="single" w:sz="4" w:space="0" w:color="B7C3D0"/>
+          <w:insideH w:val="single" w:sz="4" w:space="0" w:color="B7C3D0"/>
+          <w:insideV w:val="single" w:sz="4" w:space="0" w:color="B7C3D0"/>
+        </w:tblBorders>
+        <w:tblInd w:w="120" w:type="dxa"/>
+      </w:tblPr>
+      <w:tblGrid>
+        <w:gridCol w:w="1170"/>
+        <w:gridCol w:w="1738"/>
+        <w:gridCol w:w="1197"/>
+        <w:gridCol w:w="1942"/>
+        <w:gridCol w:w="1466"/>
+        <w:gridCol w:w="1847"/>
+      </w:tblGrid>
+      <w:tr>
+        <w:trPr>
+          <w:cantSplit/>
+          <w:tblHeader w:val="true"/>
+        </w:trPr>
+        <w:tc>
+          <w:tcPr>
+            <w:vAlign w:val="center"/>
+            <w:tcMar>
+              <w:top w:w="80" w:type="dxa"/>
+              <w:bottom w:w="80" w:type="dxa"/>
+              <w:start w:w="120" w:type="dxa"/>
+              <w:end w:w="120" w:type="dxa"/>
+            </w:tcMar>
+            <w:tcW w:w="1170" w:type="dxa"/>
+            <w:shd w:fill="E8EEF5"/>
+          </w:tcPr>
+          <w:p>
+            <w:pPr>
+              <w:pStyle w:val="Compact"/>
+              <w:spacing w:before="0" w:after="40" w:line="240" w:lineRule="auto"/>
+              <w:jc w:val="left"/>
+            </w:pPr>
+            <w:r>
+              <w:rPr>
+                <w:rFonts w:ascii="Times New Roman" w:hAnsi="Times New Roman"/>
+                <w:b/>
+                <w:sz w:val="17"/>
+              </w:rPr>
+              <w:t xml:space="preserve">Evidence</w:t>
+            </w:r>
+          </w:p>
+        </w:tc>
+        <w:tc>
+          <w:tcPr>
+            <w:vAlign w:val="center"/>
+            <w:tcMar>
+              <w:top w:w="80" w:type="dxa"/>
+              <w:bottom w:w="80" w:type="dxa"/>
+              <w:start w:w="120" w:type="dxa"/>
+              <w:end w:w="120" w:type="dxa"/>
+            </w:tcMar>
+            <w:tcW w:w="1738" w:type="dxa"/>
+            <w:shd w:fill="E8EEF5"/>
+          </w:tcPr>
+          <w:p>
+            <w:pPr>
+              <w:pStyle w:val="Compact"/>
+              <w:spacing w:before="0" w:after="40" w:line="240" w:lineRule="auto"/>
+              <w:jc w:val="left"/>
+            </w:pPr>
+            <w:r>
+              <w:rPr>
+                <w:rFonts w:ascii="Times New Roman" w:hAnsi="Times New Roman"/>
+                <w:b/>
+                <w:sz w:val="17"/>
+              </w:rPr>
+              <w:t xml:space="preserve">Comparison or coverage</w:t>
+            </w:r>
+          </w:p>
+        </w:tc>
+        <w:tc>
+          <w:tcPr>
+            <w:vAlign w:val="center"/>
+            <w:tcMar>
+              <w:top w:w="80" w:type="dxa"/>
+              <w:bottom w:w="80" w:type="dxa"/>
+              <w:start w:w="120" w:type="dxa"/>
+              <w:end w:w="120" w:type="dxa"/>
+            </w:tcMar>
+            <w:tcW w:w="1197" w:type="dxa"/>
+            <w:shd w:fill="E8EEF5"/>
+          </w:tcPr>
+          <w:p>
+            <w:pPr>
+              <w:pStyle w:val="Compact"/>
+              <w:spacing w:before="0" w:after="40" w:line="240" w:lineRule="auto"/>
+              <w:jc w:val="center"/>
+            </w:pPr>
+            <w:r>
+              <w:rPr>
+                <w:rFonts w:ascii="Times New Roman" w:hAnsi="Times New Roman"/>
+                <w:b/>
+                <w:sz w:val="17"/>
+              </w:rPr>
+              <w:t xml:space="preserve">Estimate</w:t>
+            </w:r>
+          </w:p>
+        </w:tc>
+        <w:tc>
+          <w:tcPr>
+            <w:vAlign w:val="center"/>
+            <w:tcMar>
+              <w:top w:w="80" w:type="dxa"/>
+              <w:bottom w:w="80" w:type="dxa"/>
+              <w:start w:w="120" w:type="dxa"/>
+              <w:end w:w="120" w:type="dxa"/>
+            </w:tcMar>
+            <w:tcW w:w="1942" w:type="dxa"/>
+            <w:shd w:fill="E8EEF5"/>
+          </w:tcPr>
+          <w:p>
+            <w:pPr>
+              <w:pStyle w:val="Compact"/>
+              <w:spacing w:before="0" w:after="40" w:line="240" w:lineRule="auto"/>
+              <w:jc w:val="left"/>
+            </w:pPr>
+            <w:r>
+              <w:rPr>
+                <w:rFonts w:ascii="Times New Roman" w:hAnsi="Times New Roman"/>
+                <w:b/>
+                <w:sz w:val="17"/>
+              </w:rPr>
+              <w:t xml:space="preserve">Newcombe / cluster-bootstrap 95% CI</w:t>
+            </w:r>
+          </w:p>
+        </w:tc>
+        <w:tc>
+          <w:tcPr>
+            <w:vAlign w:val="center"/>
+            <w:tcMar>
+              <w:top w:w="80" w:type="dxa"/>
+              <w:bottom w:w="80" w:type="dxa"/>
+              <w:start w:w="120" w:type="dxa"/>
+              <w:end w:w="120" w:type="dxa"/>
+            </w:tcMar>
+            <w:tcW w:w="1466" w:type="dxa"/>
+            <w:shd w:fill="E8EEF5"/>
+          </w:tcPr>
+          <w:p>
+            <w:pPr>
+              <w:pStyle w:val="Compact"/>
+              <w:spacing w:before="0" w:after="40" w:line="240" w:lineRule="auto"/>
+              <w:jc w:val="center"/>
+            </w:pPr>
+            <w:r>
+              <w:rPr>
+                <w:rFonts w:ascii="Times New Roman" w:hAnsi="Times New Roman"/>
+                <w:b/>
+                <w:sz w:val="17"/>
+              </w:rPr>
+              <w:t xml:space="preserve">Exact McNemar / Holm p</w:t>
+            </w:r>
+          </w:p>
+        </w:tc>
+        <w:tc>
+          <w:tcPr>
+            <w:vAlign w:val="center"/>
+            <w:tcMar>
+              <w:top w:w="80" w:type="dxa"/>
+              <w:bottom w:w="80" w:type="dxa"/>
+              <w:start w:w="120" w:type="dxa"/>
+              <w:end w:w="120" w:type="dxa"/>
+            </w:tcMar>
+            <w:tcW w:w="1847" w:type="dxa"/>
+            <w:shd w:fill="E8EEF5"/>
+          </w:tcPr>
+          <w:p>
+            <w:pPr>
+              <w:pStyle w:val="Compact"/>
+              <w:spacing w:before="0" w:after="40" w:line="240" w:lineRule="auto"/>
+              <w:jc w:val="center"/>
+            </w:pPr>
+            <w:r>
+              <w:rPr>
+                <w:rFonts w:ascii="Times New Roman" w:hAnsi="Times New Roman"/>
+                <w:b/>
+                <w:sz w:val="17"/>
+              </w:rPr>
+              <w:t xml:space="preserve">Interpretation</w:t>
+            </w:r>
+          </w:p>
+        </w:tc>
+      </w:tr>
+      <w:tr>
+        <w:trPr>
+          <w:cantSplit/>
+        </w:trPr>
+        <w:tc>
+          <w:tcPr>
+            <w:vAlign w:val="center"/>
+            <w:tcMar>
+              <w:top w:w="80" w:type="dxa"/>
+              <w:bottom w:w="80" w:type="dxa"/>
+              <w:start w:w="120" w:type="dxa"/>
+              <w:end w:w="120" w:type="dxa"/>
+            </w:tcMar>
+            <w:tcW w:w="1170" w:type="dxa"/>
+          </w:tcPr>
+          <w:p>
+            <w:pPr>
+              <w:pStyle w:val="Compact"/>
+              <w:spacing w:before="0" w:after="40" w:line="240" w:lineRule="auto"/>
+              <w:jc w:val="left"/>
+            </w:pPr>
+            <w:r>
+              <w:rPr>
+                <w:rFonts w:ascii="Times New Roman" w:hAnsi="Times New Roman"/>
+                <w:sz w:val="17"/>
+              </w:rPr>
+              <w:t xml:space="preserve">DeepSeek</w:t>
+            </w:r>
+          </w:p>
+        </w:tc>
+        <w:tc>
+          <w:tcPr>
+            <w:vAlign w:val="center"/>
+            <w:tcMar>
+              <w:top w:w="80" w:type="dxa"/>
+              <w:bottom w:w="80" w:type="dxa"/>
+              <w:start w:w="120" w:type="dxa"/>
+              <w:end w:w="120" w:type="dxa"/>
+            </w:tcMar>
+            <w:tcW w:w="1738" w:type="dxa"/>
+          </w:tcPr>
+          <w:p>
+            <w:pPr>
+              <w:pStyle w:val="Compact"/>
+              <w:spacing w:before="0" w:after="40" w:line="240" w:lineRule="auto"/>
+              <w:jc w:val="left"/>
+            </w:pPr>
+            <w:r>
+              <w:rPr>
+                <w:rFonts w:ascii="Times New Roman" w:hAnsi="Times New Roman"/>
+                <w:sz w:val="17"/>
+              </w:rPr>
+              <w:t xml:space="preserve">VIGIL minus no defense</w:t>
+            </w:r>
+          </w:p>
+        </w:tc>
+        <w:tc>
+          <w:tcPr>
+            <w:vAlign w:val="center"/>
+            <w:tcMar>
+              <w:top w:w="80" w:type="dxa"/>
+              <w:bottom w:w="80" w:type="dxa"/>
+              <w:start w:w="120" w:type="dxa"/>
+              <w:end w:w="120" w:type="dxa"/>
+            </w:tcMar>
+            <w:tcW w:w="1197" w:type="dxa"/>
+          </w:tcPr>
+          <w:p>
+            <w:pPr>
+              <w:pStyle w:val="Compact"/>
+              <w:spacing w:before="0" w:after="40" w:line="240" w:lineRule="auto"/>
+              <w:jc w:val="center"/>
+            </w:pPr>
+            <w:r>
+              <w:rPr>
+                <w:rFonts w:ascii="Times New Roman" w:hAnsi="Times New Roman"/>
+                <w:sz w:val="17"/>
+              </w:rPr>
+              <w:t xml:space="preserve">−1.67 pp</w:t>
+            </w:r>
+          </w:p>
+        </w:tc>
+        <w:tc>
+          <w:tcPr>
+            <w:vAlign w:val="center"/>
+            <w:tcMar>
+              <w:top w:w="80" w:type="dxa"/>
+              <w:bottom w:w="80" w:type="dxa"/>
+              <w:start w:w="120" w:type="dxa"/>
+              <w:end w:w="120" w:type="dxa"/>
+            </w:tcMar>
+            <w:tcW w:w="1942" w:type="dxa"/>
+          </w:tcPr>
+          <w:p>
+            <w:pPr>
+              <w:pStyle w:val="Compact"/>
+              <w:spacing w:before="0" w:after="40" w:line="240" w:lineRule="auto"/>
+              <w:jc w:val="left"/>
+            </w:pPr>
+            <w:r>
+              <w:rPr>
+                <w:rFonts w:ascii="Times New Roman" w:hAnsi="Times New Roman"/>
+                <w:sz w:val="17"/>
+              </w:rPr>
+              <w:t xml:space="preserve">Newcombe −10.48 to +7.12 pp; bootstrap −10.00 to +6.67 pp</w:t>
+            </w:r>
+          </w:p>
+        </w:tc>
+        <w:tc>
+          <w:tcPr>
+            <w:vAlign w:val="center"/>
+            <w:tcMar>
+              <w:top w:w="80" w:type="dxa"/>
+              <w:bottom w:w="80" w:type="dxa"/>
+              <w:start w:w="120" w:type="dxa"/>
+              <w:end w:w="120" w:type="dxa"/>
+            </w:tcMar>
+            <w:tcW w:w="1466" w:type="dxa"/>
+          </w:tcPr>
+          <w:p>
+            <w:pPr>
+              <w:pStyle w:val="Compact"/>
+              <w:spacing w:before="0" w:after="40" w:line="240" w:lineRule="auto"/>
+              <w:jc w:val="center"/>
+            </w:pPr>
+            <w:r>
+              <w:rPr>
+                <w:rFonts w:ascii="Times New Roman" w:hAnsi="Times New Roman"/>
+                <w:sz w:val="17"/>
+              </w:rPr>
+              <w:t xml:space="preserve">1.000000 / 1.000000</w:t>
+            </w:r>
+          </w:p>
+        </w:tc>
+        <w:tc>
+          <w:tcPr>
+            <w:vAlign w:val="center"/>
+            <w:tcMar>
+              <w:top w:w="80" w:type="dxa"/>
+              <w:bottom w:w="80" w:type="dxa"/>
+              <w:start w:w="120" w:type="dxa"/>
+              <w:end w:w="120" w:type="dxa"/>
+            </w:tcMar>
+            <w:tcW w:w="1847" w:type="dxa"/>
+          </w:tcPr>
+          <w:p>
+            <w:pPr>
+              <w:pStyle w:val="Compact"/>
+              <w:spacing w:before="0" w:after="40" w:line="240" w:lineRule="auto"/>
+              <w:jc w:val="left"/>
+            </w:pPr>
+            <w:r>
+              <w:rPr>
+                <w:rFonts w:ascii="Times New Roman" w:hAnsi="Times New Roman"/>
+                <w:sz w:val="17"/>
+              </w:rPr>
+              <w:t xml:space="preserve">Interval crosses zero; benchmark directions oppose</w:t>
+            </w:r>
+          </w:p>
+        </w:tc>
+      </w:tr>
+      <w:tr>
+        <w:trPr>
+          <w:cantSplit/>
+        </w:trPr>
+        <w:tc>
+          <w:tcPr>
+            <w:vAlign w:val="center"/>
+            <w:tcMar>
+              <w:top w:w="80" w:type="dxa"/>
+              <w:bottom w:w="80" w:type="dxa"/>
+              <w:start w:w="120" w:type="dxa"/>
+              <w:end w:w="120" w:type="dxa"/>
+            </w:tcMar>
+            <w:tcW w:w="1170" w:type="dxa"/>
+          </w:tcPr>
+          <w:p>
+            <w:pPr>
+              <w:pStyle w:val="Compact"/>
+              <w:spacing w:before="0" w:after="40" w:line="240" w:lineRule="auto"/>
+              <w:jc w:val="left"/>
+            </w:pPr>
+            <w:r>
+              <w:rPr>
+                <w:rFonts w:ascii="Times New Roman" w:hAnsi="Times New Roman"/>
+                <w:sz w:val="17"/>
+              </w:rPr>
+              <w:t xml:space="preserve">DeepSeek</w:t>
+            </w:r>
+          </w:p>
+        </w:tc>
+        <w:tc>
+          <w:tcPr>
+            <w:vAlign w:val="center"/>
+            <w:tcMar>
+              <w:top w:w="80" w:type="dxa"/>
+              <w:bottom w:w="80" w:type="dxa"/>
+              <w:start w:w="120" w:type="dxa"/>
+              <w:end w:w="120" w:type="dxa"/>
+            </w:tcMar>
+            <w:tcW w:w="1738" w:type="dxa"/>
+          </w:tcPr>
+          <w:p>
+            <w:pPr>
+              <w:pStyle w:val="Compact"/>
+              <w:spacing w:before="0" w:after="40" w:line="240" w:lineRule="auto"/>
+              <w:jc w:val="left"/>
+            </w:pPr>
+            <w:r>
+              <w:rPr>
+                <w:rFonts w:ascii="Times New Roman" w:hAnsi="Times New Roman"/>
+                <w:sz w:val="17"/>
+              </w:rPr>
+              <w:t xml:space="preserve">Policy / normal minus no defense</w:t>
+            </w:r>
+          </w:p>
+        </w:tc>
+        <w:tc>
+          <w:tcPr>
+            <w:vAlign w:val="center"/>
+            <w:tcMar>
+              <w:top w:w="80" w:type="dxa"/>
+              <w:bottom w:w="80" w:type="dxa"/>
+              <w:start w:w="120" w:type="dxa"/>
+              <w:end w:w="120" w:type="dxa"/>
+            </w:tcMar>
+            <w:tcW w:w="1197" w:type="dxa"/>
+          </w:tcPr>
+          <w:p>
+            <w:pPr>
+              <w:pStyle w:val="Compact"/>
+              <w:spacing w:before="0" w:after="40" w:line="240" w:lineRule="auto"/>
+              <w:jc w:val="center"/>
+            </w:pPr>
+            <w:r>
+              <w:rPr>
+                <w:rFonts w:ascii="Times New Roman" w:hAnsi="Times New Roman"/>
+                <w:sz w:val="17"/>
+              </w:rPr>
+              <w:t xml:space="preserve">−25.00 pp</w:t>
+            </w:r>
+          </w:p>
+        </w:tc>
+        <w:tc>
+          <w:tcPr>
+            <w:vAlign w:val="center"/>
+            <w:tcMar>
+              <w:top w:w="80" w:type="dxa"/>
+              <w:bottom w:w="80" w:type="dxa"/>
+              <w:start w:w="120" w:type="dxa"/>
+              <w:end w:w="120" w:type="dxa"/>
+            </w:tcMar>
+            <w:tcW w:w="1942" w:type="dxa"/>
+          </w:tcPr>
+          <w:p>
+            <w:pPr>
+              <w:pStyle w:val="Compact"/>
+              <w:spacing w:before="0" w:after="40" w:line="240" w:lineRule="auto"/>
+              <w:jc w:val="left"/>
+            </w:pPr>
+            <w:r>
+              <w:rPr>
+                <w:rFonts w:ascii="Times New Roman" w:hAnsi="Times New Roman"/>
+                <w:sz w:val="17"/>
+              </w:rPr>
+              <w:t xml:space="preserve">Newcombe −36.95 to −14.30 pp; bootstrap −36.67 to −15.00 pp</w:t>
+            </w:r>
+          </w:p>
+        </w:tc>
+        <w:tc>
+          <w:tcPr>
+            <w:vAlign w:val="center"/>
+            <w:tcMar>
+              <w:top w:w="80" w:type="dxa"/>
+              <w:bottom w:w="80" w:type="dxa"/>
+              <w:start w:w="120" w:type="dxa"/>
+              <w:end w:w="120" w:type="dxa"/>
+            </w:tcMar>
+            <w:tcW w:w="1466" w:type="dxa"/>
+          </w:tcPr>
+          <w:p>
+            <w:pPr>
+              <w:pStyle w:val="Compact"/>
+              <w:spacing w:before="0" w:after="40" w:line="240" w:lineRule="auto"/>
+              <w:jc w:val="center"/>
+            </w:pPr>
+            <w:r>
+              <w:rPr>
+                <w:rFonts w:ascii="Times New Roman" w:hAnsi="Times New Roman"/>
+                <w:sz w:val="17"/>
+              </w:rPr>
+              <w:t xml:space="preserve">0.000061 / 0.000122</w:t>
+            </w:r>
+          </w:p>
+        </w:tc>
+        <w:tc>
+          <w:tcPr>
+            <w:vAlign w:val="center"/>
+            <w:tcMar>
+              <w:top w:w="80" w:type="dxa"/>
+              <w:bottom w:w="80" w:type="dxa"/>
+              <w:start w:w="120" w:type="dxa"/>
+              <w:end w:w="120" w:type="dxa"/>
+            </w:tcMar>
+            <w:tcW w:w="1847" w:type="dxa"/>
+          </w:tcPr>
+          <w:p>
+            <w:pPr>
+              <w:pStyle w:val="Compact"/>
+              <w:spacing w:before="0" w:after="40" w:line="240" w:lineRule="auto"/>
+              <w:jc w:val="left"/>
+            </w:pPr>
+            <w:r>
+              <w:rPr>
+                <w:rFonts w:ascii="Times New Roman" w:hAnsi="Times New Roman"/>
+                <w:sz w:val="17"/>
+              </w:rPr>
+              <w:t xml:space="preserve">Risk-enriched single-block contrast</w:t>
+            </w:r>
+          </w:p>
+        </w:tc>
+      </w:tr>
+      <w:tr>
+        <w:trPr>
+          <w:cantSplit/>
+        </w:trPr>
+        <w:tc>
+          <w:tcPr>
+            <w:vAlign w:val="center"/>
+            <w:tcMar>
+              <w:top w:w="80" w:type="dxa"/>
+              <w:bottom w:w="80" w:type="dxa"/>
+              <w:start w:w="120" w:type="dxa"/>
+              <w:end w:w="120" w:type="dxa"/>
+            </w:tcMar>
+            <w:tcW w:w="1170" w:type="dxa"/>
+          </w:tcPr>
+          <w:p>
+            <w:pPr>
+              <w:pStyle w:val="Compact"/>
+              <w:spacing w:before="0" w:after="40" w:line="240" w:lineRule="auto"/>
+              <w:jc w:val="left"/>
+            </w:pPr>
+            <w:r>
+              <w:rPr>
+                <w:rFonts w:ascii="Times New Roman" w:hAnsi="Times New Roman"/>
+                <w:sz w:val="17"/>
+              </w:rPr>
+              <w:t xml:space="preserve">DeepSeek</w:t>
+            </w:r>
+          </w:p>
+        </w:tc>
+        <w:tc>
+          <w:tcPr>
+            <w:vAlign w:val="center"/>
+            <w:tcMar>
+              <w:top w:w="80" w:type="dxa"/>
+              <w:bottom w:w="80" w:type="dxa"/>
+              <w:start w:w="120" w:type="dxa"/>
+              <w:end w:w="120" w:type="dxa"/>
+            </w:tcMar>
+            <w:tcW w:w="1738" w:type="dxa"/>
+          </w:tcPr>
+          <w:p>
+            <w:pPr>
+              <w:pStyle w:val="Compact"/>
+              <w:spacing w:before="0" w:after="40" w:line="240" w:lineRule="auto"/>
+              <w:jc w:val="left"/>
+            </w:pPr>
+            <w:r>
+              <w:rPr>
+                <w:rFonts w:ascii="Times New Roman" w:hAnsi="Times New Roman"/>
+                <w:sz w:val="17"/>
+              </w:rPr>
+              <w:t xml:space="preserve">Full / safe minus no defense</w:t>
+            </w:r>
+          </w:p>
+        </w:tc>
+        <w:tc>
+          <w:tcPr>
+            <w:vAlign w:val="center"/>
+            <w:tcMar>
+              <w:top w:w="80" w:type="dxa"/>
+              <w:bottom w:w="80" w:type="dxa"/>
+              <w:start w:w="120" w:type="dxa"/>
+              <w:end w:w="120" w:type="dxa"/>
+            </w:tcMar>
+            <w:tcW w:w="1197" w:type="dxa"/>
+          </w:tcPr>
+          <w:p>
+            <w:pPr>
+              <w:pStyle w:val="Compact"/>
+              <w:spacing w:before="0" w:after="40" w:line="240" w:lineRule="auto"/>
+              <w:jc w:val="center"/>
+            </w:pPr>
+            <w:r>
+              <w:rPr>
+                <w:rFonts w:ascii="Times New Roman" w:hAnsi="Times New Roman"/>
+                <w:sz w:val="17"/>
+              </w:rPr>
+              <w:t xml:space="preserve">−28.33 pp</w:t>
+            </w:r>
+          </w:p>
+        </w:tc>
+        <w:tc>
+          <w:tcPr>
+            <w:vAlign w:val="center"/>
+            <w:tcMar>
+              <w:top w:w="80" w:type="dxa"/>
+              <w:bottom w:w="80" w:type="dxa"/>
+              <w:start w:w="120" w:type="dxa"/>
+              <w:end w:w="120" w:type="dxa"/>
+            </w:tcMar>
+            <w:tcW w:w="1942" w:type="dxa"/>
+          </w:tcPr>
+          <w:p>
+            <w:pPr>
+              <w:pStyle w:val="Compact"/>
+              <w:spacing w:before="0" w:after="40" w:line="240" w:lineRule="auto"/>
+              <w:jc w:val="left"/>
+            </w:pPr>
+            <w:r>
+              <w:rPr>
+                <w:rFonts w:ascii="Times New Roman" w:hAnsi="Times New Roman"/>
+                <w:sz w:val="17"/>
+              </w:rPr>
+              <w:t xml:space="preserve">Newcombe −40.77 to −16.81 pp; bootstrap −40.00 to −16.67 pp</w:t>
+            </w:r>
+          </w:p>
+        </w:tc>
+        <w:tc>
+          <w:tcPr>
+            <w:vAlign w:val="center"/>
+            <w:tcMar>
+              <w:top w:w="80" w:type="dxa"/>
+              <w:bottom w:w="80" w:type="dxa"/>
+              <w:start w:w="120" w:type="dxa"/>
+              <w:end w:w="120" w:type="dxa"/>
+            </w:tcMar>
+            <w:tcW w:w="1466" w:type="dxa"/>
+          </w:tcPr>
+          <w:p>
+            <w:pPr>
+              <w:pStyle w:val="Compact"/>
+              <w:spacing w:before="0" w:after="40" w:line="240" w:lineRule="auto"/>
+              <w:jc w:val="center"/>
+            </w:pPr>
+            <w:r>
+              <w:rPr>
+                <w:rFonts w:ascii="Times New Roman" w:hAnsi="Times New Roman"/>
+                <w:sz w:val="17"/>
+              </w:rPr>
+              <w:t xml:space="preserve">0.000015 / 0.000061</w:t>
+            </w:r>
+          </w:p>
+        </w:tc>
+        <w:tc>
+          <w:tcPr>
+            <w:vAlign w:val="center"/>
+            <w:tcMar>
+              <w:top w:w="80" w:type="dxa"/>
+              <w:bottom w:w="80" w:type="dxa"/>
+              <w:start w:w="120" w:type="dxa"/>
+              <w:end w:w="120" w:type="dxa"/>
+            </w:tcMar>
+            <w:tcW w:w="1847" w:type="dxa"/>
+          </w:tcPr>
+          <w:p>
+            <w:pPr>
+              <w:pStyle w:val="Compact"/>
+              <w:spacing w:before="0" w:after="40" w:line="240" w:lineRule="auto"/>
+              <w:jc w:val="left"/>
+            </w:pPr>
+            <w:r>
+              <w:rPr>
+                <w:rFonts w:ascii="Times New Roman" w:hAnsi="Times New Roman"/>
+                <w:sz w:val="17"/>
+              </w:rPr>
+              <w:t xml:space="preserve">Risk-enriched single-block contrast</w:t>
+            </w:r>
+          </w:p>
+        </w:tc>
+      </w:tr>
+      <w:tr>
+        <w:trPr>
+          <w:cantSplit/>
+        </w:trPr>
+        <w:tc>
+          <w:tcPr>
+            <w:vAlign w:val="center"/>
+            <w:tcMar>
+              <w:top w:w="80" w:type="dxa"/>
+              <w:bottom w:w="80" w:type="dxa"/>
+              <w:start w:w="120" w:type="dxa"/>
+              <w:end w:w="120" w:type="dxa"/>
+            </w:tcMar>
+            <w:tcW w:w="1170" w:type="dxa"/>
+          </w:tcPr>
+          <w:p>
+            <w:pPr>
+              <w:pStyle w:val="Compact"/>
+              <w:spacing w:before="0" w:after="40" w:line="240" w:lineRule="auto"/>
+              <w:jc w:val="left"/>
+            </w:pPr>
+            <w:r>
+              <w:rPr>
+                <w:rFonts w:ascii="Times New Roman" w:hAnsi="Times New Roman"/>
+                <w:sz w:val="17"/>
+              </w:rPr>
+              <w:t xml:space="preserve">DeepSeek</w:t>
+            </w:r>
+          </w:p>
+        </w:tc>
+        <w:tc>
+          <w:tcPr>
+            <w:vAlign w:val="center"/>
+            <w:tcMar>
+              <w:top w:w="80" w:type="dxa"/>
+              <w:bottom w:w="80" w:type="dxa"/>
+              <w:start w:w="120" w:type="dxa"/>
+              <w:end w:w="120" w:type="dxa"/>
+            </w:tcMar>
+            <w:tcW w:w="1738" w:type="dxa"/>
+          </w:tcPr>
+          <w:p>
+            <w:pPr>
+              <w:pStyle w:val="Compact"/>
+              <w:spacing w:before="0" w:after="40" w:line="240" w:lineRule="auto"/>
+              <w:jc w:val="left"/>
+            </w:pPr>
+            <w:r>
+              <w:rPr>
+                <w:rFonts w:ascii="Times New Roman" w:hAnsi="Times New Roman"/>
+                <w:sz w:val="17"/>
+              </w:rPr>
+              <w:t xml:space="preserve">Full / safe minus VIGIL</w:t>
+            </w:r>
+          </w:p>
+        </w:tc>
+        <w:tc>
+          <w:tcPr>
+            <w:vAlign w:val="center"/>
+            <w:tcMar>
+              <w:top w:w="80" w:type="dxa"/>
+              <w:bottom w:w="80" w:type="dxa"/>
+              <w:start w:w="120" w:type="dxa"/>
+              <w:end w:w="120" w:type="dxa"/>
+            </w:tcMar>
+            <w:tcW w:w="1197" w:type="dxa"/>
+          </w:tcPr>
+          <w:p>
+            <w:pPr>
+              <w:pStyle w:val="Compact"/>
+              <w:spacing w:before="0" w:after="40" w:line="240" w:lineRule="auto"/>
+              <w:jc w:val="center"/>
+            </w:pPr>
+            <w:r>
+              <w:rPr>
+                <w:rFonts w:ascii="Times New Roman" w:hAnsi="Times New Roman"/>
+                <w:sz w:val="17"/>
+              </w:rPr>
+              <w:t xml:space="preserve">−26.67 pp</w:t>
+            </w:r>
+          </w:p>
+        </w:tc>
+        <w:tc>
+          <w:tcPr>
+            <w:vAlign w:val="center"/>
+            <w:tcMar>
+              <w:top w:w="80" w:type="dxa"/>
+              <w:bottom w:w="80" w:type="dxa"/>
+              <w:start w:w="120" w:type="dxa"/>
+              <w:end w:w="120" w:type="dxa"/>
+            </w:tcMar>
+            <w:tcW w:w="1942" w:type="dxa"/>
+          </w:tcPr>
+          <w:p>
+            <w:pPr>
+              <w:pStyle w:val="Compact"/>
+              <w:spacing w:before="0" w:after="40" w:line="240" w:lineRule="auto"/>
+              <w:jc w:val="left"/>
+            </w:pPr>
+            <w:r>
+              <w:rPr>
+                <w:rFonts w:ascii="Times New Roman" w:hAnsi="Times New Roman"/>
+                <w:sz w:val="17"/>
+              </w:rPr>
+              <w:t xml:space="preserve">Newcombe −39.01 to −15.39 pp; bootstrap −38.33 to −15.00 pp</w:t>
+            </w:r>
+          </w:p>
+        </w:tc>
+        <w:tc>
+          <w:tcPr>
+            <w:vAlign w:val="center"/>
+            <w:tcMar>
+              <w:top w:w="80" w:type="dxa"/>
+              <w:bottom w:w="80" w:type="dxa"/>
+              <w:start w:w="120" w:type="dxa"/>
+              <w:end w:w="120" w:type="dxa"/>
+            </w:tcMar>
+            <w:tcW w:w="1466" w:type="dxa"/>
+          </w:tcPr>
+          <w:p>
+            <w:pPr>
+              <w:pStyle w:val="Compact"/>
+              <w:spacing w:before="0" w:after="40" w:line="240" w:lineRule="auto"/>
+              <w:jc w:val="center"/>
+            </w:pPr>
+            <w:r>
+              <w:rPr>
+                <w:rFonts w:ascii="Times New Roman" w:hAnsi="Times New Roman"/>
+                <w:sz w:val="17"/>
+              </w:rPr>
+              <w:t xml:space="preserve">0.000031 / 0.000092</w:t>
+            </w:r>
+          </w:p>
+        </w:tc>
+        <w:tc>
+          <w:tcPr>
+            <w:vAlign w:val="center"/>
+            <w:tcMar>
+              <w:top w:w="80" w:type="dxa"/>
+              <w:bottom w:w="80" w:type="dxa"/>
+              <w:start w:w="120" w:type="dxa"/>
+              <w:end w:w="120" w:type="dxa"/>
+            </w:tcMar>
+            <w:tcW w:w="1847" w:type="dxa"/>
+          </w:tcPr>
+          <w:p>
+            <w:pPr>
+              <w:pStyle w:val="Compact"/>
+              <w:spacing w:before="0" w:after="40" w:line="240" w:lineRule="auto"/>
+              <w:jc w:val="left"/>
+            </w:pPr>
+            <w:r>
+              <w:rPr>
+                <w:rFonts w:ascii="Times New Roman" w:hAnsi="Times New Roman"/>
+                <w:sz w:val="17"/>
+              </w:rPr>
+              <w:t xml:space="preserve">Risk-enriched single-block contrast</w:t>
+            </w:r>
+          </w:p>
+        </w:tc>
+      </w:tr>
+      <w:tr>
+        <w:trPr>
+          <w:cantSplit/>
+        </w:trPr>
+        <w:tc>
+          <w:tcPr>
+            <w:vAlign w:val="center"/>
+            <w:tcMar>
+              <w:top w:w="80" w:type="dxa"/>
+              <w:bottom w:w="80" w:type="dxa"/>
+              <w:start w:w="120" w:type="dxa"/>
+              <w:end w:w="120" w:type="dxa"/>
+            </w:tcMar>
+            <w:tcW w:w="1170" w:type="dxa"/>
+          </w:tcPr>
+          <w:p>
+            <w:pPr>
+              <w:pStyle w:val="Compact"/>
+              <w:spacing w:before="0" w:after="40" w:line="240" w:lineRule="auto"/>
+              <w:jc w:val="left"/>
+            </w:pPr>
+            <w:r>
+              <w:rPr>
+                <w:rFonts w:ascii="Times New Roman" w:hAnsi="Times New Roman"/>
+                <w:sz w:val="17"/>
+              </w:rPr>
+              <w:t xml:space="preserve">Gemini</w:t>
+            </w:r>
+          </w:p>
+        </w:tc>
+        <w:tc>
+          <w:tcPr>
+            <w:vAlign w:val="center"/>
+            <w:tcMar>
+              <w:top w:w="80" w:type="dxa"/>
+              <w:bottom w:w="80" w:type="dxa"/>
+              <w:start w:w="120" w:type="dxa"/>
+              <w:end w:w="120" w:type="dxa"/>
+            </w:tcMar>
+            <w:tcW w:w="1738" w:type="dxa"/>
+          </w:tcPr>
+          <w:p>
+            <w:pPr>
+              <w:pStyle w:val="Compact"/>
+              <w:spacing w:before="0" w:after="40" w:line="240" w:lineRule="auto"/>
+              <w:jc w:val="left"/>
+            </w:pPr>
+            <w:r>
+              <w:rPr>
+                <w:rFonts w:ascii="Times New Roman" w:hAnsi="Times New Roman"/>
+                <w:sz w:val="17"/>
+              </w:rPr>
+              <w:t xml:space="preserve">Scientific terminal / planned</w:t>
+            </w:r>
+          </w:p>
+        </w:tc>
+        <w:tc>
+          <w:tcPr>
+            <w:vAlign w:val="center"/>
+            <w:tcMar>
+              <w:top w:w="80" w:type="dxa"/>
+              <w:bottom w:w="80" w:type="dxa"/>
+              <w:start w:w="120" w:type="dxa"/>
+              <w:end w:w="120" w:type="dxa"/>
+            </w:tcMar>
+            <w:tcW w:w="1197" w:type="dxa"/>
+          </w:tcPr>
+          <w:p>
+            <w:pPr>
+              <w:pStyle w:val="Compact"/>
+              <w:spacing w:before="0" w:after="40" w:line="240" w:lineRule="auto"/>
+              <w:jc w:val="center"/>
+            </w:pPr>
+            <w:r>
+              <w:rPr>
+                <w:rFonts w:ascii="Times New Roman" w:hAnsi="Times New Roman"/>
+                <w:sz w:val="17"/>
+              </w:rPr>
+              <w:t xml:space="preserve">6/180</w:t>
+            </w:r>
+          </w:p>
+        </w:tc>
+        <w:tc>
+          <w:tcPr>
+            <w:vAlign w:val="center"/>
+            <w:tcMar>
+              <w:top w:w="80" w:type="dxa"/>
+              <w:bottom w:w="80" w:type="dxa"/>
+              <w:start w:w="120" w:type="dxa"/>
+              <w:end w:w="120" w:type="dxa"/>
+            </w:tcMar>
+            <w:tcW w:w="1942" w:type="dxa"/>
+          </w:tcPr>
+          <w:p>
+            <w:pPr>
+              <w:pStyle w:val="Compact"/>
+              <w:spacing w:before="0" w:after="40" w:line="240" w:lineRule="auto"/>
+              <w:jc w:val="center"/>
+            </w:pPr>
+            <w:r>
+              <w:rPr>
+                <w:rFonts w:ascii="Times New Roman" w:hAnsi="Times New Roman"/>
+                <w:sz w:val="17"/>
+              </w:rPr>
+              <w:t xml:space="preserve">—</w:t>
+            </w:r>
+          </w:p>
+        </w:tc>
+        <w:tc>
+          <w:tcPr>
+            <w:vAlign w:val="center"/>
+            <w:tcMar>
+              <w:top w:w="80" w:type="dxa"/>
+              <w:bottom w:w="80" w:type="dxa"/>
+              <w:start w:w="120" w:type="dxa"/>
+              <w:end w:w="120" w:type="dxa"/>
+            </w:tcMar>
+            <w:tcW w:w="1466" w:type="dxa"/>
+          </w:tcPr>
+          <w:p>
+            <w:pPr>
+              <w:pStyle w:val="Compact"/>
+              <w:spacing w:before="0" w:after="40" w:line="240" w:lineRule="auto"/>
+              <w:jc w:val="center"/>
+            </w:pPr>
+            <w:r>
+              <w:rPr>
+                <w:rFonts w:ascii="Times New Roman" w:hAnsi="Times New Roman"/>
+                <w:sz w:val="17"/>
+              </w:rPr>
+              <w:t xml:space="preserve">—</w:t>
+            </w:r>
+          </w:p>
+        </w:tc>
+        <w:tc>
+          <w:tcPr>
+            <w:vAlign w:val="center"/>
+            <w:tcMar>
+              <w:top w:w="80" w:type="dxa"/>
+              <w:bottom w:w="80" w:type="dxa"/>
+              <w:start w:w="120" w:type="dxa"/>
+              <w:end w:w="120" w:type="dxa"/>
+            </w:tcMar>
+            <w:tcW w:w="1847" w:type="dxa"/>
+          </w:tcPr>
+          <w:p>
+            <w:pPr>
+              <w:pStyle w:val="Compact"/>
+              <w:spacing w:before="0" w:after="40" w:line="240" w:lineRule="auto"/>
+              <w:jc w:val="left"/>
+            </w:pPr>
+            <w:r>
+              <w:rPr>
+                <w:rFonts w:ascii="Times New Roman" w:hAnsi="Times New Roman"/>
+                <w:sz w:val="17"/>
+              </w:rPr>
+              <w:t xml:space="preserve">Five response-bearing; one response-less failure</w:t>
+            </w:r>
+          </w:p>
+        </w:tc>
+      </w:tr>
+      <w:tr>
+        <w:trPr>
+          <w:cantSplit/>
+        </w:trPr>
+        <w:tc>
+          <w:tcPr>
+            <w:vAlign w:val="center"/>
+            <w:tcMar>
+              <w:top w:w="80" w:type="dxa"/>
+              <w:bottom w:w="80" w:type="dxa"/>
+              <w:start w:w="120" w:type="dxa"/>
+              <w:end w:w="120" w:type="dxa"/>
+            </w:tcMar>
+            <w:tcW w:w="1170" w:type="dxa"/>
+          </w:tcPr>
+          <w:p>
+            <w:pPr>
+              <w:pStyle w:val="Compact"/>
+              <w:spacing w:before="0" w:after="40" w:line="240" w:lineRule="auto"/>
+              <w:jc w:val="left"/>
+            </w:pPr>
+            <w:r>
+              <w:rPr>
+                <w:rFonts w:ascii="Times New Roman" w:hAnsi="Times New Roman"/>
+                <w:sz w:val="17"/>
+              </w:rPr>
+              <w:t xml:space="preserve">Gemini</w:t>
+            </w:r>
+          </w:p>
+        </w:tc>
+        <w:tc>
+          <w:tcPr>
+            <w:vAlign w:val="center"/>
+            <w:tcMar>
+              <w:top w:w="80" w:type="dxa"/>
+              <w:bottom w:w="80" w:type="dxa"/>
+              <w:start w:w="120" w:type="dxa"/>
+              <w:end w:w="120" w:type="dxa"/>
+            </w:tcMar>
+            <w:tcW w:w="1738" w:type="dxa"/>
+          </w:tcPr>
+          <w:p>
+            <w:pPr>
+              <w:pStyle w:val="Compact"/>
+              <w:spacing w:before="0" w:after="40" w:line="240" w:lineRule="auto"/>
+              <w:jc w:val="left"/>
+            </w:pPr>
+            <w:r>
+              <w:rPr>
+                <w:rFonts w:ascii="Times New Roman" w:hAnsi="Times New Roman"/>
+                <w:sz w:val="17"/>
+              </w:rPr>
+              <w:t xml:space="preserve">Minimum response-complete paired coverage</w:t>
+            </w:r>
+          </w:p>
+        </w:tc>
+        <w:tc>
+          <w:tcPr>
+            <w:vAlign w:val="center"/>
+            <w:tcMar>
+              <w:top w:w="80" w:type="dxa"/>
+              <w:bottom w:w="80" w:type="dxa"/>
+              <w:start w:w="120" w:type="dxa"/>
+              <w:end w:w="120" w:type="dxa"/>
+            </w:tcMar>
+            <w:tcW w:w="1197" w:type="dxa"/>
+          </w:tcPr>
+          <w:p>
+            <w:pPr>
+              <w:pStyle w:val="Compact"/>
+              <w:spacing w:before="0" w:after="40" w:line="240" w:lineRule="auto"/>
+              <w:jc w:val="center"/>
+            </w:pPr>
+            <w:r>
+              <w:rPr>
+                <w:rFonts w:ascii="Times New Roman" w:hAnsi="Times New Roman"/>
+                <w:sz w:val="17"/>
+              </w:rPr>
+              <w:t xml:space="preserve">0/30</w:t>
+            </w:r>
+          </w:p>
+        </w:tc>
+        <w:tc>
+          <w:tcPr>
+            <w:vAlign w:val="center"/>
+            <w:tcMar>
+              <w:top w:w="80" w:type="dxa"/>
+              <w:bottom w:w="80" w:type="dxa"/>
+              <w:start w:w="120" w:type="dxa"/>
+              <w:end w:w="120" w:type="dxa"/>
+            </w:tcMar>
+            <w:tcW w:w="1942" w:type="dxa"/>
+          </w:tcPr>
+          <w:p>
+            <w:pPr>
+              <w:pStyle w:val="Compact"/>
+              <w:spacing w:before="0" w:after="40" w:line="240" w:lineRule="auto"/>
+              <w:jc w:val="center"/>
+            </w:pPr>
+            <w:r>
+              <w:rPr>
+                <w:rFonts w:ascii="Times New Roman" w:hAnsi="Times New Roman"/>
+                <w:sz w:val="17"/>
+              </w:rPr>
+              <w:t xml:space="preserve">—</w:t>
+            </w:r>
+          </w:p>
+        </w:tc>
+        <w:tc>
+          <w:tcPr>
+            <w:vAlign w:val="center"/>
+            <w:tcMar>
+              <w:top w:w="80" w:type="dxa"/>
+              <w:bottom w:w="80" w:type="dxa"/>
+              <w:start w:w="120" w:type="dxa"/>
+              <w:end w:w="120" w:type="dxa"/>
+            </w:tcMar>
+            <w:tcW w:w="1466" w:type="dxa"/>
+          </w:tcPr>
+          <w:p>
+            <w:pPr>
+              <w:pStyle w:val="Compact"/>
+              <w:spacing w:before="0" w:after="40" w:line="240" w:lineRule="auto"/>
+              <w:jc w:val="center"/>
+            </w:pPr>
+            <w:r>
+              <w:rPr>
+                <w:rFonts w:ascii="Times New Roman" w:hAnsi="Times New Roman"/>
+                <w:sz w:val="17"/>
+              </w:rPr>
+              <w:t xml:space="preserve">—</w:t>
+            </w:r>
+          </w:p>
+        </w:tc>
+        <w:tc>
+          <w:tcPr>
+            <w:vAlign w:val="center"/>
+            <w:tcMar>
+              <w:top w:w="80" w:type="dxa"/>
+              <w:bottom w:w="80" w:type="dxa"/>
+              <w:start w:w="120" w:type="dxa"/>
+              <w:end w:w="120" w:type="dxa"/>
+            </w:tcMar>
+            <w:tcW w:w="1847" w:type="dxa"/>
+          </w:tcPr>
+          <w:p>
+            <w:pPr>
+              <w:pStyle w:val="Compact"/>
+              <w:spacing w:before="0" w:after="40" w:line="240" w:lineRule="auto"/>
+              <w:jc w:val="center"/>
+            </w:pPr>
+            <w:r>
+              <w:rPr>
+                <w:rFonts w:ascii="Times New Roman" w:hAnsi="Times New Roman"/>
+                <w:sz w:val="17"/>
+              </w:rPr>
+              <w:t xml:space="preserve">Effects not estimable</w:t>
+            </w:r>
+          </w:p>
+        </w:tc>
+      </w:tr>
+    </w:tbl>
+    <w:bookmarkEnd w:id="31"/>
+    <w:bookmarkEnd w:id="32"/>
     <w:sectPr>
       <w:headerReference w:type="default" r:id="rId9"/>
       <w:footerReference w:type="default" r:id="rId10"/>
